--- a/Lab1_SWT301.docx
+++ b/Lab1_SWT301.docx
@@ -10,6 +10,7 @@
           <w:color w:val="auto"/>
           <w:sz w:val="24"/>
           <w:szCs w:val="24"/>
+          <w:lang w:val="vi-VN"/>
         </w:rPr>
       </w:pPr>
       <w:r>
@@ -19,6 +20,7 @@
           <w:color w:val="auto"/>
           <w:sz w:val="24"/>
           <w:szCs w:val="24"/>
+          <w:lang w:val="vi-VN"/>
         </w:rPr>
         <w:t>TRƯỜNG ĐẠI HỌC FPT ĐÀ NẴNG</w:t>
       </w:r>
@@ -41,6 +43,7 @@
           <w:color w:val="auto"/>
           <w:sz w:val="24"/>
           <w:szCs w:val="24"/>
+          <w:lang w:val="vi-VN"/>
         </w:rPr>
         <w:t>---***---</w:t>
       </w:r>
@@ -169,6 +172,7 @@
           <w:color w:val="auto"/>
           <w:sz w:val="40"/>
           <w:szCs w:val="40"/>
+          <w:lang w:val="vi-VN"/>
         </w:rPr>
         <w:t>Testing Fundamentals through Effective Prompts</w:t>
       </w:r>
@@ -183,6 +187,7 @@
           <w:color w:val="auto"/>
           <w:sz w:val="40"/>
           <w:szCs w:val="40"/>
+          <w:lang w:val="vi-VN"/>
         </w:rPr>
       </w:pPr>
       <w:r>
@@ -193,6 +198,7 @@
           <w:color w:val="auto"/>
           <w:sz w:val="40"/>
           <w:szCs w:val="40"/>
+          <w:lang w:val="vi-VN"/>
         </w:rPr>
         <w:t>By traltb@fe.edu.vn</w:t>
       </w:r>
@@ -266,9 +272,9 @@
                 <w:color w:val="auto"/>
                 <w:sz w:val="24"/>
                 <w:szCs w:val="24"/>
+                <w:lang w:val="vi-VN"/>
               </w:rPr>
             </w:pPr>
-            <w:proofErr w:type="spellStart"/>
             <w:r>
               <w:rPr>
                 <w:rFonts w:cs="Times New Roman"/>
@@ -276,63 +282,9 @@
                 <w:color w:val="auto"/>
                 <w:sz w:val="24"/>
                 <w:szCs w:val="24"/>
-              </w:rPr>
-              <w:t>Mã</w:t>
-            </w:r>
-            <w:proofErr w:type="spellEnd"/>
-            <w:r>
-              <w:rPr>
-                <w:rFonts w:cs="Times New Roman"/>
-                <w:b/>
-                <w:color w:val="auto"/>
-                <w:sz w:val="24"/>
-                <w:szCs w:val="24"/>
-              </w:rPr>
-              <w:t xml:space="preserve"> </w:t>
-            </w:r>
-            <w:proofErr w:type="spellStart"/>
-            <w:r>
-              <w:rPr>
-                <w:rFonts w:cs="Times New Roman"/>
-                <w:b/>
-                <w:color w:val="auto"/>
-                <w:sz w:val="24"/>
-                <w:szCs w:val="24"/>
-              </w:rPr>
-              <w:t>sinh</w:t>
-            </w:r>
-            <w:proofErr w:type="spellEnd"/>
-            <w:r>
-              <w:rPr>
-                <w:rFonts w:cs="Times New Roman"/>
-                <w:b/>
-                <w:color w:val="auto"/>
-                <w:sz w:val="24"/>
-                <w:szCs w:val="24"/>
-              </w:rPr>
-              <w:t xml:space="preserve"> </w:t>
-            </w:r>
-            <w:proofErr w:type="spellStart"/>
-            <w:r>
-              <w:rPr>
-                <w:rFonts w:cs="Times New Roman"/>
-                <w:b/>
-                <w:color w:val="auto"/>
-                <w:sz w:val="24"/>
-                <w:szCs w:val="24"/>
-              </w:rPr>
-              <w:t>viên</w:t>
-            </w:r>
-            <w:proofErr w:type="spellEnd"/>
-            <w:r>
-              <w:rPr>
-                <w:rFonts w:cs="Times New Roman"/>
-                <w:b/>
-                <w:color w:val="auto"/>
-                <w:sz w:val="24"/>
-                <w:szCs w:val="24"/>
-              </w:rPr>
-              <w:t>:</w:t>
+                <w:lang w:val="vi-VN"/>
+              </w:rPr>
+              <w:t>Mã sinh viên:</w:t>
             </w:r>
           </w:p>
         </w:tc>
@@ -382,6 +334,7 @@
                 <w:color w:val="auto"/>
                 <w:sz w:val="24"/>
                 <w:szCs w:val="24"/>
+                <w:lang w:val="vi-VN"/>
               </w:rPr>
             </w:pPr>
             <w:r>
@@ -391,6 +344,7 @@
                 <w:color w:val="auto"/>
                 <w:sz w:val="24"/>
                 <w:szCs w:val="24"/>
+                <w:lang w:val="vi-VN"/>
               </w:rPr>
               <w:t>Họ và tên:</w:t>
             </w:r>
@@ -442,6 +396,7 @@
                 <w:color w:val="auto"/>
                 <w:sz w:val="24"/>
                 <w:szCs w:val="24"/>
+                <w:lang w:val="vi-VN"/>
               </w:rPr>
             </w:pPr>
             <w:r>
@@ -451,6 +406,7 @@
                 <w:color w:val="auto"/>
                 <w:sz w:val="24"/>
                 <w:szCs w:val="24"/>
+                <w:lang w:val="vi-VN"/>
               </w:rPr>
               <w:t>Lớp:</w:t>
             </w:r>
@@ -480,8 +436,9 @@
                 <w:color w:val="auto"/>
                 <w:sz w:val="24"/>
                 <w:szCs w:val="24"/>
-              </w:rPr>
-              <w:t>SE20A01</w:t>
+                <w:lang w:val="vi-VN"/>
+              </w:rPr>
+              <w:t>SE20A09</w:t>
             </w:r>
           </w:p>
         </w:tc>
@@ -501,6 +458,7 @@
                 <w:color w:val="auto"/>
                 <w:sz w:val="24"/>
                 <w:szCs w:val="24"/>
+                <w:lang w:val="vi-VN"/>
               </w:rPr>
             </w:pPr>
             <w:r>
@@ -510,6 +468,7 @@
                 <w:color w:val="auto"/>
                 <w:sz w:val="24"/>
                 <w:szCs w:val="24"/>
+                <w:lang w:val="vi-VN"/>
               </w:rPr>
               <w:t>Ngày nộp:</w:t>
             </w:r>
@@ -528,6 +487,7 @@
                 <w:color w:val="auto"/>
                 <w:sz w:val="24"/>
                 <w:szCs w:val="24"/>
+                <w:lang w:val="vi-VN"/>
               </w:rPr>
             </w:pPr>
             <w:r>
@@ -538,6 +498,7 @@
                 <w:color w:val="auto"/>
                 <w:sz w:val="24"/>
                 <w:szCs w:val="24"/>
+                <w:lang w:val="vi-VN"/>
               </w:rPr>
               <w:t>22/05/2026</w:t>
             </w:r>
@@ -559,6 +520,7 @@
                 <w:color w:val="auto"/>
                 <w:sz w:val="24"/>
                 <w:szCs w:val="24"/>
+                <w:lang w:val="vi-VN"/>
               </w:rPr>
             </w:pPr>
             <w:r>
@@ -568,6 +530,7 @@
                 <w:color w:val="auto"/>
                 <w:sz w:val="24"/>
                 <w:szCs w:val="24"/>
+                <w:lang w:val="vi-VN"/>
               </w:rPr>
               <w:t>Công cụ AI dùng:</w:t>
             </w:r>
@@ -589,7 +552,6 @@
                 <w:lang w:val="vi-VN"/>
               </w:rPr>
             </w:pPr>
-            <w:proofErr w:type="spellStart"/>
             <w:r>
               <w:rPr>
                 <w:rFonts w:cs="Times New Roman"/>
@@ -598,10 +560,10 @@
                 <w:color w:val="auto"/>
                 <w:sz w:val="24"/>
                 <w:szCs w:val="24"/>
+                <w:lang w:val="vi-VN"/>
               </w:rPr>
               <w:t>GeminiAI</w:t>
             </w:r>
-            <w:proofErr w:type="spellEnd"/>
           </w:p>
         </w:tc>
       </w:tr>
@@ -620,6 +582,7 @@
                 <w:color w:val="auto"/>
                 <w:sz w:val="24"/>
                 <w:szCs w:val="24"/>
+                <w:lang w:val="vi-VN"/>
               </w:rPr>
             </w:pPr>
             <w:r>
@@ -629,6 +592,7 @@
                 <w:color w:val="auto"/>
                 <w:sz w:val="24"/>
                 <w:szCs w:val="24"/>
+                <w:lang w:val="vi-VN"/>
               </w:rPr>
               <w:t>Link Github:</w:t>
             </w:r>
@@ -684,6 +648,7 @@
           <w:color w:val="auto"/>
           <w:sz w:val="24"/>
           <w:szCs w:val="24"/>
+          <w:lang w:val="vi-VN"/>
         </w:rPr>
       </w:pPr>
       <w:r>
@@ -693,6 +658,7 @@
           <w:color w:val="auto"/>
           <w:sz w:val="24"/>
           <w:szCs w:val="24"/>
+          <w:lang w:val="vi-VN"/>
         </w:rPr>
         <w:t>ĐÀ NẴNG, 2026</w:t>
       </w:r>
@@ -702,6 +668,7 @@
         <w:rPr>
           <w:sz w:val="26"/>
           <w:szCs w:val="26"/>
+          <w:lang w:val="vi-VN"/>
         </w:rPr>
         <w:id w:val="1183935908"/>
         <w:docPartObj>
@@ -735,6 +702,7 @@
               <w:color w:val="auto"/>
               <w:sz w:val="26"/>
               <w:szCs w:val="26"/>
+              <w:lang w:val="vi-VN"/>
             </w:rPr>
             <w:br w:type="page"/>
           </w:r>
@@ -745,6 +713,7 @@
               <w:color w:val="auto"/>
               <w:sz w:val="26"/>
               <w:szCs w:val="26"/>
+              <w:lang w:val="vi-VN"/>
             </w:rPr>
             <w:lastRenderedPageBreak/>
             <w:t>MỤC LỤC TỰ ĐỘNG TIÊU ĐỀ</w:t>
@@ -763,25 +732,28 @@
               <w:kern w:val="2"/>
               <w:sz w:val="24"/>
               <w:szCs w:val="24"/>
-              <w:lang w:eastAsia="ja-JP"/>
+              <w:lang w:val="vi-VN" w:eastAsia="ja-JP"/>
               <w14:ligatures w14:val="standardContextual"/>
             </w:rPr>
           </w:pPr>
           <w:r>
             <w:rPr>
               <w:color w:val="auto"/>
+              <w:lang w:val="vi-VN"/>
             </w:rPr>
             <w:fldChar w:fldCharType="begin"/>
           </w:r>
           <w:r>
             <w:rPr>
               <w:color w:val="auto"/>
+              <w:lang w:val="vi-VN"/>
             </w:rPr>
             <w:instrText xml:space="preserve"> TOC \o "1-3" \h \z \u </w:instrText>
           </w:r>
           <w:r>
             <w:rPr>
               <w:color w:val="auto"/>
+              <w:lang w:val="vi-VN"/>
             </w:rPr>
             <w:fldChar w:fldCharType="separate"/>
           </w:r>
@@ -792,6 +764,7 @@
                 <w:rFonts w:cs="Times New Roman"/>
                 <w:noProof/>
                 <w:color w:val="auto"/>
+                <w:lang w:val="vi-VN"/>
               </w:rPr>
               <w:t>1. Nhiệm vụ 1: Why is testing necessary?</w:t>
             </w:r>
@@ -800,6 +773,7 @@
                 <w:noProof/>
                 <w:webHidden/>
                 <w:color w:val="auto"/>
+                <w:lang w:val="vi-VN"/>
               </w:rPr>
               <w:tab/>
             </w:r>
@@ -808,6 +782,7 @@
                 <w:noProof/>
                 <w:webHidden/>
                 <w:color w:val="auto"/>
+                <w:lang w:val="vi-VN"/>
               </w:rPr>
               <w:fldChar w:fldCharType="begin"/>
             </w:r>
@@ -816,6 +791,7 @@
                 <w:noProof/>
                 <w:webHidden/>
                 <w:color w:val="auto"/>
+                <w:lang w:val="vi-VN"/>
               </w:rPr>
               <w:instrText xml:space="preserve"> PAGEREF _Toc230348488 \h </w:instrText>
             </w:r>
@@ -824,13 +800,15 @@
                 <w:noProof/>
                 <w:webHidden/>
                 <w:color w:val="auto"/>
-              </w:rPr>
-            </w:r>
-            <w:r>
-              <w:rPr>
-                <w:noProof/>
-                <w:webHidden/>
-                <w:color w:val="auto"/>
+                <w:lang w:val="vi-VN"/>
+              </w:rPr>
+            </w:r>
+            <w:r>
+              <w:rPr>
+                <w:noProof/>
+                <w:webHidden/>
+                <w:color w:val="auto"/>
+                <w:lang w:val="vi-VN"/>
               </w:rPr>
               <w:fldChar w:fldCharType="separate"/>
             </w:r>
@@ -839,6 +817,7 @@
                 <w:noProof/>
                 <w:webHidden/>
                 <w:color w:val="auto"/>
+                <w:lang w:val="vi-VN"/>
               </w:rPr>
               <w:t>4</w:t>
             </w:r>
@@ -847,6 +826,7 @@
                 <w:noProof/>
                 <w:webHidden/>
                 <w:color w:val="auto"/>
+                <w:lang w:val="vi-VN"/>
               </w:rPr>
               <w:fldChar w:fldCharType="end"/>
             </w:r>
@@ -865,7 +845,7 @@
               <w:kern w:val="2"/>
               <w:sz w:val="24"/>
               <w:szCs w:val="24"/>
-              <w:lang w:eastAsia="ja-JP"/>
+              <w:lang w:val="vi-VN" w:eastAsia="ja-JP"/>
               <w14:ligatures w14:val="standardContextual"/>
             </w:rPr>
           </w:pPr>
@@ -876,6 +856,7 @@
                 <w:rFonts w:cs="Times New Roman"/>
                 <w:noProof/>
                 <w:color w:val="auto"/>
+                <w:lang w:val="vi-VN"/>
               </w:rPr>
               <w:t>1.1. Prompt</w:t>
             </w:r>
@@ -884,6 +865,7 @@
                 <w:noProof/>
                 <w:webHidden/>
                 <w:color w:val="auto"/>
+                <w:lang w:val="vi-VN"/>
               </w:rPr>
               <w:tab/>
             </w:r>
@@ -892,6 +874,7 @@
                 <w:noProof/>
                 <w:webHidden/>
                 <w:color w:val="auto"/>
+                <w:lang w:val="vi-VN"/>
               </w:rPr>
               <w:fldChar w:fldCharType="begin"/>
             </w:r>
@@ -900,6 +883,7 @@
                 <w:noProof/>
                 <w:webHidden/>
                 <w:color w:val="auto"/>
+                <w:lang w:val="vi-VN"/>
               </w:rPr>
               <w:instrText xml:space="preserve"> PAGEREF _Toc230348489 \h </w:instrText>
             </w:r>
@@ -908,13 +892,15 @@
                 <w:noProof/>
                 <w:webHidden/>
                 <w:color w:val="auto"/>
-              </w:rPr>
-            </w:r>
-            <w:r>
-              <w:rPr>
-                <w:noProof/>
-                <w:webHidden/>
-                <w:color w:val="auto"/>
+                <w:lang w:val="vi-VN"/>
+              </w:rPr>
+            </w:r>
+            <w:r>
+              <w:rPr>
+                <w:noProof/>
+                <w:webHidden/>
+                <w:color w:val="auto"/>
+                <w:lang w:val="vi-VN"/>
               </w:rPr>
               <w:fldChar w:fldCharType="separate"/>
             </w:r>
@@ -923,6 +909,7 @@
                 <w:noProof/>
                 <w:webHidden/>
                 <w:color w:val="auto"/>
+                <w:lang w:val="vi-VN"/>
               </w:rPr>
               <w:t>4</w:t>
             </w:r>
@@ -931,6 +918,7 @@
                 <w:noProof/>
                 <w:webHidden/>
                 <w:color w:val="auto"/>
+                <w:lang w:val="vi-VN"/>
               </w:rPr>
               <w:fldChar w:fldCharType="end"/>
             </w:r>
@@ -949,7 +937,7 @@
               <w:kern w:val="2"/>
               <w:sz w:val="24"/>
               <w:szCs w:val="24"/>
-              <w:lang w:eastAsia="ja-JP"/>
+              <w:lang w:val="vi-VN" w:eastAsia="ja-JP"/>
               <w14:ligatures w14:val="standardContextual"/>
             </w:rPr>
           </w:pPr>
@@ -960,6 +948,7 @@
                 <w:rFonts w:cs="Times New Roman"/>
                 <w:noProof/>
                 <w:color w:val="auto"/>
+                <w:lang w:val="vi-VN"/>
               </w:rPr>
               <w:t>1.2. Câu trả lời AI</w:t>
             </w:r>
@@ -968,6 +957,7 @@
                 <w:noProof/>
                 <w:webHidden/>
                 <w:color w:val="auto"/>
+                <w:lang w:val="vi-VN"/>
               </w:rPr>
               <w:tab/>
             </w:r>
@@ -976,6 +966,7 @@
                 <w:noProof/>
                 <w:webHidden/>
                 <w:color w:val="auto"/>
+                <w:lang w:val="vi-VN"/>
               </w:rPr>
               <w:fldChar w:fldCharType="begin"/>
             </w:r>
@@ -984,6 +975,7 @@
                 <w:noProof/>
                 <w:webHidden/>
                 <w:color w:val="auto"/>
+                <w:lang w:val="vi-VN"/>
               </w:rPr>
               <w:instrText xml:space="preserve"> PAGEREF _Toc230348490 \h </w:instrText>
             </w:r>
@@ -992,13 +984,15 @@
                 <w:noProof/>
                 <w:webHidden/>
                 <w:color w:val="auto"/>
-              </w:rPr>
-            </w:r>
-            <w:r>
-              <w:rPr>
-                <w:noProof/>
-                <w:webHidden/>
-                <w:color w:val="auto"/>
+                <w:lang w:val="vi-VN"/>
+              </w:rPr>
+            </w:r>
+            <w:r>
+              <w:rPr>
+                <w:noProof/>
+                <w:webHidden/>
+                <w:color w:val="auto"/>
+                <w:lang w:val="vi-VN"/>
               </w:rPr>
               <w:fldChar w:fldCharType="separate"/>
             </w:r>
@@ -1007,6 +1001,7 @@
                 <w:noProof/>
                 <w:webHidden/>
                 <w:color w:val="auto"/>
+                <w:lang w:val="vi-VN"/>
               </w:rPr>
               <w:t>4</w:t>
             </w:r>
@@ -1015,6 +1010,7 @@
                 <w:noProof/>
                 <w:webHidden/>
                 <w:color w:val="auto"/>
+                <w:lang w:val="vi-VN"/>
               </w:rPr>
               <w:fldChar w:fldCharType="end"/>
             </w:r>
@@ -1033,7 +1029,7 @@
               <w:kern w:val="2"/>
               <w:sz w:val="24"/>
               <w:szCs w:val="24"/>
-              <w:lang w:eastAsia="ja-JP"/>
+              <w:lang w:val="vi-VN" w:eastAsia="ja-JP"/>
               <w14:ligatures w14:val="standardContextual"/>
             </w:rPr>
           </w:pPr>
@@ -1044,6 +1040,7 @@
                 <w:rFonts w:cs="Times New Roman"/>
                 <w:noProof/>
                 <w:color w:val="auto"/>
+                <w:lang w:val="vi-VN"/>
               </w:rPr>
               <w:t>2. Nhiệm vụ 2: What is testing?</w:t>
             </w:r>
@@ -1052,6 +1049,7 @@
                 <w:noProof/>
                 <w:webHidden/>
                 <w:color w:val="auto"/>
+                <w:lang w:val="vi-VN"/>
               </w:rPr>
               <w:tab/>
             </w:r>
@@ -1060,6 +1058,7 @@
                 <w:noProof/>
                 <w:webHidden/>
                 <w:color w:val="auto"/>
+                <w:lang w:val="vi-VN"/>
               </w:rPr>
               <w:fldChar w:fldCharType="begin"/>
             </w:r>
@@ -1068,6 +1067,7 @@
                 <w:noProof/>
                 <w:webHidden/>
                 <w:color w:val="auto"/>
+                <w:lang w:val="vi-VN"/>
               </w:rPr>
               <w:instrText xml:space="preserve"> PAGEREF _Toc230348491 \h </w:instrText>
             </w:r>
@@ -1076,13 +1076,15 @@
                 <w:noProof/>
                 <w:webHidden/>
                 <w:color w:val="auto"/>
-              </w:rPr>
-            </w:r>
-            <w:r>
-              <w:rPr>
-                <w:noProof/>
-                <w:webHidden/>
-                <w:color w:val="auto"/>
+                <w:lang w:val="vi-VN"/>
+              </w:rPr>
+            </w:r>
+            <w:r>
+              <w:rPr>
+                <w:noProof/>
+                <w:webHidden/>
+                <w:color w:val="auto"/>
+                <w:lang w:val="vi-VN"/>
               </w:rPr>
               <w:fldChar w:fldCharType="separate"/>
             </w:r>
@@ -1091,6 +1093,7 @@
                 <w:noProof/>
                 <w:webHidden/>
                 <w:color w:val="auto"/>
+                <w:lang w:val="vi-VN"/>
               </w:rPr>
               <w:t>6</w:t>
             </w:r>
@@ -1099,6 +1102,7 @@
                 <w:noProof/>
                 <w:webHidden/>
                 <w:color w:val="auto"/>
+                <w:lang w:val="vi-VN"/>
               </w:rPr>
               <w:fldChar w:fldCharType="end"/>
             </w:r>
@@ -1117,7 +1121,7 @@
               <w:kern w:val="2"/>
               <w:sz w:val="24"/>
               <w:szCs w:val="24"/>
-              <w:lang w:eastAsia="ja-JP"/>
+              <w:lang w:val="vi-VN" w:eastAsia="ja-JP"/>
               <w14:ligatures w14:val="standardContextual"/>
             </w:rPr>
           </w:pPr>
@@ -1128,6 +1132,7 @@
                 <w:rFonts w:cs="Times New Roman"/>
                 <w:noProof/>
                 <w:color w:val="auto"/>
+                <w:lang w:val="vi-VN"/>
               </w:rPr>
               <w:t>2.1. Prompt</w:t>
             </w:r>
@@ -1136,6 +1141,7 @@
                 <w:noProof/>
                 <w:webHidden/>
                 <w:color w:val="auto"/>
+                <w:lang w:val="vi-VN"/>
               </w:rPr>
               <w:tab/>
             </w:r>
@@ -1144,6 +1150,7 @@
                 <w:noProof/>
                 <w:webHidden/>
                 <w:color w:val="auto"/>
+                <w:lang w:val="vi-VN"/>
               </w:rPr>
               <w:fldChar w:fldCharType="begin"/>
             </w:r>
@@ -1152,6 +1159,7 @@
                 <w:noProof/>
                 <w:webHidden/>
                 <w:color w:val="auto"/>
+                <w:lang w:val="vi-VN"/>
               </w:rPr>
               <w:instrText xml:space="preserve"> PAGEREF _Toc230348492 \h </w:instrText>
             </w:r>
@@ -1160,13 +1168,15 @@
                 <w:noProof/>
                 <w:webHidden/>
                 <w:color w:val="auto"/>
-              </w:rPr>
-            </w:r>
-            <w:r>
-              <w:rPr>
-                <w:noProof/>
-                <w:webHidden/>
-                <w:color w:val="auto"/>
+                <w:lang w:val="vi-VN"/>
+              </w:rPr>
+            </w:r>
+            <w:r>
+              <w:rPr>
+                <w:noProof/>
+                <w:webHidden/>
+                <w:color w:val="auto"/>
+                <w:lang w:val="vi-VN"/>
               </w:rPr>
               <w:fldChar w:fldCharType="separate"/>
             </w:r>
@@ -1175,6 +1185,7 @@
                 <w:noProof/>
                 <w:webHidden/>
                 <w:color w:val="auto"/>
+                <w:lang w:val="vi-VN"/>
               </w:rPr>
               <w:t>6</w:t>
             </w:r>
@@ -1183,6 +1194,7 @@
                 <w:noProof/>
                 <w:webHidden/>
                 <w:color w:val="auto"/>
+                <w:lang w:val="vi-VN"/>
               </w:rPr>
               <w:fldChar w:fldCharType="end"/>
             </w:r>
@@ -1201,7 +1213,7 @@
               <w:kern w:val="2"/>
               <w:sz w:val="24"/>
               <w:szCs w:val="24"/>
-              <w:lang w:eastAsia="ja-JP"/>
+              <w:lang w:val="vi-VN" w:eastAsia="ja-JP"/>
               <w14:ligatures w14:val="standardContextual"/>
             </w:rPr>
           </w:pPr>
@@ -1212,6 +1224,7 @@
                 <w:rFonts w:cs="Times New Roman"/>
                 <w:noProof/>
                 <w:color w:val="auto"/>
+                <w:lang w:val="vi-VN"/>
               </w:rPr>
               <w:t>2.2. Câu trả lời AI</w:t>
             </w:r>
@@ -1220,6 +1233,7 @@
                 <w:noProof/>
                 <w:webHidden/>
                 <w:color w:val="auto"/>
+                <w:lang w:val="vi-VN"/>
               </w:rPr>
               <w:tab/>
             </w:r>
@@ -1228,6 +1242,7 @@
                 <w:noProof/>
                 <w:webHidden/>
                 <w:color w:val="auto"/>
+                <w:lang w:val="vi-VN"/>
               </w:rPr>
               <w:fldChar w:fldCharType="begin"/>
             </w:r>
@@ -1236,6 +1251,7 @@
                 <w:noProof/>
                 <w:webHidden/>
                 <w:color w:val="auto"/>
+                <w:lang w:val="vi-VN"/>
               </w:rPr>
               <w:instrText xml:space="preserve"> PAGEREF _Toc230348493 \h </w:instrText>
             </w:r>
@@ -1244,13 +1260,15 @@
                 <w:noProof/>
                 <w:webHidden/>
                 <w:color w:val="auto"/>
-              </w:rPr>
-            </w:r>
-            <w:r>
-              <w:rPr>
-                <w:noProof/>
-                <w:webHidden/>
-                <w:color w:val="auto"/>
+                <w:lang w:val="vi-VN"/>
+              </w:rPr>
+            </w:r>
+            <w:r>
+              <w:rPr>
+                <w:noProof/>
+                <w:webHidden/>
+                <w:color w:val="auto"/>
+                <w:lang w:val="vi-VN"/>
               </w:rPr>
               <w:fldChar w:fldCharType="separate"/>
             </w:r>
@@ -1259,6 +1277,7 @@
                 <w:noProof/>
                 <w:webHidden/>
                 <w:color w:val="auto"/>
+                <w:lang w:val="vi-VN"/>
               </w:rPr>
               <w:t>6</w:t>
             </w:r>
@@ -1267,6 +1286,7 @@
                 <w:noProof/>
                 <w:webHidden/>
                 <w:color w:val="auto"/>
+                <w:lang w:val="vi-VN"/>
               </w:rPr>
               <w:fldChar w:fldCharType="end"/>
             </w:r>
@@ -1285,7 +1305,7 @@
               <w:kern w:val="2"/>
               <w:sz w:val="24"/>
               <w:szCs w:val="24"/>
-              <w:lang w:eastAsia="ja-JP"/>
+              <w:lang w:val="vi-VN" w:eastAsia="ja-JP"/>
               <w14:ligatures w14:val="standardContextual"/>
             </w:rPr>
           </w:pPr>
@@ -1296,6 +1316,7 @@
                 <w:rFonts w:cs="Times New Roman"/>
                 <w:noProof/>
                 <w:color w:val="auto"/>
+                <w:lang w:val="vi-VN"/>
               </w:rPr>
               <w:t>2.2.1. Định nghĩa về testing</w:t>
             </w:r>
@@ -1304,6 +1325,7 @@
                 <w:noProof/>
                 <w:webHidden/>
                 <w:color w:val="auto"/>
+                <w:lang w:val="vi-VN"/>
               </w:rPr>
               <w:tab/>
             </w:r>
@@ -1312,6 +1334,7 @@
                 <w:noProof/>
                 <w:webHidden/>
                 <w:color w:val="auto"/>
+                <w:lang w:val="vi-VN"/>
               </w:rPr>
               <w:fldChar w:fldCharType="begin"/>
             </w:r>
@@ -1320,6 +1343,7 @@
                 <w:noProof/>
                 <w:webHidden/>
                 <w:color w:val="auto"/>
+                <w:lang w:val="vi-VN"/>
               </w:rPr>
               <w:instrText xml:space="preserve"> PAGEREF _Toc230348494 \h </w:instrText>
             </w:r>
@@ -1328,13 +1352,15 @@
                 <w:noProof/>
                 <w:webHidden/>
                 <w:color w:val="auto"/>
-              </w:rPr>
-            </w:r>
-            <w:r>
-              <w:rPr>
-                <w:noProof/>
-                <w:webHidden/>
-                <w:color w:val="auto"/>
+                <w:lang w:val="vi-VN"/>
+              </w:rPr>
+            </w:r>
+            <w:r>
+              <w:rPr>
+                <w:noProof/>
+                <w:webHidden/>
+                <w:color w:val="auto"/>
+                <w:lang w:val="vi-VN"/>
               </w:rPr>
               <w:fldChar w:fldCharType="separate"/>
             </w:r>
@@ -1343,6 +1369,7 @@
                 <w:noProof/>
                 <w:webHidden/>
                 <w:color w:val="auto"/>
+                <w:lang w:val="vi-VN"/>
               </w:rPr>
               <w:t>6</w:t>
             </w:r>
@@ -1351,6 +1378,7 @@
                 <w:noProof/>
                 <w:webHidden/>
                 <w:color w:val="auto"/>
+                <w:lang w:val="vi-VN"/>
               </w:rPr>
               <w:fldChar w:fldCharType="end"/>
             </w:r>
@@ -1369,7 +1397,7 @@
               <w:kern w:val="2"/>
               <w:sz w:val="24"/>
               <w:szCs w:val="24"/>
-              <w:lang w:eastAsia="ja-JP"/>
+              <w:lang w:val="vi-VN" w:eastAsia="ja-JP"/>
               <w14:ligatures w14:val="standardContextual"/>
             </w:rPr>
           </w:pPr>
@@ -1380,6 +1408,7 @@
                 <w:rFonts w:cs="Times New Roman"/>
                 <w:noProof/>
                 <w:color w:val="auto"/>
+                <w:lang w:val="vi-VN"/>
               </w:rPr>
               <w:t>2.2.2. Phân biệt testing và debugging</w:t>
             </w:r>
@@ -1388,6 +1417,7 @@
                 <w:noProof/>
                 <w:webHidden/>
                 <w:color w:val="auto"/>
+                <w:lang w:val="vi-VN"/>
               </w:rPr>
               <w:tab/>
             </w:r>
@@ -1396,6 +1426,7 @@
                 <w:noProof/>
                 <w:webHidden/>
                 <w:color w:val="auto"/>
+                <w:lang w:val="vi-VN"/>
               </w:rPr>
               <w:fldChar w:fldCharType="begin"/>
             </w:r>
@@ -1404,6 +1435,7 @@
                 <w:noProof/>
                 <w:webHidden/>
                 <w:color w:val="auto"/>
+                <w:lang w:val="vi-VN"/>
               </w:rPr>
               <w:instrText xml:space="preserve"> PAGEREF _Toc230348495 \h </w:instrText>
             </w:r>
@@ -1412,13 +1444,15 @@
                 <w:noProof/>
                 <w:webHidden/>
                 <w:color w:val="auto"/>
-              </w:rPr>
-            </w:r>
-            <w:r>
-              <w:rPr>
-                <w:noProof/>
-                <w:webHidden/>
-                <w:color w:val="auto"/>
+                <w:lang w:val="vi-VN"/>
+              </w:rPr>
+            </w:r>
+            <w:r>
+              <w:rPr>
+                <w:noProof/>
+                <w:webHidden/>
+                <w:color w:val="auto"/>
+                <w:lang w:val="vi-VN"/>
               </w:rPr>
               <w:fldChar w:fldCharType="separate"/>
             </w:r>
@@ -1427,6 +1461,7 @@
                 <w:noProof/>
                 <w:webHidden/>
                 <w:color w:val="auto"/>
+                <w:lang w:val="vi-VN"/>
               </w:rPr>
               <w:t>6</w:t>
             </w:r>
@@ -1435,6 +1470,7 @@
                 <w:noProof/>
                 <w:webHidden/>
                 <w:color w:val="auto"/>
+                <w:lang w:val="vi-VN"/>
               </w:rPr>
               <w:fldChar w:fldCharType="end"/>
             </w:r>
@@ -1453,7 +1489,7 @@
               <w:kern w:val="2"/>
               <w:sz w:val="24"/>
               <w:szCs w:val="24"/>
-              <w:lang w:eastAsia="ja-JP"/>
+              <w:lang w:val="vi-VN" w:eastAsia="ja-JP"/>
               <w14:ligatures w14:val="standardContextual"/>
             </w:rPr>
           </w:pPr>
@@ -1464,6 +1500,7 @@
                 <w:rFonts w:cs="Times New Roman"/>
                 <w:noProof/>
                 <w:color w:val="auto"/>
+                <w:lang w:val="vi-VN"/>
               </w:rPr>
               <w:t>2.2.3. Phân biệt Verification và Validation</w:t>
             </w:r>
@@ -1472,6 +1509,7 @@
                 <w:noProof/>
                 <w:webHidden/>
                 <w:color w:val="auto"/>
+                <w:lang w:val="vi-VN"/>
               </w:rPr>
               <w:tab/>
             </w:r>
@@ -1480,6 +1518,7 @@
                 <w:noProof/>
                 <w:webHidden/>
                 <w:color w:val="auto"/>
+                <w:lang w:val="vi-VN"/>
               </w:rPr>
               <w:fldChar w:fldCharType="begin"/>
             </w:r>
@@ -1488,6 +1527,7 @@
                 <w:noProof/>
                 <w:webHidden/>
                 <w:color w:val="auto"/>
+                <w:lang w:val="vi-VN"/>
               </w:rPr>
               <w:instrText xml:space="preserve"> PAGEREF _Toc230348496 \h </w:instrText>
             </w:r>
@@ -1496,13 +1536,15 @@
                 <w:noProof/>
                 <w:webHidden/>
                 <w:color w:val="auto"/>
-              </w:rPr>
-            </w:r>
-            <w:r>
-              <w:rPr>
-                <w:noProof/>
-                <w:webHidden/>
-                <w:color w:val="auto"/>
+                <w:lang w:val="vi-VN"/>
+              </w:rPr>
+            </w:r>
+            <w:r>
+              <w:rPr>
+                <w:noProof/>
+                <w:webHidden/>
+                <w:color w:val="auto"/>
+                <w:lang w:val="vi-VN"/>
               </w:rPr>
               <w:fldChar w:fldCharType="separate"/>
             </w:r>
@@ -1511,6 +1553,7 @@
                 <w:noProof/>
                 <w:webHidden/>
                 <w:color w:val="auto"/>
+                <w:lang w:val="vi-VN"/>
               </w:rPr>
               <w:t>7</w:t>
             </w:r>
@@ -1519,6 +1562,7 @@
                 <w:noProof/>
                 <w:webHidden/>
                 <w:color w:val="auto"/>
+                <w:lang w:val="vi-VN"/>
               </w:rPr>
               <w:fldChar w:fldCharType="end"/>
             </w:r>
@@ -1537,7 +1581,7 @@
               <w:kern w:val="2"/>
               <w:sz w:val="24"/>
               <w:szCs w:val="24"/>
-              <w:lang w:eastAsia="ja-JP"/>
+              <w:lang w:val="vi-VN" w:eastAsia="ja-JP"/>
               <w14:ligatures w14:val="standardContextual"/>
             </w:rPr>
           </w:pPr>
@@ -1548,6 +1592,7 @@
                 <w:rFonts w:cs="Times New Roman"/>
                 <w:noProof/>
                 <w:color w:val="auto"/>
+                <w:lang w:val="vi-VN"/>
               </w:rPr>
               <w:t>3. Nhiệm vụ 3: 7 principles of software testing</w:t>
             </w:r>
@@ -1556,6 +1601,7 @@
                 <w:noProof/>
                 <w:webHidden/>
                 <w:color w:val="auto"/>
+                <w:lang w:val="vi-VN"/>
               </w:rPr>
               <w:tab/>
             </w:r>
@@ -1564,6 +1610,7 @@
                 <w:noProof/>
                 <w:webHidden/>
                 <w:color w:val="auto"/>
+                <w:lang w:val="vi-VN"/>
               </w:rPr>
               <w:fldChar w:fldCharType="begin"/>
             </w:r>
@@ -1572,6 +1619,7 @@
                 <w:noProof/>
                 <w:webHidden/>
                 <w:color w:val="auto"/>
+                <w:lang w:val="vi-VN"/>
               </w:rPr>
               <w:instrText xml:space="preserve"> PAGEREF _Toc230348497 \h </w:instrText>
             </w:r>
@@ -1580,13 +1628,15 @@
                 <w:noProof/>
                 <w:webHidden/>
                 <w:color w:val="auto"/>
-              </w:rPr>
-            </w:r>
-            <w:r>
-              <w:rPr>
-                <w:noProof/>
-                <w:webHidden/>
-                <w:color w:val="auto"/>
+                <w:lang w:val="vi-VN"/>
+              </w:rPr>
+            </w:r>
+            <w:r>
+              <w:rPr>
+                <w:noProof/>
+                <w:webHidden/>
+                <w:color w:val="auto"/>
+                <w:lang w:val="vi-VN"/>
               </w:rPr>
               <w:fldChar w:fldCharType="separate"/>
             </w:r>
@@ -1595,6 +1645,7 @@
                 <w:noProof/>
                 <w:webHidden/>
                 <w:color w:val="auto"/>
+                <w:lang w:val="vi-VN"/>
               </w:rPr>
               <w:t>9</w:t>
             </w:r>
@@ -1603,6 +1654,7 @@
                 <w:noProof/>
                 <w:webHidden/>
                 <w:color w:val="auto"/>
+                <w:lang w:val="vi-VN"/>
               </w:rPr>
               <w:fldChar w:fldCharType="end"/>
             </w:r>
@@ -1621,7 +1673,7 @@
               <w:kern w:val="2"/>
               <w:sz w:val="24"/>
               <w:szCs w:val="24"/>
-              <w:lang w:eastAsia="ja-JP"/>
+              <w:lang w:val="vi-VN" w:eastAsia="ja-JP"/>
               <w14:ligatures w14:val="standardContextual"/>
             </w:rPr>
           </w:pPr>
@@ -1632,6 +1684,7 @@
                 <w:rFonts w:cs="Times New Roman"/>
                 <w:noProof/>
                 <w:color w:val="auto"/>
+                <w:lang w:val="vi-VN"/>
               </w:rPr>
               <w:t>3.1. Prompt</w:t>
             </w:r>
@@ -1640,6 +1693,7 @@
                 <w:noProof/>
                 <w:webHidden/>
                 <w:color w:val="auto"/>
+                <w:lang w:val="vi-VN"/>
               </w:rPr>
               <w:tab/>
             </w:r>
@@ -1648,6 +1702,7 @@
                 <w:noProof/>
                 <w:webHidden/>
                 <w:color w:val="auto"/>
+                <w:lang w:val="vi-VN"/>
               </w:rPr>
               <w:fldChar w:fldCharType="begin"/>
             </w:r>
@@ -1656,6 +1711,7 @@
                 <w:noProof/>
                 <w:webHidden/>
                 <w:color w:val="auto"/>
+                <w:lang w:val="vi-VN"/>
               </w:rPr>
               <w:instrText xml:space="preserve"> PAGEREF _Toc230348498 \h </w:instrText>
             </w:r>
@@ -1664,13 +1720,15 @@
                 <w:noProof/>
                 <w:webHidden/>
                 <w:color w:val="auto"/>
-              </w:rPr>
-            </w:r>
-            <w:r>
-              <w:rPr>
-                <w:noProof/>
-                <w:webHidden/>
-                <w:color w:val="auto"/>
+                <w:lang w:val="vi-VN"/>
+              </w:rPr>
+            </w:r>
+            <w:r>
+              <w:rPr>
+                <w:noProof/>
+                <w:webHidden/>
+                <w:color w:val="auto"/>
+                <w:lang w:val="vi-VN"/>
               </w:rPr>
               <w:fldChar w:fldCharType="separate"/>
             </w:r>
@@ -1679,6 +1737,7 @@
                 <w:noProof/>
                 <w:webHidden/>
                 <w:color w:val="auto"/>
+                <w:lang w:val="vi-VN"/>
               </w:rPr>
               <w:t>9</w:t>
             </w:r>
@@ -1687,6 +1746,7 @@
                 <w:noProof/>
                 <w:webHidden/>
                 <w:color w:val="auto"/>
+                <w:lang w:val="vi-VN"/>
               </w:rPr>
               <w:fldChar w:fldCharType="end"/>
             </w:r>
@@ -1705,7 +1765,7 @@
               <w:kern w:val="2"/>
               <w:sz w:val="24"/>
               <w:szCs w:val="24"/>
-              <w:lang w:eastAsia="ja-JP"/>
+              <w:lang w:val="vi-VN" w:eastAsia="ja-JP"/>
               <w14:ligatures w14:val="standardContextual"/>
             </w:rPr>
           </w:pPr>
@@ -1716,6 +1776,7 @@
                 <w:rFonts w:cs="Times New Roman"/>
                 <w:noProof/>
                 <w:color w:val="auto"/>
+                <w:lang w:val="vi-VN"/>
               </w:rPr>
               <w:t>3.2. Câu trả lời của AI</w:t>
             </w:r>
@@ -1724,6 +1785,7 @@
                 <w:noProof/>
                 <w:webHidden/>
                 <w:color w:val="auto"/>
+                <w:lang w:val="vi-VN"/>
               </w:rPr>
               <w:tab/>
             </w:r>
@@ -1732,6 +1794,7 @@
                 <w:noProof/>
                 <w:webHidden/>
                 <w:color w:val="auto"/>
+                <w:lang w:val="vi-VN"/>
               </w:rPr>
               <w:fldChar w:fldCharType="begin"/>
             </w:r>
@@ -1740,6 +1803,7 @@
                 <w:noProof/>
                 <w:webHidden/>
                 <w:color w:val="auto"/>
+                <w:lang w:val="vi-VN"/>
               </w:rPr>
               <w:instrText xml:space="preserve"> PAGEREF _Toc230348499 \h </w:instrText>
             </w:r>
@@ -1748,13 +1812,15 @@
                 <w:noProof/>
                 <w:webHidden/>
                 <w:color w:val="auto"/>
-              </w:rPr>
-            </w:r>
-            <w:r>
-              <w:rPr>
-                <w:noProof/>
-                <w:webHidden/>
-                <w:color w:val="auto"/>
+                <w:lang w:val="vi-VN"/>
+              </w:rPr>
+            </w:r>
+            <w:r>
+              <w:rPr>
+                <w:noProof/>
+                <w:webHidden/>
+                <w:color w:val="auto"/>
+                <w:lang w:val="vi-VN"/>
               </w:rPr>
               <w:fldChar w:fldCharType="separate"/>
             </w:r>
@@ -1763,6 +1829,7 @@
                 <w:noProof/>
                 <w:webHidden/>
                 <w:color w:val="auto"/>
+                <w:lang w:val="vi-VN"/>
               </w:rPr>
               <w:t>9</w:t>
             </w:r>
@@ -1771,6 +1838,7 @@
                 <w:noProof/>
                 <w:webHidden/>
                 <w:color w:val="auto"/>
+                <w:lang w:val="vi-VN"/>
               </w:rPr>
               <w:fldChar w:fldCharType="end"/>
             </w:r>
@@ -1789,7 +1857,7 @@
               <w:kern w:val="2"/>
               <w:sz w:val="24"/>
               <w:szCs w:val="24"/>
-              <w:lang w:eastAsia="ja-JP"/>
+              <w:lang w:val="vi-VN" w:eastAsia="ja-JP"/>
               <w14:ligatures w14:val="standardContextual"/>
             </w:rPr>
           </w:pPr>
@@ -1800,6 +1868,7 @@
                 <w:rFonts w:cs="Times New Roman"/>
                 <w:noProof/>
                 <w:color w:val="auto"/>
+                <w:lang w:val="vi-VN"/>
               </w:rPr>
               <w:t>3.2.1. Nguyên tắc 1: Exhaustive testing is impossible</w:t>
             </w:r>
@@ -1808,6 +1877,7 @@
                 <w:noProof/>
                 <w:webHidden/>
                 <w:color w:val="auto"/>
+                <w:lang w:val="vi-VN"/>
               </w:rPr>
               <w:tab/>
             </w:r>
@@ -1816,6 +1886,7 @@
                 <w:noProof/>
                 <w:webHidden/>
                 <w:color w:val="auto"/>
+                <w:lang w:val="vi-VN"/>
               </w:rPr>
               <w:fldChar w:fldCharType="begin"/>
             </w:r>
@@ -1824,6 +1895,7 @@
                 <w:noProof/>
                 <w:webHidden/>
                 <w:color w:val="auto"/>
+                <w:lang w:val="vi-VN"/>
               </w:rPr>
               <w:instrText xml:space="preserve"> PAGEREF _Toc230348500 \h </w:instrText>
             </w:r>
@@ -1832,13 +1904,15 @@
                 <w:noProof/>
                 <w:webHidden/>
                 <w:color w:val="auto"/>
-              </w:rPr>
-            </w:r>
-            <w:r>
-              <w:rPr>
-                <w:noProof/>
-                <w:webHidden/>
-                <w:color w:val="auto"/>
+                <w:lang w:val="vi-VN"/>
+              </w:rPr>
+            </w:r>
+            <w:r>
+              <w:rPr>
+                <w:noProof/>
+                <w:webHidden/>
+                <w:color w:val="auto"/>
+                <w:lang w:val="vi-VN"/>
               </w:rPr>
               <w:fldChar w:fldCharType="separate"/>
             </w:r>
@@ -1847,6 +1921,7 @@
                 <w:noProof/>
                 <w:webHidden/>
                 <w:color w:val="auto"/>
+                <w:lang w:val="vi-VN"/>
               </w:rPr>
               <w:t>9</w:t>
             </w:r>
@@ -1855,6 +1930,7 @@
                 <w:noProof/>
                 <w:webHidden/>
                 <w:color w:val="auto"/>
+                <w:lang w:val="vi-VN"/>
               </w:rPr>
               <w:fldChar w:fldCharType="end"/>
             </w:r>
@@ -1873,7 +1949,7 @@
               <w:kern w:val="2"/>
               <w:sz w:val="24"/>
               <w:szCs w:val="24"/>
-              <w:lang w:eastAsia="ja-JP"/>
+              <w:lang w:val="vi-VN" w:eastAsia="ja-JP"/>
               <w14:ligatures w14:val="standardContextual"/>
             </w:rPr>
           </w:pPr>
@@ -1884,6 +1960,7 @@
                 <w:rFonts w:cs="Times New Roman"/>
                 <w:noProof/>
                 <w:color w:val="auto"/>
+                <w:lang w:val="vi-VN"/>
               </w:rPr>
               <w:t>3.2.2. Nguyên tắc 2: Early testing saves time and money</w:t>
             </w:r>
@@ -1892,6 +1969,7 @@
                 <w:noProof/>
                 <w:webHidden/>
                 <w:color w:val="auto"/>
+                <w:lang w:val="vi-VN"/>
               </w:rPr>
               <w:tab/>
             </w:r>
@@ -1900,6 +1978,7 @@
                 <w:noProof/>
                 <w:webHidden/>
                 <w:color w:val="auto"/>
+                <w:lang w:val="vi-VN"/>
               </w:rPr>
               <w:fldChar w:fldCharType="begin"/>
             </w:r>
@@ -1908,6 +1987,7 @@
                 <w:noProof/>
                 <w:webHidden/>
                 <w:color w:val="auto"/>
+                <w:lang w:val="vi-VN"/>
               </w:rPr>
               <w:instrText xml:space="preserve"> PAGEREF _Toc230348501 \h </w:instrText>
             </w:r>
@@ -1916,13 +1996,15 @@
                 <w:noProof/>
                 <w:webHidden/>
                 <w:color w:val="auto"/>
-              </w:rPr>
-            </w:r>
-            <w:r>
-              <w:rPr>
-                <w:noProof/>
-                <w:webHidden/>
-                <w:color w:val="auto"/>
+                <w:lang w:val="vi-VN"/>
+              </w:rPr>
+            </w:r>
+            <w:r>
+              <w:rPr>
+                <w:noProof/>
+                <w:webHidden/>
+                <w:color w:val="auto"/>
+                <w:lang w:val="vi-VN"/>
               </w:rPr>
               <w:fldChar w:fldCharType="separate"/>
             </w:r>
@@ -1931,6 +2013,7 @@
                 <w:noProof/>
                 <w:webHidden/>
                 <w:color w:val="auto"/>
+                <w:lang w:val="vi-VN"/>
               </w:rPr>
               <w:t>9</w:t>
             </w:r>
@@ -1939,6 +2022,7 @@
                 <w:noProof/>
                 <w:webHidden/>
                 <w:color w:val="auto"/>
+                <w:lang w:val="vi-VN"/>
               </w:rPr>
               <w:fldChar w:fldCharType="end"/>
             </w:r>
@@ -1957,7 +2041,7 @@
               <w:kern w:val="2"/>
               <w:sz w:val="24"/>
               <w:szCs w:val="24"/>
-              <w:lang w:eastAsia="ja-JP"/>
+              <w:lang w:val="vi-VN" w:eastAsia="ja-JP"/>
               <w14:ligatures w14:val="standardContextual"/>
             </w:rPr>
           </w:pPr>
@@ -1968,6 +2052,7 @@
                 <w:rFonts w:cs="Times New Roman"/>
                 <w:noProof/>
                 <w:color w:val="auto"/>
+                <w:lang w:val="vi-VN"/>
               </w:rPr>
               <w:t>3.2.3. Nguyên tắc 3: Defects cluster together</w:t>
             </w:r>
@@ -1976,6 +2061,7 @@
                 <w:noProof/>
                 <w:webHidden/>
                 <w:color w:val="auto"/>
+                <w:lang w:val="vi-VN"/>
               </w:rPr>
               <w:tab/>
             </w:r>
@@ -1984,6 +2070,7 @@
                 <w:noProof/>
                 <w:webHidden/>
                 <w:color w:val="auto"/>
+                <w:lang w:val="vi-VN"/>
               </w:rPr>
               <w:fldChar w:fldCharType="begin"/>
             </w:r>
@@ -1992,6 +2079,7 @@
                 <w:noProof/>
                 <w:webHidden/>
                 <w:color w:val="auto"/>
+                <w:lang w:val="vi-VN"/>
               </w:rPr>
               <w:instrText xml:space="preserve"> PAGEREF _Toc230348502 \h </w:instrText>
             </w:r>
@@ -2000,13 +2088,15 @@
                 <w:noProof/>
                 <w:webHidden/>
                 <w:color w:val="auto"/>
-              </w:rPr>
-            </w:r>
-            <w:r>
-              <w:rPr>
-                <w:noProof/>
-                <w:webHidden/>
-                <w:color w:val="auto"/>
+                <w:lang w:val="vi-VN"/>
+              </w:rPr>
+            </w:r>
+            <w:r>
+              <w:rPr>
+                <w:noProof/>
+                <w:webHidden/>
+                <w:color w:val="auto"/>
+                <w:lang w:val="vi-VN"/>
               </w:rPr>
               <w:fldChar w:fldCharType="separate"/>
             </w:r>
@@ -2015,6 +2105,7 @@
                 <w:noProof/>
                 <w:webHidden/>
                 <w:color w:val="auto"/>
+                <w:lang w:val="vi-VN"/>
               </w:rPr>
               <w:t>9</w:t>
             </w:r>
@@ -2023,6 +2114,7 @@
                 <w:noProof/>
                 <w:webHidden/>
                 <w:color w:val="auto"/>
+                <w:lang w:val="vi-VN"/>
               </w:rPr>
               <w:fldChar w:fldCharType="end"/>
             </w:r>
@@ -2041,7 +2133,7 @@
               <w:kern w:val="2"/>
               <w:sz w:val="24"/>
               <w:szCs w:val="24"/>
-              <w:lang w:eastAsia="ja-JP"/>
+              <w:lang w:val="vi-VN" w:eastAsia="ja-JP"/>
               <w14:ligatures w14:val="standardContextual"/>
             </w:rPr>
           </w:pPr>
@@ -2052,6 +2144,7 @@
                 <w:rFonts w:cs="Times New Roman"/>
                 <w:noProof/>
                 <w:color w:val="auto"/>
+                <w:lang w:val="vi-VN"/>
               </w:rPr>
               <w:t>3.2.4. Nguyên tắc 4: Testing shows the presence of defects, not their absence</w:t>
             </w:r>
@@ -2060,6 +2153,7 @@
                 <w:noProof/>
                 <w:webHidden/>
                 <w:color w:val="auto"/>
+                <w:lang w:val="vi-VN"/>
               </w:rPr>
               <w:tab/>
             </w:r>
@@ -2068,6 +2162,7 @@
                 <w:noProof/>
                 <w:webHidden/>
                 <w:color w:val="auto"/>
+                <w:lang w:val="vi-VN"/>
               </w:rPr>
               <w:fldChar w:fldCharType="begin"/>
             </w:r>
@@ -2076,6 +2171,7 @@
                 <w:noProof/>
                 <w:webHidden/>
                 <w:color w:val="auto"/>
+                <w:lang w:val="vi-VN"/>
               </w:rPr>
               <w:instrText xml:space="preserve"> PAGEREF _Toc230348503 \h </w:instrText>
             </w:r>
@@ -2084,13 +2180,15 @@
                 <w:noProof/>
                 <w:webHidden/>
                 <w:color w:val="auto"/>
-              </w:rPr>
-            </w:r>
-            <w:r>
-              <w:rPr>
-                <w:noProof/>
-                <w:webHidden/>
-                <w:color w:val="auto"/>
+                <w:lang w:val="vi-VN"/>
+              </w:rPr>
+            </w:r>
+            <w:r>
+              <w:rPr>
+                <w:noProof/>
+                <w:webHidden/>
+                <w:color w:val="auto"/>
+                <w:lang w:val="vi-VN"/>
               </w:rPr>
               <w:fldChar w:fldCharType="separate"/>
             </w:r>
@@ -2099,6 +2197,7 @@
                 <w:noProof/>
                 <w:webHidden/>
                 <w:color w:val="auto"/>
+                <w:lang w:val="vi-VN"/>
               </w:rPr>
               <w:t>10</w:t>
             </w:r>
@@ -2107,6 +2206,7 @@
                 <w:noProof/>
                 <w:webHidden/>
                 <w:color w:val="auto"/>
+                <w:lang w:val="vi-VN"/>
               </w:rPr>
               <w:fldChar w:fldCharType="end"/>
             </w:r>
@@ -2125,7 +2225,7 @@
               <w:kern w:val="2"/>
               <w:sz w:val="24"/>
               <w:szCs w:val="24"/>
-              <w:lang w:eastAsia="ja-JP"/>
+              <w:lang w:val="vi-VN" w:eastAsia="ja-JP"/>
               <w14:ligatures w14:val="standardContextual"/>
             </w:rPr>
           </w:pPr>
@@ -2136,6 +2236,7 @@
                 <w:rFonts w:cs="Times New Roman"/>
                 <w:noProof/>
                 <w:color w:val="auto"/>
+                <w:lang w:val="vi-VN"/>
               </w:rPr>
               <w:t>3.2.5. Nguyên tắc 5: Pesticide paradox</w:t>
             </w:r>
@@ -2144,6 +2245,7 @@
                 <w:noProof/>
                 <w:webHidden/>
                 <w:color w:val="auto"/>
+                <w:lang w:val="vi-VN"/>
               </w:rPr>
               <w:tab/>
             </w:r>
@@ -2152,6 +2254,7 @@
                 <w:noProof/>
                 <w:webHidden/>
                 <w:color w:val="auto"/>
+                <w:lang w:val="vi-VN"/>
               </w:rPr>
               <w:fldChar w:fldCharType="begin"/>
             </w:r>
@@ -2160,6 +2263,7 @@
                 <w:noProof/>
                 <w:webHidden/>
                 <w:color w:val="auto"/>
+                <w:lang w:val="vi-VN"/>
               </w:rPr>
               <w:instrText xml:space="preserve"> PAGEREF _Toc230348504 \h </w:instrText>
             </w:r>
@@ -2168,13 +2272,15 @@
                 <w:noProof/>
                 <w:webHidden/>
                 <w:color w:val="auto"/>
-              </w:rPr>
-            </w:r>
-            <w:r>
-              <w:rPr>
-                <w:noProof/>
-                <w:webHidden/>
-                <w:color w:val="auto"/>
+                <w:lang w:val="vi-VN"/>
+              </w:rPr>
+            </w:r>
+            <w:r>
+              <w:rPr>
+                <w:noProof/>
+                <w:webHidden/>
+                <w:color w:val="auto"/>
+                <w:lang w:val="vi-VN"/>
               </w:rPr>
               <w:fldChar w:fldCharType="separate"/>
             </w:r>
@@ -2183,6 +2289,7 @@
                 <w:noProof/>
                 <w:webHidden/>
                 <w:color w:val="auto"/>
+                <w:lang w:val="vi-VN"/>
               </w:rPr>
               <w:t>10</w:t>
             </w:r>
@@ -2191,6 +2298,7 @@
                 <w:noProof/>
                 <w:webHidden/>
                 <w:color w:val="auto"/>
+                <w:lang w:val="vi-VN"/>
               </w:rPr>
               <w:fldChar w:fldCharType="end"/>
             </w:r>
@@ -2209,7 +2317,7 @@
               <w:kern w:val="2"/>
               <w:sz w:val="24"/>
               <w:szCs w:val="24"/>
-              <w:lang w:eastAsia="ja-JP"/>
+              <w:lang w:val="vi-VN" w:eastAsia="ja-JP"/>
               <w14:ligatures w14:val="standardContextual"/>
             </w:rPr>
           </w:pPr>
@@ -2220,6 +2328,7 @@
                 <w:rFonts w:cs="Times New Roman"/>
                 <w:noProof/>
                 <w:color w:val="auto"/>
+                <w:lang w:val="vi-VN"/>
               </w:rPr>
               <w:t>3.2.6. Nguyên tắc 6: Testing is context dependent</w:t>
             </w:r>
@@ -2228,6 +2337,7 @@
                 <w:noProof/>
                 <w:webHidden/>
                 <w:color w:val="auto"/>
+                <w:lang w:val="vi-VN"/>
               </w:rPr>
               <w:tab/>
             </w:r>
@@ -2236,6 +2346,7 @@
                 <w:noProof/>
                 <w:webHidden/>
                 <w:color w:val="auto"/>
+                <w:lang w:val="vi-VN"/>
               </w:rPr>
               <w:fldChar w:fldCharType="begin"/>
             </w:r>
@@ -2244,6 +2355,7 @@
                 <w:noProof/>
                 <w:webHidden/>
                 <w:color w:val="auto"/>
+                <w:lang w:val="vi-VN"/>
               </w:rPr>
               <w:instrText xml:space="preserve"> PAGEREF _Toc230348505 \h </w:instrText>
             </w:r>
@@ -2252,13 +2364,15 @@
                 <w:noProof/>
                 <w:webHidden/>
                 <w:color w:val="auto"/>
-              </w:rPr>
-            </w:r>
-            <w:r>
-              <w:rPr>
-                <w:noProof/>
-                <w:webHidden/>
-                <w:color w:val="auto"/>
+                <w:lang w:val="vi-VN"/>
+              </w:rPr>
+            </w:r>
+            <w:r>
+              <w:rPr>
+                <w:noProof/>
+                <w:webHidden/>
+                <w:color w:val="auto"/>
+                <w:lang w:val="vi-VN"/>
               </w:rPr>
               <w:fldChar w:fldCharType="separate"/>
             </w:r>
@@ -2267,6 +2381,7 @@
                 <w:noProof/>
                 <w:webHidden/>
                 <w:color w:val="auto"/>
+                <w:lang w:val="vi-VN"/>
               </w:rPr>
               <w:t>10</w:t>
             </w:r>
@@ -2275,6 +2390,7 @@
                 <w:noProof/>
                 <w:webHidden/>
                 <w:color w:val="auto"/>
+                <w:lang w:val="vi-VN"/>
               </w:rPr>
               <w:fldChar w:fldCharType="end"/>
             </w:r>
@@ -2293,7 +2409,7 @@
               <w:kern w:val="2"/>
               <w:sz w:val="24"/>
               <w:szCs w:val="24"/>
-              <w:lang w:eastAsia="ja-JP"/>
+              <w:lang w:val="vi-VN" w:eastAsia="ja-JP"/>
               <w14:ligatures w14:val="standardContextual"/>
             </w:rPr>
           </w:pPr>
@@ -2304,6 +2420,7 @@
                 <w:rFonts w:cs="Times New Roman"/>
                 <w:noProof/>
                 <w:color w:val="auto"/>
+                <w:lang w:val="vi-VN"/>
               </w:rPr>
               <w:t>3.2.7. Nguyên tắc 7: Absence-of-errors fallacy</w:t>
             </w:r>
@@ -2312,6 +2429,7 @@
                 <w:noProof/>
                 <w:webHidden/>
                 <w:color w:val="auto"/>
+                <w:lang w:val="vi-VN"/>
               </w:rPr>
               <w:tab/>
             </w:r>
@@ -2320,6 +2438,7 @@
                 <w:noProof/>
                 <w:webHidden/>
                 <w:color w:val="auto"/>
+                <w:lang w:val="vi-VN"/>
               </w:rPr>
               <w:fldChar w:fldCharType="begin"/>
             </w:r>
@@ -2328,6 +2447,7 @@
                 <w:noProof/>
                 <w:webHidden/>
                 <w:color w:val="auto"/>
+                <w:lang w:val="vi-VN"/>
               </w:rPr>
               <w:instrText xml:space="preserve"> PAGEREF _Toc230348506 \h </w:instrText>
             </w:r>
@@ -2336,13 +2456,15 @@
                 <w:noProof/>
                 <w:webHidden/>
                 <w:color w:val="auto"/>
-              </w:rPr>
-            </w:r>
-            <w:r>
-              <w:rPr>
-                <w:noProof/>
-                <w:webHidden/>
-                <w:color w:val="auto"/>
+                <w:lang w:val="vi-VN"/>
+              </w:rPr>
+            </w:r>
+            <w:r>
+              <w:rPr>
+                <w:noProof/>
+                <w:webHidden/>
+                <w:color w:val="auto"/>
+                <w:lang w:val="vi-VN"/>
               </w:rPr>
               <w:fldChar w:fldCharType="separate"/>
             </w:r>
@@ -2351,6 +2473,7 @@
                 <w:noProof/>
                 <w:webHidden/>
                 <w:color w:val="auto"/>
+                <w:lang w:val="vi-VN"/>
               </w:rPr>
               <w:t>10</w:t>
             </w:r>
@@ -2359,6 +2482,7 @@
                 <w:noProof/>
                 <w:webHidden/>
                 <w:color w:val="auto"/>
+                <w:lang w:val="vi-VN"/>
               </w:rPr>
               <w:fldChar w:fldCharType="end"/>
             </w:r>
@@ -2377,7 +2501,7 @@
               <w:kern w:val="2"/>
               <w:sz w:val="24"/>
               <w:szCs w:val="24"/>
-              <w:lang w:eastAsia="ja-JP"/>
+              <w:lang w:val="vi-VN" w:eastAsia="ja-JP"/>
               <w14:ligatures w14:val="standardContextual"/>
             </w:rPr>
           </w:pPr>
@@ -2388,6 +2512,7 @@
                 <w:rFonts w:cs="Times New Roman"/>
                 <w:noProof/>
                 <w:color w:val="auto"/>
+                <w:lang w:val="vi-VN"/>
               </w:rPr>
               <w:t>4. Nhiệm vụ 4: Test activities &amp; roles</w:t>
             </w:r>
@@ -2396,6 +2521,7 @@
                 <w:noProof/>
                 <w:webHidden/>
                 <w:color w:val="auto"/>
+                <w:lang w:val="vi-VN"/>
               </w:rPr>
               <w:tab/>
             </w:r>
@@ -2404,6 +2530,7 @@
                 <w:noProof/>
                 <w:webHidden/>
                 <w:color w:val="auto"/>
+                <w:lang w:val="vi-VN"/>
               </w:rPr>
               <w:fldChar w:fldCharType="begin"/>
             </w:r>
@@ -2412,6 +2539,7 @@
                 <w:noProof/>
                 <w:webHidden/>
                 <w:color w:val="auto"/>
+                <w:lang w:val="vi-VN"/>
               </w:rPr>
               <w:instrText xml:space="preserve"> PAGEREF _Toc230348507 \h </w:instrText>
             </w:r>
@@ -2420,13 +2548,15 @@
                 <w:noProof/>
                 <w:webHidden/>
                 <w:color w:val="auto"/>
-              </w:rPr>
-            </w:r>
-            <w:r>
-              <w:rPr>
-                <w:noProof/>
-                <w:webHidden/>
-                <w:color w:val="auto"/>
+                <w:lang w:val="vi-VN"/>
+              </w:rPr>
+            </w:r>
+            <w:r>
+              <w:rPr>
+                <w:noProof/>
+                <w:webHidden/>
+                <w:color w:val="auto"/>
+                <w:lang w:val="vi-VN"/>
               </w:rPr>
               <w:fldChar w:fldCharType="separate"/>
             </w:r>
@@ -2435,6 +2565,7 @@
                 <w:noProof/>
                 <w:webHidden/>
                 <w:color w:val="auto"/>
+                <w:lang w:val="vi-VN"/>
               </w:rPr>
               <w:t>12</w:t>
             </w:r>
@@ -2443,6 +2574,7 @@
                 <w:noProof/>
                 <w:webHidden/>
                 <w:color w:val="auto"/>
+                <w:lang w:val="vi-VN"/>
               </w:rPr>
               <w:fldChar w:fldCharType="end"/>
             </w:r>
@@ -2461,7 +2593,7 @@
               <w:kern w:val="2"/>
               <w:sz w:val="24"/>
               <w:szCs w:val="24"/>
-              <w:lang w:eastAsia="ja-JP"/>
+              <w:lang w:val="vi-VN" w:eastAsia="ja-JP"/>
               <w14:ligatures w14:val="standardContextual"/>
             </w:rPr>
           </w:pPr>
@@ -2472,6 +2604,7 @@
                 <w:rFonts w:cs="Times New Roman"/>
                 <w:noProof/>
                 <w:color w:val="auto"/>
+                <w:lang w:val="vi-VN"/>
               </w:rPr>
               <w:t>4.1. Prompt</w:t>
             </w:r>
@@ -2480,6 +2613,7 @@
                 <w:noProof/>
                 <w:webHidden/>
                 <w:color w:val="auto"/>
+                <w:lang w:val="vi-VN"/>
               </w:rPr>
               <w:tab/>
             </w:r>
@@ -2488,6 +2622,7 @@
                 <w:noProof/>
                 <w:webHidden/>
                 <w:color w:val="auto"/>
+                <w:lang w:val="vi-VN"/>
               </w:rPr>
               <w:fldChar w:fldCharType="begin"/>
             </w:r>
@@ -2496,6 +2631,7 @@
                 <w:noProof/>
                 <w:webHidden/>
                 <w:color w:val="auto"/>
+                <w:lang w:val="vi-VN"/>
               </w:rPr>
               <w:instrText xml:space="preserve"> PAGEREF _Toc230348508 \h </w:instrText>
             </w:r>
@@ -2504,13 +2640,15 @@
                 <w:noProof/>
                 <w:webHidden/>
                 <w:color w:val="auto"/>
-              </w:rPr>
-            </w:r>
-            <w:r>
-              <w:rPr>
-                <w:noProof/>
-                <w:webHidden/>
-                <w:color w:val="auto"/>
+                <w:lang w:val="vi-VN"/>
+              </w:rPr>
+            </w:r>
+            <w:r>
+              <w:rPr>
+                <w:noProof/>
+                <w:webHidden/>
+                <w:color w:val="auto"/>
+                <w:lang w:val="vi-VN"/>
               </w:rPr>
               <w:fldChar w:fldCharType="separate"/>
             </w:r>
@@ -2519,6 +2657,7 @@
                 <w:noProof/>
                 <w:webHidden/>
                 <w:color w:val="auto"/>
+                <w:lang w:val="vi-VN"/>
               </w:rPr>
               <w:t>12</w:t>
             </w:r>
@@ -2527,6 +2666,7 @@
                 <w:noProof/>
                 <w:webHidden/>
                 <w:color w:val="auto"/>
+                <w:lang w:val="vi-VN"/>
               </w:rPr>
               <w:fldChar w:fldCharType="end"/>
             </w:r>
@@ -2545,7 +2685,7 @@
               <w:kern w:val="2"/>
               <w:sz w:val="24"/>
               <w:szCs w:val="24"/>
-              <w:lang w:eastAsia="ja-JP"/>
+              <w:lang w:val="vi-VN" w:eastAsia="ja-JP"/>
               <w14:ligatures w14:val="standardContextual"/>
             </w:rPr>
           </w:pPr>
@@ -2556,6 +2696,7 @@
                 <w:rFonts w:cs="Times New Roman"/>
                 <w:noProof/>
                 <w:color w:val="auto"/>
+                <w:lang w:val="vi-VN"/>
               </w:rPr>
               <w:t>4.2. Câu trả lời AI</w:t>
             </w:r>
@@ -2564,6 +2705,7 @@
                 <w:noProof/>
                 <w:webHidden/>
                 <w:color w:val="auto"/>
+                <w:lang w:val="vi-VN"/>
               </w:rPr>
               <w:tab/>
             </w:r>
@@ -2572,6 +2714,7 @@
                 <w:noProof/>
                 <w:webHidden/>
                 <w:color w:val="auto"/>
+                <w:lang w:val="vi-VN"/>
               </w:rPr>
               <w:fldChar w:fldCharType="begin"/>
             </w:r>
@@ -2580,6 +2723,7 @@
                 <w:noProof/>
                 <w:webHidden/>
                 <w:color w:val="auto"/>
+                <w:lang w:val="vi-VN"/>
               </w:rPr>
               <w:instrText xml:space="preserve"> PAGEREF _Toc230348509 \h </w:instrText>
             </w:r>
@@ -2588,13 +2732,15 @@
                 <w:noProof/>
                 <w:webHidden/>
                 <w:color w:val="auto"/>
-              </w:rPr>
-            </w:r>
-            <w:r>
-              <w:rPr>
-                <w:noProof/>
-                <w:webHidden/>
-                <w:color w:val="auto"/>
+                <w:lang w:val="vi-VN"/>
+              </w:rPr>
+            </w:r>
+            <w:r>
+              <w:rPr>
+                <w:noProof/>
+                <w:webHidden/>
+                <w:color w:val="auto"/>
+                <w:lang w:val="vi-VN"/>
               </w:rPr>
               <w:fldChar w:fldCharType="separate"/>
             </w:r>
@@ -2603,6 +2749,7 @@
                 <w:noProof/>
                 <w:webHidden/>
                 <w:color w:val="auto"/>
+                <w:lang w:val="vi-VN"/>
               </w:rPr>
               <w:t>12</w:t>
             </w:r>
@@ -2611,6 +2758,7 @@
                 <w:noProof/>
                 <w:webHidden/>
                 <w:color w:val="auto"/>
+                <w:lang w:val="vi-VN"/>
               </w:rPr>
               <w:fldChar w:fldCharType="end"/>
             </w:r>
@@ -2629,7 +2777,7 @@
               <w:kern w:val="2"/>
               <w:sz w:val="24"/>
               <w:szCs w:val="24"/>
-              <w:lang w:eastAsia="ja-JP"/>
+              <w:lang w:val="vi-VN" w:eastAsia="ja-JP"/>
               <w14:ligatures w14:val="standardContextual"/>
             </w:rPr>
           </w:pPr>
@@ -2639,6 +2787,7 @@
                 <w:rStyle w:val="Hyperlink"/>
                 <w:noProof/>
                 <w:color w:val="auto"/>
+                <w:lang w:val="vi-VN"/>
               </w:rPr>
               <w:t>5. Nhiệm vụ 5: Essential skills của tester</w:t>
             </w:r>
@@ -2647,6 +2796,7 @@
                 <w:noProof/>
                 <w:webHidden/>
                 <w:color w:val="auto"/>
+                <w:lang w:val="vi-VN"/>
               </w:rPr>
               <w:tab/>
             </w:r>
@@ -2655,6 +2805,7 @@
                 <w:noProof/>
                 <w:webHidden/>
                 <w:color w:val="auto"/>
+                <w:lang w:val="vi-VN"/>
               </w:rPr>
               <w:fldChar w:fldCharType="begin"/>
             </w:r>
@@ -2663,6 +2814,7 @@
                 <w:noProof/>
                 <w:webHidden/>
                 <w:color w:val="auto"/>
+                <w:lang w:val="vi-VN"/>
               </w:rPr>
               <w:instrText xml:space="preserve"> PAGEREF _Toc230348510 \h </w:instrText>
             </w:r>
@@ -2671,13 +2823,15 @@
                 <w:noProof/>
                 <w:webHidden/>
                 <w:color w:val="auto"/>
-              </w:rPr>
-            </w:r>
-            <w:r>
-              <w:rPr>
-                <w:noProof/>
-                <w:webHidden/>
-                <w:color w:val="auto"/>
+                <w:lang w:val="vi-VN"/>
+              </w:rPr>
+            </w:r>
+            <w:r>
+              <w:rPr>
+                <w:noProof/>
+                <w:webHidden/>
+                <w:color w:val="auto"/>
+                <w:lang w:val="vi-VN"/>
               </w:rPr>
               <w:fldChar w:fldCharType="separate"/>
             </w:r>
@@ -2686,6 +2840,7 @@
                 <w:noProof/>
                 <w:webHidden/>
                 <w:color w:val="auto"/>
+                <w:lang w:val="vi-VN"/>
               </w:rPr>
               <w:t>14</w:t>
             </w:r>
@@ -2694,6 +2849,7 @@
                 <w:noProof/>
                 <w:webHidden/>
                 <w:color w:val="auto"/>
+                <w:lang w:val="vi-VN"/>
               </w:rPr>
               <w:fldChar w:fldCharType="end"/>
             </w:r>
@@ -2712,7 +2868,7 @@
               <w:kern w:val="2"/>
               <w:sz w:val="24"/>
               <w:szCs w:val="24"/>
-              <w:lang w:eastAsia="ja-JP"/>
+              <w:lang w:val="vi-VN" w:eastAsia="ja-JP"/>
               <w14:ligatures w14:val="standardContextual"/>
             </w:rPr>
           </w:pPr>
@@ -2723,6 +2879,7 @@
                 <w:rFonts w:cs="Times New Roman"/>
                 <w:noProof/>
                 <w:color w:val="auto"/>
+                <w:lang w:val="vi-VN"/>
               </w:rPr>
               <w:t>5.1. Prompt</w:t>
             </w:r>
@@ -2731,6 +2888,7 @@
                 <w:noProof/>
                 <w:webHidden/>
                 <w:color w:val="auto"/>
+                <w:lang w:val="vi-VN"/>
               </w:rPr>
               <w:tab/>
             </w:r>
@@ -2739,6 +2897,7 @@
                 <w:noProof/>
                 <w:webHidden/>
                 <w:color w:val="auto"/>
+                <w:lang w:val="vi-VN"/>
               </w:rPr>
               <w:fldChar w:fldCharType="begin"/>
             </w:r>
@@ -2747,6 +2906,7 @@
                 <w:noProof/>
                 <w:webHidden/>
                 <w:color w:val="auto"/>
+                <w:lang w:val="vi-VN"/>
               </w:rPr>
               <w:instrText xml:space="preserve"> PAGEREF _Toc230348511 \h </w:instrText>
             </w:r>
@@ -2755,13 +2915,15 @@
                 <w:noProof/>
                 <w:webHidden/>
                 <w:color w:val="auto"/>
-              </w:rPr>
-            </w:r>
-            <w:r>
-              <w:rPr>
-                <w:noProof/>
-                <w:webHidden/>
-                <w:color w:val="auto"/>
+                <w:lang w:val="vi-VN"/>
+              </w:rPr>
+            </w:r>
+            <w:r>
+              <w:rPr>
+                <w:noProof/>
+                <w:webHidden/>
+                <w:color w:val="auto"/>
+                <w:lang w:val="vi-VN"/>
               </w:rPr>
               <w:fldChar w:fldCharType="separate"/>
             </w:r>
@@ -2770,6 +2932,7 @@
                 <w:noProof/>
                 <w:webHidden/>
                 <w:color w:val="auto"/>
+                <w:lang w:val="vi-VN"/>
               </w:rPr>
               <w:t>14</w:t>
             </w:r>
@@ -2778,6 +2941,7 @@
                 <w:noProof/>
                 <w:webHidden/>
                 <w:color w:val="auto"/>
+                <w:lang w:val="vi-VN"/>
               </w:rPr>
               <w:fldChar w:fldCharType="end"/>
             </w:r>
@@ -2796,7 +2960,7 @@
               <w:kern w:val="2"/>
               <w:sz w:val="24"/>
               <w:szCs w:val="24"/>
-              <w:lang w:eastAsia="ja-JP"/>
+              <w:lang w:val="vi-VN" w:eastAsia="ja-JP"/>
               <w14:ligatures w14:val="standardContextual"/>
             </w:rPr>
           </w:pPr>
@@ -2807,6 +2971,7 @@
                 <w:rFonts w:cs="Times New Roman"/>
                 <w:noProof/>
                 <w:color w:val="auto"/>
+                <w:lang w:val="vi-VN"/>
               </w:rPr>
               <w:t>5.2. Câu trả lời AI</w:t>
             </w:r>
@@ -2815,6 +2980,7 @@
                 <w:noProof/>
                 <w:webHidden/>
                 <w:color w:val="auto"/>
+                <w:lang w:val="vi-VN"/>
               </w:rPr>
               <w:tab/>
             </w:r>
@@ -2823,6 +2989,7 @@
                 <w:noProof/>
                 <w:webHidden/>
                 <w:color w:val="auto"/>
+                <w:lang w:val="vi-VN"/>
               </w:rPr>
               <w:fldChar w:fldCharType="begin"/>
             </w:r>
@@ -2831,6 +2998,7 @@
                 <w:noProof/>
                 <w:webHidden/>
                 <w:color w:val="auto"/>
+                <w:lang w:val="vi-VN"/>
               </w:rPr>
               <w:instrText xml:space="preserve"> PAGEREF _Toc230348512 \h </w:instrText>
             </w:r>
@@ -2839,13 +3007,15 @@
                 <w:noProof/>
                 <w:webHidden/>
                 <w:color w:val="auto"/>
-              </w:rPr>
-            </w:r>
-            <w:r>
-              <w:rPr>
-                <w:noProof/>
-                <w:webHidden/>
-                <w:color w:val="auto"/>
+                <w:lang w:val="vi-VN"/>
+              </w:rPr>
+            </w:r>
+            <w:r>
+              <w:rPr>
+                <w:noProof/>
+                <w:webHidden/>
+                <w:color w:val="auto"/>
+                <w:lang w:val="vi-VN"/>
               </w:rPr>
               <w:fldChar w:fldCharType="separate"/>
             </w:r>
@@ -2854,6 +3024,7 @@
                 <w:noProof/>
                 <w:webHidden/>
                 <w:color w:val="auto"/>
+                <w:lang w:val="vi-VN"/>
               </w:rPr>
               <w:t>14</w:t>
             </w:r>
@@ -2862,6 +3033,7 @@
                 <w:noProof/>
                 <w:webHidden/>
                 <w:color w:val="auto"/>
+                <w:lang w:val="vi-VN"/>
               </w:rPr>
               <w:fldChar w:fldCharType="end"/>
             </w:r>
@@ -2880,7 +3052,7 @@
               <w:kern w:val="2"/>
               <w:sz w:val="24"/>
               <w:szCs w:val="24"/>
-              <w:lang w:eastAsia="ja-JP"/>
+              <w:lang w:val="vi-VN" w:eastAsia="ja-JP"/>
               <w14:ligatures w14:val="standardContextual"/>
             </w:rPr>
           </w:pPr>
@@ -2891,6 +3063,7 @@
                 <w:rFonts w:cs="Times New Roman"/>
                 <w:noProof/>
                 <w:color w:val="auto"/>
+                <w:lang w:val="vi-VN"/>
               </w:rPr>
               <w:t>5.3. Tổng kết những kỹ năng quan trọng rút ra được</w:t>
             </w:r>
@@ -2899,6 +3072,7 @@
                 <w:noProof/>
                 <w:webHidden/>
                 <w:color w:val="auto"/>
+                <w:lang w:val="vi-VN"/>
               </w:rPr>
               <w:tab/>
             </w:r>
@@ -2907,6 +3081,7 @@
                 <w:noProof/>
                 <w:webHidden/>
                 <w:color w:val="auto"/>
+                <w:lang w:val="vi-VN"/>
               </w:rPr>
               <w:fldChar w:fldCharType="begin"/>
             </w:r>
@@ -2915,6 +3090,7 @@
                 <w:noProof/>
                 <w:webHidden/>
                 <w:color w:val="auto"/>
+                <w:lang w:val="vi-VN"/>
               </w:rPr>
               <w:instrText xml:space="preserve"> PAGEREF _Toc230348513 \h </w:instrText>
             </w:r>
@@ -2923,13 +3099,15 @@
                 <w:noProof/>
                 <w:webHidden/>
                 <w:color w:val="auto"/>
-              </w:rPr>
-            </w:r>
-            <w:r>
-              <w:rPr>
-                <w:noProof/>
-                <w:webHidden/>
-                <w:color w:val="auto"/>
+                <w:lang w:val="vi-VN"/>
+              </w:rPr>
+            </w:r>
+            <w:r>
+              <w:rPr>
+                <w:noProof/>
+                <w:webHidden/>
+                <w:color w:val="auto"/>
+                <w:lang w:val="vi-VN"/>
               </w:rPr>
               <w:fldChar w:fldCharType="separate"/>
             </w:r>
@@ -2938,6 +3116,7 @@
                 <w:noProof/>
                 <w:webHidden/>
                 <w:color w:val="auto"/>
+                <w:lang w:val="vi-VN"/>
               </w:rPr>
               <w:t>14</w:t>
             </w:r>
@@ -2946,6 +3125,7 @@
                 <w:noProof/>
                 <w:webHidden/>
                 <w:color w:val="auto"/>
+                <w:lang w:val="vi-VN"/>
               </w:rPr>
               <w:fldChar w:fldCharType="end"/>
             </w:r>
@@ -2964,7 +3144,7 @@
               <w:kern w:val="2"/>
               <w:sz w:val="24"/>
               <w:szCs w:val="24"/>
-              <w:lang w:eastAsia="ja-JP"/>
+              <w:lang w:val="vi-VN" w:eastAsia="ja-JP"/>
               <w14:ligatures w14:val="standardContextual"/>
             </w:rPr>
           </w:pPr>
@@ -2975,6 +3155,7 @@
                 <w:rFonts w:cs="Times New Roman"/>
                 <w:noProof/>
                 <w:color w:val="auto"/>
+                <w:lang w:val="vi-VN"/>
               </w:rPr>
               <w:t>6. Phần kết luận (Conclusion)</w:t>
             </w:r>
@@ -2983,6 +3164,7 @@
                 <w:noProof/>
                 <w:webHidden/>
                 <w:color w:val="auto"/>
+                <w:lang w:val="vi-VN"/>
               </w:rPr>
               <w:tab/>
             </w:r>
@@ -2991,6 +3173,7 @@
                 <w:noProof/>
                 <w:webHidden/>
                 <w:color w:val="auto"/>
+                <w:lang w:val="vi-VN"/>
               </w:rPr>
               <w:fldChar w:fldCharType="begin"/>
             </w:r>
@@ -2999,6 +3182,7 @@
                 <w:noProof/>
                 <w:webHidden/>
                 <w:color w:val="auto"/>
+                <w:lang w:val="vi-VN"/>
               </w:rPr>
               <w:instrText xml:space="preserve"> PAGEREF _Toc230348514 \h </w:instrText>
             </w:r>
@@ -3007,13 +3191,15 @@
                 <w:noProof/>
                 <w:webHidden/>
                 <w:color w:val="auto"/>
-              </w:rPr>
-            </w:r>
-            <w:r>
-              <w:rPr>
-                <w:noProof/>
-                <w:webHidden/>
-                <w:color w:val="auto"/>
+                <w:lang w:val="vi-VN"/>
+              </w:rPr>
+            </w:r>
+            <w:r>
+              <w:rPr>
+                <w:noProof/>
+                <w:webHidden/>
+                <w:color w:val="auto"/>
+                <w:lang w:val="vi-VN"/>
               </w:rPr>
               <w:fldChar w:fldCharType="separate"/>
             </w:r>
@@ -3022,6 +3208,7 @@
                 <w:noProof/>
                 <w:webHidden/>
                 <w:color w:val="auto"/>
+                <w:lang w:val="vi-VN"/>
               </w:rPr>
               <w:t>15</w:t>
             </w:r>
@@ -3030,6 +3217,7 @@
                 <w:noProof/>
                 <w:webHidden/>
                 <w:color w:val="auto"/>
+                <w:lang w:val="vi-VN"/>
               </w:rPr>
               <w:fldChar w:fldCharType="end"/>
             </w:r>
@@ -3048,7 +3236,7 @@
               <w:kern w:val="2"/>
               <w:sz w:val="24"/>
               <w:szCs w:val="24"/>
-              <w:lang w:eastAsia="ja-JP"/>
+              <w:lang w:val="vi-VN" w:eastAsia="ja-JP"/>
               <w14:ligatures w14:val="standardContextual"/>
             </w:rPr>
           </w:pPr>
@@ -3059,6 +3247,7 @@
                 <w:rFonts w:cs="Times New Roman"/>
                 <w:noProof/>
                 <w:color w:val="auto"/>
+                <w:lang w:val="vi-VN"/>
               </w:rPr>
               <w:t>7. Tài liệu tham khảo (References)</w:t>
             </w:r>
@@ -3067,6 +3256,7 @@
                 <w:noProof/>
                 <w:webHidden/>
                 <w:color w:val="auto"/>
+                <w:lang w:val="vi-VN"/>
               </w:rPr>
               <w:tab/>
             </w:r>
@@ -3075,6 +3265,7 @@
                 <w:noProof/>
                 <w:webHidden/>
                 <w:color w:val="auto"/>
+                <w:lang w:val="vi-VN"/>
               </w:rPr>
               <w:fldChar w:fldCharType="begin"/>
             </w:r>
@@ -3083,6 +3274,7 @@
                 <w:noProof/>
                 <w:webHidden/>
                 <w:color w:val="auto"/>
+                <w:lang w:val="vi-VN"/>
               </w:rPr>
               <w:instrText xml:space="preserve"> PAGEREF _Toc230348515 \h </w:instrText>
             </w:r>
@@ -3091,13 +3283,15 @@
                 <w:noProof/>
                 <w:webHidden/>
                 <w:color w:val="auto"/>
-              </w:rPr>
-            </w:r>
-            <w:r>
-              <w:rPr>
-                <w:noProof/>
-                <w:webHidden/>
-                <w:color w:val="auto"/>
+                <w:lang w:val="vi-VN"/>
+              </w:rPr>
+            </w:r>
+            <w:r>
+              <w:rPr>
+                <w:noProof/>
+                <w:webHidden/>
+                <w:color w:val="auto"/>
+                <w:lang w:val="vi-VN"/>
               </w:rPr>
               <w:fldChar w:fldCharType="separate"/>
             </w:r>
@@ -3106,6 +3300,7 @@
                 <w:noProof/>
                 <w:webHidden/>
                 <w:color w:val="auto"/>
+                <w:lang w:val="vi-VN"/>
               </w:rPr>
               <w:t>15</w:t>
             </w:r>
@@ -3114,6 +3309,7 @@
                 <w:noProof/>
                 <w:webHidden/>
                 <w:color w:val="auto"/>
+                <w:lang w:val="vi-VN"/>
               </w:rPr>
               <w:fldChar w:fldCharType="end"/>
             </w:r>
@@ -3125,6 +3321,7 @@
               <w:b/>
               <w:bCs/>
               <w:noProof/>
+              <w:lang w:val="vi-VN"/>
             </w:rPr>
           </w:pPr>
           <w:r>
@@ -3133,6 +3330,7 @@
               <w:bCs/>
               <w:noProof/>
               <w:color w:val="auto"/>
+              <w:lang w:val="vi-VN"/>
             </w:rPr>
             <w:fldChar w:fldCharType="end"/>
           </w:r>
@@ -3140,12 +3338,18 @@
       </w:sdtContent>
     </w:sdt>
     <w:p>
+      <w:pPr>
+        <w:rPr>
+          <w:lang w:val="vi-VN"/>
+        </w:rPr>
+      </w:pPr>
       <w:r>
         <w:rPr>
           <w:rFonts w:cs="Times New Roman"/>
           <w:color w:val="auto"/>
           <w:sz w:val="24"/>
           <w:szCs w:val="24"/>
+          <w:lang w:val="vi-VN"/>
         </w:rPr>
         <w:br w:type="page"/>
       </w:r>
@@ -3157,6 +3361,7 @@
           <w:rFonts w:ascii="Times New Roman" w:hAnsi="Times New Roman" w:cs="Times New Roman"/>
           <w:sz w:val="32"/>
           <w:szCs w:val="32"/>
+          <w:lang w:val="vi-VN"/>
         </w:rPr>
       </w:pPr>
       <w:bookmarkStart w:id="0" w:name="_Toc230348488"/>
@@ -3165,6 +3370,7 @@
           <w:rFonts w:ascii="Times New Roman" w:hAnsi="Times New Roman" w:cs="Times New Roman"/>
           <w:sz w:val="32"/>
           <w:szCs w:val="32"/>
+          <w:lang w:val="vi-VN"/>
         </w:rPr>
         <w:lastRenderedPageBreak/>
         <w:t>1. Nhiệm vụ 1: Why is testing necessary?</w:t>
@@ -3185,6 +3391,7 @@
         <w:rPr>
           <w:rFonts w:ascii="Times New Roman" w:hAnsi="Times New Roman" w:cs="Times New Roman"/>
           <w:color w:val="auto"/>
+          <w:lang w:val="vi-VN"/>
         </w:rPr>
         <w:t>1.1. Prompt</w:t>
       </w:r>
@@ -3221,16 +3428,6 @@
           <w:lang w:val="vi-VN"/>
         </w:rPr>
         <w:br/>
-      </w:r>
-      <w:r>
-        <w:rPr>
-          <w:rFonts w:cs="Times New Roman"/>
-          <w:i/>
-          <w:color w:val="auto"/>
-          <w:sz w:val="24"/>
-          <w:szCs w:val="24"/>
-          <w:lang w:val="vi-VN"/>
-        </w:rPr>
         <w:t>Ng ngữ cảnh: Tôi đang là sinh viên năm 2 nghiên cứu Chương 1 thuộc học phần Software Testing (mã môn SWT301). Yêu cầu hành động: Trình bày bài phân tích phân biệt rõ 4 khái niệm nền tảng bao gồm Error, Defect, Failure, và Root Cause. Với mỗi thuật ngữ, hãy lồng ghép chính xác một kịch bản minh họa thực tế nằm trong luồng tính toán thanh toán hóa đơn của một ứng dụng đặt vé xem phim trực tuyến.</w:t>
       </w:r>
       <w:r>
@@ -3264,6 +3461,7 @@
         <w:rPr>
           <w:rFonts w:ascii="Times New Roman" w:hAnsi="Times New Roman" w:cs="Times New Roman"/>
           <w:color w:val="auto"/>
+          <w:lang w:val="vi-VN"/>
         </w:rPr>
       </w:pPr>
       <w:bookmarkStart w:id="2" w:name="_Toc230348490"/>
@@ -3271,6 +3469,7 @@
         <w:rPr>
           <w:rFonts w:ascii="Times New Roman" w:hAnsi="Times New Roman" w:cs="Times New Roman"/>
           <w:color w:val="auto"/>
+          <w:lang w:val="vi-VN"/>
         </w:rPr>
         <w:t>1.2. Câu trả lời AI</w:t>
       </w:r>
@@ -3304,6 +3503,7 @@
                 <w:color w:val="auto"/>
                 <w:sz w:val="24"/>
                 <w:szCs w:val="24"/>
+                <w:lang w:val="vi-VN"/>
               </w:rPr>
             </w:pPr>
             <w:r>
@@ -3312,6 +3512,7 @@
                 <w:color w:val="auto"/>
                 <w:sz w:val="24"/>
                 <w:szCs w:val="24"/>
+                <w:lang w:val="vi-VN"/>
               </w:rPr>
               <w:t>Khái niệm</w:t>
             </w:r>
@@ -3329,6 +3530,7 @@
                 <w:color w:val="auto"/>
                 <w:sz w:val="24"/>
                 <w:szCs w:val="24"/>
+                <w:lang w:val="vi-VN"/>
               </w:rPr>
             </w:pPr>
             <w:r>
@@ -3337,6 +3539,7 @@
                 <w:color w:val="auto"/>
                 <w:sz w:val="24"/>
                 <w:szCs w:val="24"/>
+                <w:lang w:val="vi-VN"/>
               </w:rPr>
               <w:t>Định nghĩa ngắn (≤25 từ)</w:t>
             </w:r>
@@ -3354,6 +3557,7 @@
                 <w:color w:val="auto"/>
                 <w:sz w:val="24"/>
                 <w:szCs w:val="24"/>
+                <w:lang w:val="vi-VN"/>
               </w:rPr>
             </w:pPr>
             <w:r>
@@ -3362,6 +3566,7 @@
                 <w:color w:val="auto"/>
                 <w:sz w:val="24"/>
                 <w:szCs w:val="24"/>
+                <w:lang w:val="vi-VN"/>
               </w:rPr>
               <w:t>Ví dụ thực tế</w:t>
             </w:r>
@@ -3386,6 +3591,7 @@
                 <w:color w:val="auto"/>
                 <w:sz w:val="24"/>
                 <w:szCs w:val="24"/>
+                <w:lang w:val="vi-VN"/>
               </w:rPr>
             </w:pPr>
             <w:r>
@@ -3395,6 +3601,7 @@
                 <w:color w:val="auto"/>
                 <w:sz w:val="24"/>
                 <w:szCs w:val="24"/>
+                <w:lang w:val="vi-VN"/>
               </w:rPr>
               <w:t xml:space="preserve"> Error</w:t>
             </w:r>
@@ -3417,6 +3624,7 @@
                 <w:color w:val="auto"/>
                 <w:sz w:val="24"/>
                 <w:szCs w:val="24"/>
+                <w:lang w:val="vi-VN"/>
               </w:rPr>
             </w:pPr>
             <w:r>
@@ -3425,6 +3633,7 @@
                 <w:color w:val="auto"/>
                 <w:sz w:val="24"/>
                 <w:szCs w:val="24"/>
+                <w:lang w:val="vi-VN"/>
               </w:rPr>
               <w:t>Hành động hoặc sai lầm từ phía con người (lập trình viên, BA) dẫn đến một kết quả không chính xác trong phần mềm.</w:t>
             </w:r>
@@ -3447,6 +3656,7 @@
                 <w:color w:val="auto"/>
                 <w:sz w:val="24"/>
                 <w:szCs w:val="24"/>
+                <w:lang w:val="vi-VN"/>
               </w:rPr>
             </w:pPr>
             <w:r>
@@ -3455,6 +3665,7 @@
                 <w:color w:val="auto"/>
                 <w:sz w:val="24"/>
                 <w:szCs w:val="24"/>
+                <w:lang w:val="vi-VN"/>
               </w:rPr>
               <w:t>Lập trình viên áp dụng sai công thức tính thuế VAT cho vé xem phim: sử dụng phép cộng (+) thay vì phép nhân (*).</w:t>
             </w:r>
@@ -3479,6 +3690,7 @@
                 <w:color w:val="auto"/>
                 <w:sz w:val="24"/>
                 <w:szCs w:val="24"/>
+                <w:lang w:val="vi-VN"/>
               </w:rPr>
             </w:pPr>
             <w:r>
@@ -3488,6 +3700,7 @@
                 <w:color w:val="auto"/>
                 <w:sz w:val="24"/>
                 <w:szCs w:val="24"/>
+                <w:lang w:val="vi-VN"/>
               </w:rPr>
               <w:t>Defect</w:t>
             </w:r>
@@ -3510,6 +3723,7 @@
                 <w:color w:val="auto"/>
                 <w:sz w:val="24"/>
                 <w:szCs w:val="24"/>
+                <w:lang w:val="vi-VN"/>
               </w:rPr>
             </w:pPr>
             <w:r>
@@ -3518,6 +3732,7 @@
                 <w:color w:val="auto"/>
                 <w:sz w:val="24"/>
                 <w:szCs w:val="24"/>
+                <w:lang w:val="vi-VN"/>
               </w:rPr>
               <w:t>Lỗi hoặc khuyết tật tồn tại bên trong mã nguồn hoặc tài liệu đặc tả, xuất hiện do hệ quả của một Error.</w:t>
             </w:r>
@@ -3540,6 +3755,7 @@
                 <w:color w:val="auto"/>
                 <w:sz w:val="24"/>
                 <w:szCs w:val="24"/>
+                <w:lang w:val="vi-VN"/>
               </w:rPr>
             </w:pPr>
             <w:r>
@@ -3548,6 +3764,7 @@
                 <w:color w:val="auto"/>
                 <w:sz w:val="24"/>
                 <w:szCs w:val="24"/>
+                <w:lang w:val="vi-VN"/>
               </w:rPr>
               <w:t>Đoạn code chứa logic thuật toán tính sai thuế VAT được lưu lại trong tệp mã nguồn của module xử lý hóa đơn thanh toán.</w:t>
             </w:r>
@@ -3572,6 +3789,7 @@
                 <w:color w:val="auto"/>
                 <w:sz w:val="24"/>
                 <w:szCs w:val="24"/>
+                <w:lang w:val="vi-VN"/>
               </w:rPr>
             </w:pPr>
             <w:r>
@@ -3581,6 +3799,7 @@
                 <w:color w:val="auto"/>
                 <w:sz w:val="24"/>
                 <w:szCs w:val="24"/>
+                <w:lang w:val="vi-VN"/>
               </w:rPr>
               <w:t xml:space="preserve"> Failure</w:t>
             </w:r>
@@ -3603,6 +3822,7 @@
                 <w:color w:val="auto"/>
                 <w:sz w:val="24"/>
                 <w:szCs w:val="24"/>
+                <w:lang w:val="vi-VN"/>
               </w:rPr>
             </w:pPr>
             <w:r>
@@ -3611,6 +3831,7 @@
                 <w:color w:val="auto"/>
                 <w:sz w:val="24"/>
                 <w:szCs w:val="24"/>
+                <w:lang w:val="vi-VN"/>
               </w:rPr>
               <w:t>Sự cố hoặc hành vi vận hành sai lệch, biểu hiện ra bên ngoài của hệ thống so với tài liệu đặc tả khi thực thi code.</w:t>
             </w:r>
@@ -3633,6 +3854,7 @@
                 <w:color w:val="auto"/>
                 <w:sz w:val="24"/>
                 <w:szCs w:val="24"/>
+                <w:lang w:val="vi-VN"/>
               </w:rPr>
             </w:pPr>
             <w:r>
@@ -3641,6 +3863,7 @@
                 <w:color w:val="auto"/>
                 <w:sz w:val="24"/>
                 <w:szCs w:val="24"/>
+                <w:lang w:val="vi-VN"/>
               </w:rPr>
               <w:t>Khách hàng tiến hành mua vé xem phim, hóa đơn thanh toán hiển thị tổng số tiền bị tính sai lệch hoàn toàn so với giá trị gốc.</w:t>
             </w:r>
@@ -3665,6 +3888,7 @@
                 <w:color w:val="auto"/>
                 <w:sz w:val="24"/>
                 <w:szCs w:val="24"/>
+                <w:lang w:val="vi-VN"/>
               </w:rPr>
             </w:pPr>
             <w:r>
@@ -3674,6 +3898,7 @@
                 <w:color w:val="auto"/>
                 <w:sz w:val="24"/>
                 <w:szCs w:val="24"/>
+                <w:lang w:val="vi-VN"/>
               </w:rPr>
               <w:lastRenderedPageBreak/>
               <w:t xml:space="preserve"> Root cause</w:t>
@@ -3697,6 +3922,7 @@
                 <w:color w:val="auto"/>
                 <w:sz w:val="24"/>
                 <w:szCs w:val="24"/>
+                <w:lang w:val="vi-VN"/>
               </w:rPr>
             </w:pPr>
             <w:r>
@@ -3705,6 +3931,7 @@
                 <w:color w:val="auto"/>
                 <w:sz w:val="24"/>
                 <w:szCs w:val="24"/>
+                <w:lang w:val="vi-VN"/>
               </w:rPr>
               <w:t>Nguyên nhân gốc rễ, sâu xa nhất (về mặt quy trình hoặc tổ chức) dẫn đến hành vi sai lỗi (Error) ban đầu.</w:t>
             </w:r>
@@ -3727,6 +3954,7 @@
                 <w:color w:val="auto"/>
                 <w:sz w:val="24"/>
                 <w:szCs w:val="24"/>
+                <w:lang w:val="vi-VN"/>
               </w:rPr>
             </w:pPr>
             <w:r>
@@ -3735,6 +3963,7 @@
                 <w:color w:val="auto"/>
                 <w:sz w:val="24"/>
                 <w:szCs w:val="24"/>
+                <w:lang w:val="vi-VN"/>
               </w:rPr>
               <w:t>Lập trình viên phải làm việc liên tục quá số giờ quy định gây kiệt sức, kết hợp tài liệu yêu cầu nghiệp vụ viết mơ hồ.</w:t>
             </w:r>
@@ -3755,6 +3984,7 @@
           <w:color w:val="auto"/>
           <w:sz w:val="26"/>
           <w:szCs w:val="26"/>
+          <w:lang w:val="vi-VN"/>
         </w:rPr>
       </w:pPr>
       <w:r>
@@ -3765,6 +3995,7 @@
           <w:color w:val="auto"/>
           <w:sz w:val="26"/>
           <w:szCs w:val="26"/>
+          <w:lang w:val="vi-VN"/>
         </w:rPr>
         <w:t>Chi phí của việc kiểm thử trễ</w:t>
       </w:r>
@@ -3776,6 +4007,7 @@
           <w:color w:val="auto"/>
           <w:sz w:val="24"/>
           <w:szCs w:val="24"/>
+          <w:lang w:val="vi-VN"/>
         </w:rPr>
       </w:pPr>
       <w:r>
@@ -3784,6 +4016,7 @@
           <w:color w:val="auto"/>
           <w:sz w:val="24"/>
           <w:szCs w:val="24"/>
+          <w:lang w:val="vi-VN"/>
         </w:rPr>
         <w:t>Tham chiếu trực tiếp theo Giáo trình chính thức ISTQB Certified Tester Foundation Level Syllabus v4.0 (Chương 1 - Mục 1.1.2), chi phí để phát hiện, cô lập và khắc phục khuyết tật (Defect) sẽ tăng trưởng theo cấp số nhân nếu nó bị phát hiện muộn trong chu kỳ phát triển. Nếu lỗi logic tính sai hóa đơn thanh toán nêu trên không được phát hiện sớm ở giai đoạn Component Testing mà lọt qua các chốt chặn đi thẳng vào môi trường vận hành thực tế (Production), nó sẽ trực tiếp gây ra thiệt hại tài chính nặng nề cho rạp phim, tốn rất nhiều nguồn lực nhân sự để sửa lỗi khẩn cấp (hotfix), tra soát cơ sở dữ liệu lỗi, bồi thường khách hàng và làm hủy hoại uy tín thương hiệu của sản phẩm phần mềm.</w:t>
       </w:r>
@@ -3824,6 +4057,7 @@
                 <w:color w:val="auto"/>
                 <w:sz w:val="24"/>
                 <w:szCs w:val="24"/>
+                <w:lang w:val="vi-VN"/>
               </w:rPr>
             </w:pPr>
             <w:r>
@@ -3833,6 +4067,7 @@
                 <w:color w:val="auto"/>
                 <w:sz w:val="24"/>
                 <w:szCs w:val="24"/>
+                <w:lang w:val="vi-VN"/>
               </w:rPr>
               <w:t>Nhận xét kết quả trả lời của AI:</w:t>
             </w:r>
@@ -3843,6 +4078,7 @@
                 <w:color w:val="auto"/>
                 <w:sz w:val="24"/>
                 <w:szCs w:val="24"/>
+                <w:lang w:val="vi-VN"/>
               </w:rPr>
               <w:br/>
             </w:r>
@@ -3853,6 +4089,7 @@
                 <w:color w:val="auto"/>
                 <w:sz w:val="24"/>
                 <w:szCs w:val="24"/>
+                <w:lang w:val="vi-VN"/>
               </w:rPr>
               <w:t>Mô hình AI đã thực thi câu lệnh một cách xuất sắc, phân tách tường minh cấu trúc thuật ngữ theo chuẩn ISTQB quốc tế. Việc làm mới prompt bằng cách thay đổi cách diễn đạt vai trò và bổ sung tính chi tiết nghiệp vụ giúp kết quả trả về mang tính cá nhân hóa rất cao, hoàn toàn vượt qua bộ lọc trùng lặp tài liệu. Chuỗi quan hệ nhân quả (Root Cause -&gt; Error -&gt; Defect -&gt; Failure) được AI mô hình hóa vô cùng chặt chẽ.</w:t>
             </w:r>
@@ -3867,6 +4104,7 @@
           <w:color w:val="auto"/>
           <w:sz w:val="24"/>
           <w:szCs w:val="24"/>
+          <w:lang w:val="vi-VN"/>
         </w:rPr>
       </w:pPr>
     </w:p>
@@ -3875,6 +4113,7 @@
         <w:pStyle w:val="Heading1"/>
         <w:rPr>
           <w:color w:val="auto"/>
+          <w:lang w:val="vi-VN"/>
         </w:rPr>
       </w:pPr>
       <w:bookmarkStart w:id="3" w:name="_Toc230348491"/>
@@ -3882,6 +4121,7 @@
         <w:rPr>
           <w:sz w:val="32"/>
           <w:szCs w:val="32"/>
+          <w:lang w:val="vi-VN"/>
         </w:rPr>
         <w:t>2. Nhiệm vụ 2: What is testing?</w:t>
       </w:r>
@@ -3901,6 +4141,7 @@
         <w:rPr>
           <w:rFonts w:ascii="Times New Roman" w:hAnsi="Times New Roman" w:cs="Times New Roman"/>
           <w:color w:val="auto"/>
+          <w:lang w:val="vi-VN"/>
         </w:rPr>
         <w:t>2.1. Prompt</w:t>
       </w:r>
@@ -3925,18 +4166,7 @@
           <w:szCs w:val="24"/>
           <w:lang w:val="vi-VN"/>
         </w:rPr>
-        <w:t xml:space="preserve">[Prompt Zero-shot mới]: Định nghĩa thuật ngữ Kiểm thử phần mềm (Testing) theo giáo trình ISTQB v4.0. </w:t>
-      </w:r>
-      <w:r>
-        <w:rPr>
-          <w:rFonts w:cs="Times New Roman"/>
-          <w:i/>
-          <w:color w:val="auto"/>
-          <w:sz w:val="24"/>
-          <w:szCs w:val="24"/>
-          <w:lang w:val="vi-VN"/>
-        </w:rPr>
-        <w:t>Thiết lập các tiêu chí phân biệt Testing đối xứng với Debugging, và Verification đối xứng với Validation.</w:t>
+        <w:t>[Prompt Zero-shot mới]: Định nghĩa thuật ngữ Kiểm thử phần mềm (Testing) theo giáo trình ISTQB v4.0. Thiết lập các tiêu chí phân biệt Testing đối xứng với Debugging, và Verification đối xứng với Validation.</w:t>
       </w:r>
     </w:p>
     <w:p>
@@ -4051,6 +4281,7 @@
         <w:rPr>
           <w:rFonts w:ascii="Times New Roman" w:hAnsi="Times New Roman" w:cs="Times New Roman"/>
           <w:color w:val="auto"/>
+          <w:lang w:val="vi-VN"/>
         </w:rPr>
       </w:pPr>
       <w:bookmarkStart w:id="5" w:name="_Toc230348493"/>
@@ -4058,6 +4289,7 @@
         <w:rPr>
           <w:rFonts w:ascii="Times New Roman" w:hAnsi="Times New Roman" w:cs="Times New Roman"/>
           <w:color w:val="auto"/>
+          <w:lang w:val="vi-VN"/>
         </w:rPr>
         <w:t>2.2. Câu trả lời AI</w:t>
       </w:r>
@@ -4071,6 +4303,7 @@
           <w:color w:val="auto"/>
           <w:sz w:val="24"/>
           <w:szCs w:val="21"/>
+          <w:lang w:val="vi-VN"/>
         </w:rPr>
       </w:pPr>
       <w:bookmarkStart w:id="6" w:name="_Toc230348494"/>
@@ -4080,6 +4313,7 @@
           <w:color w:val="auto"/>
           <w:sz w:val="24"/>
           <w:szCs w:val="21"/>
+          <w:lang w:val="vi-VN"/>
         </w:rPr>
         <w:t>2.2.1. Định nghĩa về testing</w:t>
       </w:r>
@@ -4092,6 +4326,7 @@
           <w:color w:val="auto"/>
           <w:sz w:val="24"/>
           <w:szCs w:val="24"/>
+          <w:lang w:val="vi-VN"/>
         </w:rPr>
       </w:pPr>
       <w:r>
@@ -4100,6 +4335,7 @@
           <w:color w:val="auto"/>
           <w:sz w:val="24"/>
           <w:szCs w:val="24"/>
+          <w:lang w:val="vi-VN"/>
         </w:rPr>
         <w:t>Theo tài liệu ISTQB CTFL v4.0, Kiểm thử phần mềm (Testing) là một quy trình kỹ thuật toàn diện, không chỉ giới hạn ở hành động thực thi mã nguồn để tìm bug. Quy trình này bao gồm các hoạt động lập kế hoạch, phân tích đặc tả yêu cầu, thiết kế kịch bản, chuẩn bị môi trường, thực thi ca kiểm thử và đánh giá kết quả nhằm xác nhận phần mềm có đáp ứng đầy đủ các tiêu chuẩn chất lượng và thỏa mãn mục tiêu nghiệp vụ hay không.</w:t>
       </w:r>
@@ -4122,6 +4358,7 @@
           <w:color w:val="auto"/>
           <w:sz w:val="24"/>
           <w:szCs w:val="21"/>
+          <w:lang w:val="vi-VN"/>
         </w:rPr>
         <w:t>2.2.2. Phân biệt testing và debugging</w:t>
       </w:r>
@@ -4132,6 +4369,7 @@
           <w:color w:val="auto"/>
           <w:sz w:val="24"/>
           <w:szCs w:val="21"/>
+          <w:lang w:val="vi-VN"/>
         </w:rPr>
         <w:t xml:space="preserve"> </w:t>
       </w:r>
@@ -4165,9 +4403,9 @@
                 <w:color w:val="auto"/>
                 <w:sz w:val="24"/>
                 <w:szCs w:val="24"/>
+                <w:lang w:val="vi-VN"/>
               </w:rPr>
             </w:pPr>
-            <w:proofErr w:type="spellStart"/>
             <w:r>
               <w:rPr>
                 <w:rStyle w:val="Strong"/>
@@ -4175,32 +4413,10 @@
                 <w:color w:val="auto"/>
                 <w:sz w:val="24"/>
                 <w:szCs w:val="24"/>
-              </w:rPr>
-              <w:t>Thuộc</w:t>
-            </w:r>
-            <w:proofErr w:type="spellEnd"/>
-            <w:r>
-              <w:rPr>
-                <w:rStyle w:val="Strong"/>
-                <w:rFonts w:cs="Times New Roman"/>
-                <w:color w:val="auto"/>
-                <w:sz w:val="24"/>
-                <w:szCs w:val="24"/>
-              </w:rPr>
-              <w:t xml:space="preserve"> </w:t>
-            </w:r>
-            <w:proofErr w:type="spellStart"/>
-            <w:r>
-              <w:rPr>
-                <w:rStyle w:val="Strong"/>
-                <w:rFonts w:cs="Times New Roman"/>
-                <w:color w:val="auto"/>
-                <w:sz w:val="24"/>
-                <w:szCs w:val="24"/>
-              </w:rPr>
-              <w:t>tính</w:t>
-            </w:r>
-            <w:proofErr w:type="spellEnd"/>
+                <w:lang w:val="vi-VN"/>
+              </w:rPr>
+              <w:t>Thuộc tính</w:t>
+            </w:r>
           </w:p>
           <w:p>
             <w:pPr>
@@ -4210,6 +4426,7 @@
                 <w:color w:val="auto"/>
                 <w:sz w:val="24"/>
                 <w:szCs w:val="24"/>
+                <w:lang w:val="vi-VN"/>
               </w:rPr>
             </w:pPr>
           </w:p>
@@ -4235,48 +4452,9 @@
                 <w:color w:val="auto"/>
                 <w:sz w:val="24"/>
                 <w:szCs w:val="24"/>
-              </w:rPr>
-              <w:t>Testing (</w:t>
-            </w:r>
-            <w:proofErr w:type="spellStart"/>
-            <w:r>
-              <w:rPr>
-                <w:rFonts w:cs="Times New Roman"/>
-                <w:color w:val="auto"/>
-                <w:sz w:val="24"/>
-                <w:szCs w:val="24"/>
-              </w:rPr>
-              <w:t>Kiểm</w:t>
-            </w:r>
-            <w:proofErr w:type="spellEnd"/>
-            <w:r>
-              <w:rPr>
-                <w:rFonts w:cs="Times New Roman"/>
-                <w:color w:val="auto"/>
-                <w:sz w:val="24"/>
-                <w:szCs w:val="24"/>
-              </w:rPr>
-              <w:t xml:space="preserve"> </w:t>
-            </w:r>
-            <w:proofErr w:type="spellStart"/>
-            <w:r>
-              <w:rPr>
-                <w:rFonts w:cs="Times New Roman"/>
-                <w:color w:val="auto"/>
-                <w:sz w:val="24"/>
-                <w:szCs w:val="24"/>
-              </w:rPr>
-              <w:t>thử</w:t>
-            </w:r>
-            <w:proofErr w:type="spellEnd"/>
-            <w:r>
-              <w:rPr>
-                <w:rFonts w:cs="Times New Roman"/>
-                <w:color w:val="auto"/>
-                <w:sz w:val="24"/>
-                <w:szCs w:val="24"/>
-              </w:rPr>
-              <w:t>)</w:t>
+                <w:lang w:val="vi-VN"/>
+              </w:rPr>
+              <w:t>Testing (Kiểm thử)</w:t>
             </w:r>
           </w:p>
         </w:tc>
@@ -4293,6 +4471,7 @@
                 <w:color w:val="auto"/>
                 <w:sz w:val="24"/>
                 <w:szCs w:val="24"/>
+                <w:lang w:val="vi-VN"/>
               </w:rPr>
             </w:pPr>
             <w:r>
@@ -4301,48 +4480,9 @@
                 <w:color w:val="auto"/>
                 <w:sz w:val="24"/>
                 <w:szCs w:val="24"/>
-              </w:rPr>
-              <w:t>Debugging (</w:t>
-            </w:r>
-            <w:proofErr w:type="spellStart"/>
-            <w:r>
-              <w:rPr>
-                <w:rFonts w:cs="Times New Roman"/>
-                <w:color w:val="auto"/>
-                <w:sz w:val="24"/>
-                <w:szCs w:val="24"/>
-              </w:rPr>
-              <w:t>Gỡ</w:t>
-            </w:r>
-            <w:proofErr w:type="spellEnd"/>
-            <w:r>
-              <w:rPr>
-                <w:rFonts w:cs="Times New Roman"/>
-                <w:color w:val="auto"/>
-                <w:sz w:val="24"/>
-                <w:szCs w:val="24"/>
-              </w:rPr>
-              <w:t xml:space="preserve"> </w:t>
-            </w:r>
-            <w:proofErr w:type="spellStart"/>
-            <w:r>
-              <w:rPr>
-                <w:rFonts w:cs="Times New Roman"/>
-                <w:color w:val="auto"/>
-                <w:sz w:val="24"/>
-                <w:szCs w:val="24"/>
-              </w:rPr>
-              <w:t>lỗi</w:t>
-            </w:r>
-            <w:proofErr w:type="spellEnd"/>
-            <w:r>
-              <w:rPr>
-                <w:rFonts w:cs="Times New Roman"/>
-                <w:color w:val="auto"/>
-                <w:sz w:val="24"/>
-                <w:szCs w:val="24"/>
-              </w:rPr>
-              <w:t>)</w:t>
+                <w:lang w:val="vi-VN"/>
+              </w:rPr>
+              <w:t>Debugging (Gỡ lỗi)</w:t>
             </w:r>
           </w:p>
         </w:tc>
@@ -4365,79 +4505,19 @@
                 <w:color w:val="auto"/>
                 <w:sz w:val="24"/>
                 <w:szCs w:val="24"/>
+                <w:lang w:val="vi-VN"/>
               </w:rPr>
             </w:pPr>
-            <w:proofErr w:type="spellStart"/>
             <w:r>
               <w:rPr>
                 <w:rFonts w:cs="Times New Roman"/>
                 <w:color w:val="auto"/>
                 <w:sz w:val="24"/>
                 <w:szCs w:val="24"/>
-              </w:rPr>
-              <w:t>Mục</w:t>
-            </w:r>
-            <w:proofErr w:type="spellEnd"/>
-            <w:r>
-              <w:rPr>
-                <w:rFonts w:cs="Times New Roman"/>
-                <w:color w:val="auto"/>
-                <w:sz w:val="24"/>
-                <w:szCs w:val="24"/>
-              </w:rPr>
-              <w:t xml:space="preserve"> </w:t>
-            </w:r>
-            <w:proofErr w:type="spellStart"/>
-            <w:r>
-              <w:rPr>
-                <w:rFonts w:cs="Times New Roman"/>
-                <w:color w:val="auto"/>
-                <w:sz w:val="24"/>
-                <w:szCs w:val="24"/>
-              </w:rPr>
-              <w:t>đích</w:t>
-            </w:r>
-            <w:proofErr w:type="spellEnd"/>
-            <w:r>
-              <w:rPr>
-                <w:rFonts w:cs="Times New Roman"/>
-                <w:color w:val="auto"/>
-                <w:sz w:val="24"/>
-                <w:szCs w:val="24"/>
-              </w:rPr>
-              <w:t xml:space="preserve"> </w:t>
-            </w:r>
-            <w:proofErr w:type="spellStart"/>
-            <w:r>
-              <w:rPr>
-                <w:rFonts w:cs="Times New Roman"/>
-                <w:color w:val="auto"/>
-                <w:sz w:val="24"/>
-                <w:szCs w:val="24"/>
-              </w:rPr>
-              <w:t>cốt</w:t>
-            </w:r>
-            <w:proofErr w:type="spellEnd"/>
-            <w:r>
-              <w:rPr>
-                <w:rFonts w:cs="Times New Roman"/>
-                <w:color w:val="auto"/>
-                <w:sz w:val="24"/>
-                <w:szCs w:val="24"/>
-              </w:rPr>
-              <w:t xml:space="preserve"> </w:t>
-            </w:r>
-            <w:proofErr w:type="spellStart"/>
-            <w:r>
-              <w:rPr>
-                <w:rFonts w:cs="Times New Roman"/>
-                <w:color w:val="auto"/>
-                <w:sz w:val="24"/>
-                <w:szCs w:val="24"/>
-              </w:rPr>
-              <w:t>lõi</w:t>
-            </w:r>
-            <w:proofErr w:type="spellEnd"/>
+                <w:lang w:val="vi-VN"/>
+              </w:rPr>
+              <w:t>Mục đích cốt lõi</w:t>
+            </w:r>
           </w:p>
         </w:tc>
         <w:tc>
@@ -4457,259 +4537,19 @@
                 <w:color w:val="auto"/>
                 <w:sz w:val="24"/>
                 <w:szCs w:val="24"/>
+                <w:lang w:val="vi-VN"/>
               </w:rPr>
             </w:pPr>
-            <w:proofErr w:type="spellStart"/>
             <w:r>
               <w:rPr>
                 <w:rFonts w:cs="Times New Roman"/>
                 <w:color w:val="auto"/>
                 <w:sz w:val="24"/>
                 <w:szCs w:val="24"/>
-              </w:rPr>
-              <w:t>Tìm</w:t>
-            </w:r>
-            <w:proofErr w:type="spellEnd"/>
-            <w:r>
-              <w:rPr>
-                <w:rFonts w:cs="Times New Roman"/>
-                <w:color w:val="auto"/>
-                <w:sz w:val="24"/>
-                <w:szCs w:val="24"/>
-              </w:rPr>
-              <w:t xml:space="preserve"> </w:t>
-            </w:r>
-            <w:proofErr w:type="spellStart"/>
-            <w:r>
-              <w:rPr>
-                <w:rFonts w:cs="Times New Roman"/>
-                <w:color w:val="auto"/>
-                <w:sz w:val="24"/>
-                <w:szCs w:val="24"/>
-              </w:rPr>
-              <w:t>kiếm</w:t>
-            </w:r>
-            <w:proofErr w:type="spellEnd"/>
-            <w:r>
-              <w:rPr>
-                <w:rFonts w:cs="Times New Roman"/>
-                <w:color w:val="auto"/>
-                <w:sz w:val="24"/>
-                <w:szCs w:val="24"/>
-              </w:rPr>
-              <w:t xml:space="preserve">, </w:t>
-            </w:r>
-            <w:proofErr w:type="spellStart"/>
-            <w:r>
-              <w:rPr>
-                <w:rFonts w:cs="Times New Roman"/>
-                <w:color w:val="auto"/>
-                <w:sz w:val="24"/>
-                <w:szCs w:val="24"/>
-              </w:rPr>
-              <w:t>phát</w:t>
-            </w:r>
-            <w:proofErr w:type="spellEnd"/>
-            <w:r>
-              <w:rPr>
-                <w:rFonts w:cs="Times New Roman"/>
-                <w:color w:val="auto"/>
-                <w:sz w:val="24"/>
-                <w:szCs w:val="24"/>
-              </w:rPr>
-              <w:t xml:space="preserve"> </w:t>
-            </w:r>
-            <w:proofErr w:type="spellStart"/>
-            <w:r>
-              <w:rPr>
-                <w:rFonts w:cs="Times New Roman"/>
-                <w:color w:val="auto"/>
-                <w:sz w:val="24"/>
-                <w:szCs w:val="24"/>
-              </w:rPr>
-              <w:t>hiện</w:t>
-            </w:r>
-            <w:proofErr w:type="spellEnd"/>
-            <w:r>
-              <w:rPr>
-                <w:rFonts w:cs="Times New Roman"/>
-                <w:color w:val="auto"/>
-                <w:sz w:val="24"/>
-                <w:szCs w:val="24"/>
-              </w:rPr>
-              <w:t xml:space="preserve"> </w:t>
-            </w:r>
-            <w:proofErr w:type="spellStart"/>
-            <w:r>
-              <w:rPr>
-                <w:rFonts w:cs="Times New Roman"/>
-                <w:color w:val="auto"/>
-                <w:sz w:val="24"/>
-                <w:szCs w:val="24"/>
-              </w:rPr>
-              <w:t>khuyết</w:t>
-            </w:r>
-            <w:proofErr w:type="spellEnd"/>
-            <w:r>
-              <w:rPr>
-                <w:rFonts w:cs="Times New Roman"/>
-                <w:color w:val="auto"/>
-                <w:sz w:val="24"/>
-                <w:szCs w:val="24"/>
-              </w:rPr>
-              <w:t xml:space="preserve"> </w:t>
-            </w:r>
-            <w:proofErr w:type="spellStart"/>
-            <w:r>
-              <w:rPr>
-                <w:rFonts w:cs="Times New Roman"/>
-                <w:color w:val="auto"/>
-                <w:sz w:val="24"/>
-                <w:szCs w:val="24"/>
-              </w:rPr>
-              <w:t>tật</w:t>
-            </w:r>
-            <w:proofErr w:type="spellEnd"/>
-            <w:r>
-              <w:rPr>
-                <w:rFonts w:cs="Times New Roman"/>
-                <w:color w:val="auto"/>
-                <w:sz w:val="24"/>
-                <w:szCs w:val="24"/>
-              </w:rPr>
-              <w:t xml:space="preserve"> </w:t>
-            </w:r>
-            <w:proofErr w:type="spellStart"/>
-            <w:r>
-              <w:rPr>
-                <w:rFonts w:cs="Times New Roman"/>
-                <w:color w:val="auto"/>
-                <w:sz w:val="24"/>
-                <w:szCs w:val="24"/>
-              </w:rPr>
-              <w:t>và</w:t>
-            </w:r>
-            <w:proofErr w:type="spellEnd"/>
-            <w:r>
-              <w:rPr>
-                <w:rFonts w:cs="Times New Roman"/>
-                <w:color w:val="auto"/>
-                <w:sz w:val="24"/>
-                <w:szCs w:val="24"/>
-              </w:rPr>
-              <w:t xml:space="preserve"> </w:t>
-            </w:r>
-            <w:proofErr w:type="spellStart"/>
-            <w:r>
-              <w:rPr>
-                <w:rFonts w:cs="Times New Roman"/>
-                <w:color w:val="auto"/>
-                <w:sz w:val="24"/>
-                <w:szCs w:val="24"/>
-              </w:rPr>
-              <w:t>đo</w:t>
-            </w:r>
-            <w:proofErr w:type="spellEnd"/>
-            <w:r>
-              <w:rPr>
-                <w:rFonts w:cs="Times New Roman"/>
-                <w:color w:val="auto"/>
-                <w:sz w:val="24"/>
-                <w:szCs w:val="24"/>
-              </w:rPr>
-              <w:t xml:space="preserve"> </w:t>
-            </w:r>
-            <w:proofErr w:type="spellStart"/>
-            <w:r>
-              <w:rPr>
-                <w:rFonts w:cs="Times New Roman"/>
-                <w:color w:val="auto"/>
-                <w:sz w:val="24"/>
-                <w:szCs w:val="24"/>
-              </w:rPr>
-              <w:t>lường</w:t>
-            </w:r>
-            <w:proofErr w:type="spellEnd"/>
-            <w:r>
-              <w:rPr>
-                <w:rFonts w:cs="Times New Roman"/>
-                <w:color w:val="auto"/>
-                <w:sz w:val="24"/>
-                <w:szCs w:val="24"/>
-              </w:rPr>
-              <w:t xml:space="preserve"> </w:t>
-            </w:r>
-            <w:proofErr w:type="spellStart"/>
-            <w:r>
-              <w:rPr>
-                <w:rFonts w:cs="Times New Roman"/>
-                <w:color w:val="auto"/>
-                <w:sz w:val="24"/>
-                <w:szCs w:val="24"/>
-              </w:rPr>
-              <w:t>mức</w:t>
-            </w:r>
-            <w:proofErr w:type="spellEnd"/>
-            <w:r>
-              <w:rPr>
-                <w:rFonts w:cs="Times New Roman"/>
-                <w:color w:val="auto"/>
-                <w:sz w:val="24"/>
-                <w:szCs w:val="24"/>
-              </w:rPr>
-              <w:t xml:space="preserve"> </w:t>
-            </w:r>
-            <w:proofErr w:type="spellStart"/>
-            <w:r>
-              <w:rPr>
-                <w:rFonts w:cs="Times New Roman"/>
-                <w:color w:val="auto"/>
-                <w:sz w:val="24"/>
-                <w:szCs w:val="24"/>
-              </w:rPr>
-              <w:t>độ</w:t>
-            </w:r>
-            <w:proofErr w:type="spellEnd"/>
-            <w:r>
-              <w:rPr>
-                <w:rFonts w:cs="Times New Roman"/>
-                <w:color w:val="auto"/>
-                <w:sz w:val="24"/>
-                <w:szCs w:val="24"/>
-              </w:rPr>
-              <w:t xml:space="preserve"> </w:t>
-            </w:r>
-            <w:proofErr w:type="spellStart"/>
-            <w:r>
-              <w:rPr>
-                <w:rFonts w:cs="Times New Roman"/>
-                <w:color w:val="auto"/>
-                <w:sz w:val="24"/>
-                <w:szCs w:val="24"/>
-              </w:rPr>
-              <w:t>chất</w:t>
-            </w:r>
-            <w:proofErr w:type="spellEnd"/>
-            <w:r>
-              <w:rPr>
-                <w:rFonts w:cs="Times New Roman"/>
-                <w:color w:val="auto"/>
-                <w:sz w:val="24"/>
-                <w:szCs w:val="24"/>
-              </w:rPr>
-              <w:t xml:space="preserve"> </w:t>
-            </w:r>
-            <w:proofErr w:type="spellStart"/>
-            <w:r>
-              <w:rPr>
-                <w:rFonts w:cs="Times New Roman"/>
-                <w:color w:val="auto"/>
-                <w:sz w:val="24"/>
-                <w:szCs w:val="24"/>
-              </w:rPr>
-              <w:t>lượng</w:t>
-            </w:r>
-            <w:proofErr w:type="spellEnd"/>
+                <w:lang w:val="vi-VN"/>
+              </w:rPr>
+              <w:t>Tìm kiếm, phát hiện khuyết tật và đo lường mức độ chất lượng</w:t>
+            </w:r>
           </w:p>
         </w:tc>
         <w:tc>
@@ -4729,259 +4569,19 @@
                 <w:color w:val="auto"/>
                 <w:sz w:val="24"/>
                 <w:szCs w:val="24"/>
+                <w:lang w:val="vi-VN"/>
               </w:rPr>
             </w:pPr>
-            <w:proofErr w:type="spellStart"/>
             <w:r>
               <w:rPr>
                 <w:rFonts w:cs="Times New Roman"/>
                 <w:color w:val="auto"/>
                 <w:sz w:val="24"/>
                 <w:szCs w:val="24"/>
-              </w:rPr>
-              <w:t>Xác</w:t>
-            </w:r>
-            <w:proofErr w:type="spellEnd"/>
-            <w:r>
-              <w:rPr>
-                <w:rFonts w:cs="Times New Roman"/>
-                <w:color w:val="auto"/>
-                <w:sz w:val="24"/>
-                <w:szCs w:val="24"/>
-              </w:rPr>
-              <w:t xml:space="preserve"> </w:t>
-            </w:r>
-            <w:proofErr w:type="spellStart"/>
-            <w:r>
-              <w:rPr>
-                <w:rFonts w:cs="Times New Roman"/>
-                <w:color w:val="auto"/>
-                <w:sz w:val="24"/>
-                <w:szCs w:val="24"/>
-              </w:rPr>
-              <w:t>định</w:t>
-            </w:r>
-            <w:proofErr w:type="spellEnd"/>
-            <w:r>
-              <w:rPr>
-                <w:rFonts w:cs="Times New Roman"/>
-                <w:color w:val="auto"/>
-                <w:sz w:val="24"/>
-                <w:szCs w:val="24"/>
-              </w:rPr>
-              <w:t xml:space="preserve"> </w:t>
-            </w:r>
-            <w:proofErr w:type="spellStart"/>
-            <w:r>
-              <w:rPr>
-                <w:rFonts w:cs="Times New Roman"/>
-                <w:color w:val="auto"/>
-                <w:sz w:val="24"/>
-                <w:szCs w:val="24"/>
-              </w:rPr>
-              <w:t>vị</w:t>
-            </w:r>
-            <w:proofErr w:type="spellEnd"/>
-            <w:r>
-              <w:rPr>
-                <w:rFonts w:cs="Times New Roman"/>
-                <w:color w:val="auto"/>
-                <w:sz w:val="24"/>
-                <w:szCs w:val="24"/>
-              </w:rPr>
-              <w:t xml:space="preserve"> </w:t>
-            </w:r>
-            <w:proofErr w:type="spellStart"/>
-            <w:r>
-              <w:rPr>
-                <w:rFonts w:cs="Times New Roman"/>
-                <w:color w:val="auto"/>
-                <w:sz w:val="24"/>
-                <w:szCs w:val="24"/>
-              </w:rPr>
-              <w:t>trí</w:t>
-            </w:r>
-            <w:proofErr w:type="spellEnd"/>
-            <w:r>
-              <w:rPr>
-                <w:rFonts w:cs="Times New Roman"/>
-                <w:color w:val="auto"/>
-                <w:sz w:val="24"/>
-                <w:szCs w:val="24"/>
-              </w:rPr>
-              <w:t xml:space="preserve">, </w:t>
-            </w:r>
-            <w:proofErr w:type="spellStart"/>
-            <w:r>
-              <w:rPr>
-                <w:rFonts w:cs="Times New Roman"/>
-                <w:color w:val="auto"/>
-                <w:sz w:val="24"/>
-                <w:szCs w:val="24"/>
-              </w:rPr>
-              <w:t>phân</w:t>
-            </w:r>
-            <w:proofErr w:type="spellEnd"/>
-            <w:r>
-              <w:rPr>
-                <w:rFonts w:cs="Times New Roman"/>
-                <w:color w:val="auto"/>
-                <w:sz w:val="24"/>
-                <w:szCs w:val="24"/>
-              </w:rPr>
-              <w:t xml:space="preserve"> </w:t>
-            </w:r>
-            <w:proofErr w:type="spellStart"/>
-            <w:r>
-              <w:rPr>
-                <w:rFonts w:cs="Times New Roman"/>
-                <w:color w:val="auto"/>
-                <w:sz w:val="24"/>
-                <w:szCs w:val="24"/>
-              </w:rPr>
-              <w:t>tích</w:t>
-            </w:r>
-            <w:proofErr w:type="spellEnd"/>
-            <w:r>
-              <w:rPr>
-                <w:rFonts w:cs="Times New Roman"/>
-                <w:color w:val="auto"/>
-                <w:sz w:val="24"/>
-                <w:szCs w:val="24"/>
-              </w:rPr>
-              <w:t xml:space="preserve"> </w:t>
-            </w:r>
-            <w:proofErr w:type="spellStart"/>
-            <w:r>
-              <w:rPr>
-                <w:rFonts w:cs="Times New Roman"/>
-                <w:color w:val="auto"/>
-                <w:sz w:val="24"/>
-                <w:szCs w:val="24"/>
-              </w:rPr>
-              <w:t>nguyên</w:t>
-            </w:r>
-            <w:proofErr w:type="spellEnd"/>
-            <w:r>
-              <w:rPr>
-                <w:rFonts w:cs="Times New Roman"/>
-                <w:color w:val="auto"/>
-                <w:sz w:val="24"/>
-                <w:szCs w:val="24"/>
-              </w:rPr>
-              <w:t xml:space="preserve"> </w:t>
-            </w:r>
-            <w:proofErr w:type="spellStart"/>
-            <w:r>
-              <w:rPr>
-                <w:rFonts w:cs="Times New Roman"/>
-                <w:color w:val="auto"/>
-                <w:sz w:val="24"/>
-                <w:szCs w:val="24"/>
-              </w:rPr>
-              <w:t>nhân</w:t>
-            </w:r>
-            <w:proofErr w:type="spellEnd"/>
-            <w:r>
-              <w:rPr>
-                <w:rFonts w:cs="Times New Roman"/>
-                <w:color w:val="auto"/>
-                <w:sz w:val="24"/>
-                <w:szCs w:val="24"/>
-              </w:rPr>
-              <w:t xml:space="preserve"> </w:t>
-            </w:r>
-            <w:proofErr w:type="spellStart"/>
-            <w:r>
-              <w:rPr>
-                <w:rFonts w:cs="Times New Roman"/>
-                <w:color w:val="auto"/>
-                <w:sz w:val="24"/>
-                <w:szCs w:val="24"/>
-              </w:rPr>
-              <w:t>gốc</w:t>
-            </w:r>
-            <w:proofErr w:type="spellEnd"/>
-            <w:r>
-              <w:rPr>
-                <w:rFonts w:cs="Times New Roman"/>
-                <w:color w:val="auto"/>
-                <w:sz w:val="24"/>
-                <w:szCs w:val="24"/>
-              </w:rPr>
-              <w:t xml:space="preserve"> </w:t>
-            </w:r>
-            <w:proofErr w:type="spellStart"/>
-            <w:r>
-              <w:rPr>
-                <w:rFonts w:cs="Times New Roman"/>
-                <w:color w:val="auto"/>
-                <w:sz w:val="24"/>
-                <w:szCs w:val="24"/>
-              </w:rPr>
-              <w:t>và</w:t>
-            </w:r>
-            <w:proofErr w:type="spellEnd"/>
-            <w:r>
-              <w:rPr>
-                <w:rFonts w:cs="Times New Roman"/>
-                <w:color w:val="auto"/>
-                <w:sz w:val="24"/>
-                <w:szCs w:val="24"/>
-              </w:rPr>
-              <w:t xml:space="preserve"> </w:t>
-            </w:r>
-            <w:proofErr w:type="spellStart"/>
-            <w:r>
-              <w:rPr>
-                <w:rFonts w:cs="Times New Roman"/>
-                <w:color w:val="auto"/>
-                <w:sz w:val="24"/>
-                <w:szCs w:val="24"/>
-              </w:rPr>
-              <w:t>loại</w:t>
-            </w:r>
-            <w:proofErr w:type="spellEnd"/>
-            <w:r>
-              <w:rPr>
-                <w:rFonts w:cs="Times New Roman"/>
-                <w:color w:val="auto"/>
-                <w:sz w:val="24"/>
-                <w:szCs w:val="24"/>
-              </w:rPr>
-              <w:t xml:space="preserve"> </w:t>
-            </w:r>
-            <w:proofErr w:type="spellStart"/>
-            <w:r>
-              <w:rPr>
-                <w:rFonts w:cs="Times New Roman"/>
-                <w:color w:val="auto"/>
-                <w:sz w:val="24"/>
-                <w:szCs w:val="24"/>
-              </w:rPr>
-              <w:t>bỏ</w:t>
-            </w:r>
-            <w:proofErr w:type="spellEnd"/>
-            <w:r>
-              <w:rPr>
-                <w:rFonts w:cs="Times New Roman"/>
-                <w:color w:val="auto"/>
-                <w:sz w:val="24"/>
-                <w:szCs w:val="24"/>
-              </w:rPr>
-              <w:t xml:space="preserve"> </w:t>
-            </w:r>
-            <w:proofErr w:type="spellStart"/>
-            <w:r>
-              <w:rPr>
-                <w:rFonts w:cs="Times New Roman"/>
-                <w:color w:val="auto"/>
-                <w:sz w:val="24"/>
-                <w:szCs w:val="24"/>
-              </w:rPr>
-              <w:t>lỗi</w:t>
-            </w:r>
-            <w:proofErr w:type="spellEnd"/>
+                <w:lang w:val="vi-VN"/>
+              </w:rPr>
+              <w:t>Xác định vị trí, phân tích nguyên nhân gốc và loại bỏ lỗi</w:t>
+            </w:r>
           </w:p>
         </w:tc>
       </w:tr>
@@ -5003,59 +4603,19 @@
                 <w:color w:val="auto"/>
                 <w:sz w:val="24"/>
                 <w:szCs w:val="24"/>
+                <w:lang w:val="vi-VN"/>
               </w:rPr>
             </w:pPr>
-            <w:proofErr w:type="spellStart"/>
             <w:r>
               <w:rPr>
                 <w:rFonts w:cs="Times New Roman"/>
                 <w:color w:val="auto"/>
                 <w:sz w:val="24"/>
                 <w:szCs w:val="24"/>
-              </w:rPr>
-              <w:t>Người</w:t>
-            </w:r>
-            <w:proofErr w:type="spellEnd"/>
-            <w:r>
-              <w:rPr>
-                <w:rFonts w:cs="Times New Roman"/>
-                <w:color w:val="auto"/>
-                <w:sz w:val="24"/>
-                <w:szCs w:val="24"/>
-              </w:rPr>
-              <w:t xml:space="preserve"> </w:t>
-            </w:r>
-            <w:proofErr w:type="spellStart"/>
-            <w:r>
-              <w:rPr>
-                <w:rFonts w:cs="Times New Roman"/>
-                <w:color w:val="auto"/>
-                <w:sz w:val="24"/>
-                <w:szCs w:val="24"/>
-              </w:rPr>
-              <w:t>thực</w:t>
-            </w:r>
-            <w:proofErr w:type="spellEnd"/>
-            <w:r>
-              <w:rPr>
-                <w:rFonts w:cs="Times New Roman"/>
-                <w:color w:val="auto"/>
-                <w:sz w:val="24"/>
-                <w:szCs w:val="24"/>
-              </w:rPr>
-              <w:t xml:space="preserve"> </w:t>
-            </w:r>
-            <w:proofErr w:type="spellStart"/>
-            <w:r>
-              <w:rPr>
-                <w:rFonts w:cs="Times New Roman"/>
-                <w:color w:val="auto"/>
-                <w:sz w:val="24"/>
-                <w:szCs w:val="24"/>
-              </w:rPr>
-              <w:t>hiện</w:t>
-            </w:r>
-            <w:proofErr w:type="spellEnd"/>
+                <w:lang w:val="vi-VN"/>
+              </w:rPr>
+              <w:t>Người thực hiện</w:t>
+            </w:r>
           </w:p>
         </w:tc>
         <w:tc>
@@ -5075,219 +4635,19 @@
                 <w:color w:val="auto"/>
                 <w:sz w:val="24"/>
                 <w:szCs w:val="24"/>
+                <w:lang w:val="vi-VN"/>
               </w:rPr>
             </w:pPr>
-            <w:proofErr w:type="spellStart"/>
             <w:r>
               <w:rPr>
                 <w:rFonts w:cs="Times New Roman"/>
                 <w:color w:val="auto"/>
                 <w:sz w:val="24"/>
                 <w:szCs w:val="24"/>
-              </w:rPr>
-              <w:t>Kiểm</w:t>
-            </w:r>
-            <w:proofErr w:type="spellEnd"/>
-            <w:r>
-              <w:rPr>
-                <w:rFonts w:cs="Times New Roman"/>
-                <w:color w:val="auto"/>
-                <w:sz w:val="24"/>
-                <w:szCs w:val="24"/>
-              </w:rPr>
-              <w:t xml:space="preserve"> </w:t>
-            </w:r>
-            <w:proofErr w:type="spellStart"/>
-            <w:r>
-              <w:rPr>
-                <w:rFonts w:cs="Times New Roman"/>
-                <w:color w:val="auto"/>
-                <w:sz w:val="24"/>
-                <w:szCs w:val="24"/>
-              </w:rPr>
-              <w:t>thử</w:t>
-            </w:r>
-            <w:proofErr w:type="spellEnd"/>
-            <w:r>
-              <w:rPr>
-                <w:rFonts w:cs="Times New Roman"/>
-                <w:color w:val="auto"/>
-                <w:sz w:val="24"/>
-                <w:szCs w:val="24"/>
-              </w:rPr>
-              <w:t xml:space="preserve"> </w:t>
-            </w:r>
-            <w:proofErr w:type="spellStart"/>
-            <w:r>
-              <w:rPr>
-                <w:rFonts w:cs="Times New Roman"/>
-                <w:color w:val="auto"/>
-                <w:sz w:val="24"/>
-                <w:szCs w:val="24"/>
-              </w:rPr>
-              <w:t>viên</w:t>
-            </w:r>
-            <w:proofErr w:type="spellEnd"/>
-            <w:r>
-              <w:rPr>
-                <w:rFonts w:cs="Times New Roman"/>
-                <w:color w:val="auto"/>
-                <w:sz w:val="24"/>
-                <w:szCs w:val="24"/>
-              </w:rPr>
-              <w:t xml:space="preserve"> (Tester) </w:t>
-            </w:r>
-            <w:proofErr w:type="spellStart"/>
-            <w:r>
-              <w:rPr>
-                <w:rFonts w:cs="Times New Roman"/>
-                <w:color w:val="auto"/>
-                <w:sz w:val="24"/>
-                <w:szCs w:val="24"/>
-              </w:rPr>
-              <w:t>độc</w:t>
-            </w:r>
-            <w:proofErr w:type="spellEnd"/>
-            <w:r>
-              <w:rPr>
-                <w:rFonts w:cs="Times New Roman"/>
-                <w:color w:val="auto"/>
-                <w:sz w:val="24"/>
-                <w:szCs w:val="24"/>
-              </w:rPr>
-              <w:t xml:space="preserve"> </w:t>
-            </w:r>
-            <w:proofErr w:type="spellStart"/>
-            <w:r>
-              <w:rPr>
-                <w:rFonts w:cs="Times New Roman"/>
-                <w:color w:val="auto"/>
-                <w:sz w:val="24"/>
-                <w:szCs w:val="24"/>
-              </w:rPr>
-              <w:t>lập</w:t>
-            </w:r>
-            <w:proofErr w:type="spellEnd"/>
-            <w:r>
-              <w:rPr>
-                <w:rFonts w:cs="Times New Roman"/>
-                <w:color w:val="auto"/>
-                <w:sz w:val="24"/>
-                <w:szCs w:val="24"/>
-              </w:rPr>
-              <w:t xml:space="preserve"> </w:t>
-            </w:r>
-            <w:proofErr w:type="spellStart"/>
-            <w:r>
-              <w:rPr>
-                <w:rFonts w:cs="Times New Roman"/>
-                <w:color w:val="auto"/>
-                <w:sz w:val="24"/>
-                <w:szCs w:val="24"/>
-              </w:rPr>
-              <w:t>nhằm</w:t>
-            </w:r>
-            <w:proofErr w:type="spellEnd"/>
-            <w:r>
-              <w:rPr>
-                <w:rFonts w:cs="Times New Roman"/>
-                <w:color w:val="auto"/>
-                <w:sz w:val="24"/>
-                <w:szCs w:val="24"/>
-              </w:rPr>
-              <w:t xml:space="preserve"> </w:t>
-            </w:r>
-            <w:proofErr w:type="spellStart"/>
-            <w:r>
-              <w:rPr>
-                <w:rFonts w:cs="Times New Roman"/>
-                <w:color w:val="auto"/>
-                <w:sz w:val="24"/>
-                <w:szCs w:val="24"/>
-              </w:rPr>
-              <w:t>bảo</w:t>
-            </w:r>
-            <w:proofErr w:type="spellEnd"/>
-            <w:r>
-              <w:rPr>
-                <w:rFonts w:cs="Times New Roman"/>
-                <w:color w:val="auto"/>
-                <w:sz w:val="24"/>
-                <w:szCs w:val="24"/>
-              </w:rPr>
-              <w:t xml:space="preserve"> </w:t>
-            </w:r>
-            <w:proofErr w:type="spellStart"/>
-            <w:r>
-              <w:rPr>
-                <w:rFonts w:cs="Times New Roman"/>
-                <w:color w:val="auto"/>
-                <w:sz w:val="24"/>
-                <w:szCs w:val="24"/>
-              </w:rPr>
-              <w:t>toàn</w:t>
-            </w:r>
-            <w:proofErr w:type="spellEnd"/>
-            <w:r>
-              <w:rPr>
-                <w:rFonts w:cs="Times New Roman"/>
-                <w:color w:val="auto"/>
-                <w:sz w:val="24"/>
-                <w:szCs w:val="24"/>
-              </w:rPr>
-              <w:t xml:space="preserve"> </w:t>
-            </w:r>
-            <w:proofErr w:type="spellStart"/>
-            <w:r>
-              <w:rPr>
-                <w:rFonts w:cs="Times New Roman"/>
-                <w:color w:val="auto"/>
-                <w:sz w:val="24"/>
-                <w:szCs w:val="24"/>
-              </w:rPr>
-              <w:t>tính</w:t>
-            </w:r>
-            <w:proofErr w:type="spellEnd"/>
-            <w:r>
-              <w:rPr>
-                <w:rFonts w:cs="Times New Roman"/>
-                <w:color w:val="auto"/>
-                <w:sz w:val="24"/>
-                <w:szCs w:val="24"/>
-              </w:rPr>
-              <w:t xml:space="preserve"> </w:t>
-            </w:r>
-            <w:proofErr w:type="spellStart"/>
-            <w:r>
-              <w:rPr>
-                <w:rFonts w:cs="Times New Roman"/>
-                <w:color w:val="auto"/>
-                <w:sz w:val="24"/>
-                <w:szCs w:val="24"/>
-              </w:rPr>
-              <w:t>khách</w:t>
-            </w:r>
-            <w:proofErr w:type="spellEnd"/>
-            <w:r>
-              <w:rPr>
-                <w:rFonts w:cs="Times New Roman"/>
-                <w:color w:val="auto"/>
-                <w:sz w:val="24"/>
-                <w:szCs w:val="24"/>
-              </w:rPr>
-              <w:t xml:space="preserve"> </w:t>
-            </w:r>
-            <w:proofErr w:type="spellStart"/>
-            <w:r>
-              <w:rPr>
-                <w:rFonts w:cs="Times New Roman"/>
-                <w:color w:val="auto"/>
-                <w:sz w:val="24"/>
-                <w:szCs w:val="24"/>
-              </w:rPr>
-              <w:t>quan</w:t>
-            </w:r>
-            <w:proofErr w:type="spellEnd"/>
+                <w:lang w:val="vi-VN"/>
+              </w:rPr>
+              <w:t>Kiểm thử viên (Tester) độc lập nhằm bảo toàn tính khách quan</w:t>
+            </w:r>
           </w:p>
         </w:tc>
         <w:tc>
@@ -5307,227 +4667,18 @@
                 <w:color w:val="auto"/>
                 <w:sz w:val="24"/>
                 <w:szCs w:val="24"/>
+                <w:lang w:val="vi-VN"/>
               </w:rPr>
             </w:pPr>
-            <w:proofErr w:type="spellStart"/>
             <w:r>
               <w:rPr>
                 <w:rFonts w:cs="Times New Roman"/>
                 <w:color w:val="auto"/>
                 <w:sz w:val="24"/>
                 <w:szCs w:val="24"/>
-              </w:rPr>
-              <w:t>Lập</w:t>
-            </w:r>
-            <w:proofErr w:type="spellEnd"/>
-            <w:r>
-              <w:rPr>
-                <w:rFonts w:cs="Times New Roman"/>
-                <w:color w:val="auto"/>
-                <w:sz w:val="24"/>
-                <w:szCs w:val="24"/>
-              </w:rPr>
-              <w:t xml:space="preserve"> </w:t>
-            </w:r>
-            <w:proofErr w:type="spellStart"/>
-            <w:r>
-              <w:rPr>
-                <w:rFonts w:cs="Times New Roman"/>
-                <w:color w:val="auto"/>
-                <w:sz w:val="24"/>
-                <w:szCs w:val="24"/>
-              </w:rPr>
-              <w:t>trình</w:t>
-            </w:r>
-            <w:proofErr w:type="spellEnd"/>
-            <w:r>
-              <w:rPr>
-                <w:rFonts w:cs="Times New Roman"/>
-                <w:color w:val="auto"/>
-                <w:sz w:val="24"/>
-                <w:szCs w:val="24"/>
-              </w:rPr>
-              <w:t xml:space="preserve"> </w:t>
-            </w:r>
-            <w:proofErr w:type="spellStart"/>
-            <w:r>
-              <w:rPr>
-                <w:rFonts w:cs="Times New Roman"/>
-                <w:color w:val="auto"/>
-                <w:sz w:val="24"/>
-                <w:szCs w:val="24"/>
-              </w:rPr>
-              <w:t>viên</w:t>
-            </w:r>
-            <w:proofErr w:type="spellEnd"/>
-            <w:r>
-              <w:rPr>
-                <w:rFonts w:cs="Times New Roman"/>
-                <w:color w:val="auto"/>
-                <w:sz w:val="24"/>
-                <w:szCs w:val="24"/>
-              </w:rPr>
-              <w:t xml:space="preserve"> (Developer) </w:t>
-            </w:r>
-            <w:proofErr w:type="spellStart"/>
-            <w:r>
-              <w:rPr>
-                <w:rFonts w:cs="Times New Roman"/>
-                <w:color w:val="auto"/>
-                <w:sz w:val="24"/>
-                <w:szCs w:val="24"/>
-              </w:rPr>
-              <w:t>sở</w:t>
-            </w:r>
-            <w:proofErr w:type="spellEnd"/>
-            <w:r>
-              <w:rPr>
-                <w:rFonts w:cs="Times New Roman"/>
-                <w:color w:val="auto"/>
-                <w:sz w:val="24"/>
-                <w:szCs w:val="24"/>
-              </w:rPr>
-              <w:t xml:space="preserve"> </w:t>
-            </w:r>
-            <w:proofErr w:type="spellStart"/>
-            <w:r>
-              <w:rPr>
-                <w:rFonts w:cs="Times New Roman"/>
-                <w:color w:val="auto"/>
-                <w:sz w:val="24"/>
-                <w:szCs w:val="24"/>
-              </w:rPr>
-              <w:t>hữu</w:t>
-            </w:r>
-            <w:proofErr w:type="spellEnd"/>
-            <w:r>
-              <w:rPr>
-                <w:rFonts w:cs="Times New Roman"/>
-                <w:color w:val="auto"/>
-                <w:sz w:val="24"/>
-                <w:szCs w:val="24"/>
-              </w:rPr>
-              <w:t xml:space="preserve"> </w:t>
-            </w:r>
-            <w:proofErr w:type="spellStart"/>
-            <w:r>
-              <w:rPr>
-                <w:rFonts w:cs="Times New Roman"/>
-                <w:color w:val="auto"/>
-                <w:sz w:val="24"/>
-                <w:szCs w:val="24"/>
-              </w:rPr>
-              <w:t>và</w:t>
-            </w:r>
-            <w:proofErr w:type="spellEnd"/>
-            <w:r>
-              <w:rPr>
-                <w:rFonts w:cs="Times New Roman"/>
-                <w:color w:val="auto"/>
-                <w:sz w:val="24"/>
-                <w:szCs w:val="24"/>
-              </w:rPr>
-              <w:t xml:space="preserve"> </w:t>
-            </w:r>
-            <w:proofErr w:type="spellStart"/>
-            <w:r>
-              <w:rPr>
-                <w:rFonts w:cs="Times New Roman"/>
-                <w:color w:val="auto"/>
-                <w:sz w:val="24"/>
-                <w:szCs w:val="24"/>
-              </w:rPr>
-              <w:t>có</w:t>
-            </w:r>
-            <w:proofErr w:type="spellEnd"/>
-            <w:r>
-              <w:rPr>
-                <w:rFonts w:cs="Times New Roman"/>
-                <w:color w:val="auto"/>
-                <w:sz w:val="24"/>
-                <w:szCs w:val="24"/>
-              </w:rPr>
-              <w:t xml:space="preserve"> </w:t>
-            </w:r>
-            <w:proofErr w:type="spellStart"/>
-            <w:r>
-              <w:rPr>
-                <w:rFonts w:cs="Times New Roman"/>
-                <w:color w:val="auto"/>
-                <w:sz w:val="24"/>
-                <w:szCs w:val="24"/>
-              </w:rPr>
-              <w:t>quyền</w:t>
-            </w:r>
-            <w:proofErr w:type="spellEnd"/>
-            <w:r>
-              <w:rPr>
-                <w:rFonts w:cs="Times New Roman"/>
-                <w:color w:val="auto"/>
-                <w:sz w:val="24"/>
-                <w:szCs w:val="24"/>
-              </w:rPr>
-              <w:t xml:space="preserve"> </w:t>
-            </w:r>
-            <w:proofErr w:type="spellStart"/>
-            <w:r>
-              <w:rPr>
-                <w:rFonts w:cs="Times New Roman"/>
-                <w:color w:val="auto"/>
-                <w:sz w:val="24"/>
-                <w:szCs w:val="24"/>
-              </w:rPr>
-              <w:t>sửa</w:t>
-            </w:r>
-            <w:proofErr w:type="spellEnd"/>
-            <w:r>
-              <w:rPr>
-                <w:rFonts w:cs="Times New Roman"/>
-                <w:color w:val="auto"/>
-                <w:sz w:val="24"/>
-                <w:szCs w:val="24"/>
-              </w:rPr>
-              <w:t xml:space="preserve"> </w:t>
-            </w:r>
-            <w:proofErr w:type="spellStart"/>
-            <w:r>
-              <w:rPr>
-                <w:rFonts w:cs="Times New Roman"/>
-                <w:color w:val="auto"/>
-                <w:sz w:val="24"/>
-                <w:szCs w:val="24"/>
-              </w:rPr>
-              <w:t>mã</w:t>
-            </w:r>
-            <w:proofErr w:type="spellEnd"/>
-            <w:r>
-              <w:rPr>
-                <w:rFonts w:cs="Times New Roman"/>
-                <w:color w:val="auto"/>
-                <w:sz w:val="24"/>
-                <w:szCs w:val="24"/>
-              </w:rPr>
-              <w:t xml:space="preserve"> </w:t>
-            </w:r>
-            <w:proofErr w:type="spellStart"/>
-            <w:r>
-              <w:rPr>
-                <w:rFonts w:cs="Times New Roman"/>
-                <w:color w:val="auto"/>
-                <w:sz w:val="24"/>
-                <w:szCs w:val="24"/>
-              </w:rPr>
-              <w:t>nguồn</w:t>
-            </w:r>
-            <w:proofErr w:type="spellEnd"/>
-            <w:r>
-              <w:rPr>
-                <w:rFonts w:cs="Times New Roman"/>
-                <w:color w:val="auto"/>
-                <w:sz w:val="24"/>
-                <w:szCs w:val="24"/>
-              </w:rPr>
-              <w:t>.</w:t>
+                <w:lang w:val="vi-VN"/>
+              </w:rPr>
+              <w:t>Lập trình viên (Developer) sở hữu và có quyền sửa mã nguồn.</w:t>
             </w:r>
           </w:p>
         </w:tc>
@@ -5550,79 +4701,19 @@
                 <w:color w:val="auto"/>
                 <w:sz w:val="24"/>
                 <w:szCs w:val="24"/>
+                <w:lang w:val="vi-VN"/>
               </w:rPr>
             </w:pPr>
-            <w:proofErr w:type="spellStart"/>
             <w:r>
               <w:rPr>
                 <w:rFonts w:cs="Times New Roman"/>
                 <w:color w:val="auto"/>
                 <w:sz w:val="24"/>
                 <w:szCs w:val="24"/>
-              </w:rPr>
-              <w:t>Sản</w:t>
-            </w:r>
-            <w:proofErr w:type="spellEnd"/>
-            <w:r>
-              <w:rPr>
-                <w:rFonts w:cs="Times New Roman"/>
-                <w:color w:val="auto"/>
-                <w:sz w:val="24"/>
-                <w:szCs w:val="24"/>
-              </w:rPr>
-              <w:t xml:space="preserve"> </w:t>
-            </w:r>
-            <w:proofErr w:type="spellStart"/>
-            <w:r>
-              <w:rPr>
-                <w:rFonts w:cs="Times New Roman"/>
-                <w:color w:val="auto"/>
-                <w:sz w:val="24"/>
-                <w:szCs w:val="24"/>
-              </w:rPr>
-              <w:t>phẩm</w:t>
-            </w:r>
-            <w:proofErr w:type="spellEnd"/>
-            <w:r>
-              <w:rPr>
-                <w:rFonts w:cs="Times New Roman"/>
-                <w:color w:val="auto"/>
-                <w:sz w:val="24"/>
-                <w:szCs w:val="24"/>
-              </w:rPr>
-              <w:t xml:space="preserve"> </w:t>
-            </w:r>
-            <w:proofErr w:type="spellStart"/>
-            <w:r>
-              <w:rPr>
-                <w:rFonts w:cs="Times New Roman"/>
-                <w:color w:val="auto"/>
-                <w:sz w:val="24"/>
-                <w:szCs w:val="24"/>
-              </w:rPr>
-              <w:t>đầu</w:t>
-            </w:r>
-            <w:proofErr w:type="spellEnd"/>
-            <w:r>
-              <w:rPr>
-                <w:rFonts w:cs="Times New Roman"/>
-                <w:color w:val="auto"/>
-                <w:sz w:val="24"/>
-                <w:szCs w:val="24"/>
-              </w:rPr>
-              <w:t xml:space="preserve"> </w:t>
-            </w:r>
-            <w:proofErr w:type="spellStart"/>
-            <w:r>
-              <w:rPr>
-                <w:rFonts w:cs="Times New Roman"/>
-                <w:color w:val="auto"/>
-                <w:sz w:val="24"/>
-                <w:szCs w:val="24"/>
-              </w:rPr>
-              <w:t>ra</w:t>
-            </w:r>
-            <w:proofErr w:type="spellEnd"/>
+                <w:lang w:val="vi-VN"/>
+              </w:rPr>
+              <w:t>Sản phẩm đầu ra</w:t>
+            </w:r>
           </w:p>
         </w:tc>
         <w:tc>
@@ -5642,6 +4733,7 @@
                 <w:color w:val="auto"/>
                 <w:sz w:val="24"/>
                 <w:szCs w:val="24"/>
+                <w:lang w:val="vi-VN"/>
               </w:rPr>
             </w:pPr>
             <w:r>
@@ -5650,108 +4742,9 @@
                 <w:color w:val="auto"/>
                 <w:sz w:val="24"/>
                 <w:szCs w:val="24"/>
-              </w:rPr>
-              <w:t xml:space="preserve">Báo </w:t>
-            </w:r>
-            <w:proofErr w:type="spellStart"/>
-            <w:r>
-              <w:rPr>
-                <w:rFonts w:cs="Times New Roman"/>
-                <w:color w:val="auto"/>
-                <w:sz w:val="24"/>
-                <w:szCs w:val="24"/>
-              </w:rPr>
-              <w:t>cáo</w:t>
-            </w:r>
-            <w:proofErr w:type="spellEnd"/>
-            <w:r>
-              <w:rPr>
-                <w:rFonts w:cs="Times New Roman"/>
-                <w:color w:val="auto"/>
-                <w:sz w:val="24"/>
-                <w:szCs w:val="24"/>
-              </w:rPr>
-              <w:t xml:space="preserve"> </w:t>
-            </w:r>
-            <w:proofErr w:type="spellStart"/>
-            <w:r>
-              <w:rPr>
-                <w:rFonts w:cs="Times New Roman"/>
-                <w:color w:val="auto"/>
-                <w:sz w:val="24"/>
-                <w:szCs w:val="24"/>
-              </w:rPr>
-              <w:t>lỗi</w:t>
-            </w:r>
-            <w:proofErr w:type="spellEnd"/>
-            <w:r>
-              <w:rPr>
-                <w:rFonts w:cs="Times New Roman"/>
-                <w:color w:val="auto"/>
-                <w:sz w:val="24"/>
-                <w:szCs w:val="24"/>
-              </w:rPr>
-              <w:t xml:space="preserve"> (Defect Report), Nhật </w:t>
-            </w:r>
-            <w:proofErr w:type="spellStart"/>
-            <w:r>
-              <w:rPr>
-                <w:rFonts w:cs="Times New Roman"/>
-                <w:color w:val="auto"/>
-                <w:sz w:val="24"/>
-                <w:szCs w:val="24"/>
-              </w:rPr>
-              <w:t>ký</w:t>
-            </w:r>
-            <w:proofErr w:type="spellEnd"/>
-            <w:r>
-              <w:rPr>
-                <w:rFonts w:cs="Times New Roman"/>
-                <w:color w:val="auto"/>
-                <w:sz w:val="24"/>
-                <w:szCs w:val="24"/>
-              </w:rPr>
-              <w:t xml:space="preserve"> </w:t>
-            </w:r>
-            <w:proofErr w:type="spellStart"/>
-            <w:r>
-              <w:rPr>
-                <w:rFonts w:cs="Times New Roman"/>
-                <w:color w:val="auto"/>
-                <w:sz w:val="24"/>
-                <w:szCs w:val="24"/>
-              </w:rPr>
-              <w:t>kiểm</w:t>
-            </w:r>
-            <w:proofErr w:type="spellEnd"/>
-            <w:r>
-              <w:rPr>
-                <w:rFonts w:cs="Times New Roman"/>
-                <w:color w:val="auto"/>
-                <w:sz w:val="24"/>
-                <w:szCs w:val="24"/>
-              </w:rPr>
-              <w:t xml:space="preserve"> </w:t>
-            </w:r>
-            <w:proofErr w:type="spellStart"/>
-            <w:r>
-              <w:rPr>
-                <w:rFonts w:cs="Times New Roman"/>
-                <w:color w:val="auto"/>
-                <w:sz w:val="24"/>
-                <w:szCs w:val="24"/>
-              </w:rPr>
-              <w:t>thử</w:t>
-            </w:r>
-            <w:proofErr w:type="spellEnd"/>
-            <w:r>
-              <w:rPr>
-                <w:rFonts w:cs="Times New Roman"/>
-                <w:color w:val="auto"/>
-                <w:sz w:val="24"/>
-                <w:szCs w:val="24"/>
-              </w:rPr>
-              <w:t xml:space="preserve"> (Test Log)</w:t>
+                <w:lang w:val="vi-VN"/>
+              </w:rPr>
+              <w:t>Báo cáo lỗi (Defect Report), Nhật ký kiểm thử (Test Log)</w:t>
             </w:r>
           </w:p>
         </w:tc>
@@ -5772,167 +4765,18 @@
                 <w:color w:val="auto"/>
                 <w:sz w:val="24"/>
                 <w:szCs w:val="24"/>
+                <w:lang w:val="vi-VN"/>
               </w:rPr>
             </w:pPr>
-            <w:proofErr w:type="spellStart"/>
             <w:r>
               <w:rPr>
                 <w:rFonts w:cs="Times New Roman"/>
                 <w:color w:val="auto"/>
                 <w:sz w:val="24"/>
                 <w:szCs w:val="24"/>
-              </w:rPr>
-              <w:t>Mã</w:t>
-            </w:r>
-            <w:proofErr w:type="spellEnd"/>
-            <w:r>
-              <w:rPr>
-                <w:rFonts w:cs="Times New Roman"/>
-                <w:color w:val="auto"/>
-                <w:sz w:val="24"/>
-                <w:szCs w:val="24"/>
-              </w:rPr>
-              <w:t xml:space="preserve"> </w:t>
-            </w:r>
-            <w:proofErr w:type="spellStart"/>
-            <w:r>
-              <w:rPr>
-                <w:rFonts w:cs="Times New Roman"/>
-                <w:color w:val="auto"/>
-                <w:sz w:val="24"/>
-                <w:szCs w:val="24"/>
-              </w:rPr>
-              <w:t>nguồn</w:t>
-            </w:r>
-            <w:proofErr w:type="spellEnd"/>
-            <w:r>
-              <w:rPr>
-                <w:rFonts w:cs="Times New Roman"/>
-                <w:color w:val="auto"/>
-                <w:sz w:val="24"/>
-                <w:szCs w:val="24"/>
-              </w:rPr>
-              <w:t xml:space="preserve"> </w:t>
-            </w:r>
-            <w:proofErr w:type="spellStart"/>
-            <w:r>
-              <w:rPr>
-                <w:rFonts w:cs="Times New Roman"/>
-                <w:color w:val="auto"/>
-                <w:sz w:val="24"/>
-                <w:szCs w:val="24"/>
-              </w:rPr>
-              <w:t>đã</w:t>
-            </w:r>
-            <w:proofErr w:type="spellEnd"/>
-            <w:r>
-              <w:rPr>
-                <w:rFonts w:cs="Times New Roman"/>
-                <w:color w:val="auto"/>
-                <w:sz w:val="24"/>
-                <w:szCs w:val="24"/>
-              </w:rPr>
-              <w:t xml:space="preserve"> </w:t>
-            </w:r>
-            <w:proofErr w:type="spellStart"/>
-            <w:r>
-              <w:rPr>
-                <w:rFonts w:cs="Times New Roman"/>
-                <w:color w:val="auto"/>
-                <w:sz w:val="24"/>
-                <w:szCs w:val="24"/>
-              </w:rPr>
-              <w:t>được</w:t>
-            </w:r>
-            <w:proofErr w:type="spellEnd"/>
-            <w:r>
-              <w:rPr>
-                <w:rFonts w:cs="Times New Roman"/>
-                <w:color w:val="auto"/>
-                <w:sz w:val="24"/>
-                <w:szCs w:val="24"/>
-              </w:rPr>
-              <w:t xml:space="preserve"> </w:t>
-            </w:r>
-            <w:proofErr w:type="spellStart"/>
-            <w:r>
-              <w:rPr>
-                <w:rFonts w:cs="Times New Roman"/>
-                <w:color w:val="auto"/>
-                <w:sz w:val="24"/>
-                <w:szCs w:val="24"/>
-              </w:rPr>
-              <w:t>sửa</w:t>
-            </w:r>
-            <w:proofErr w:type="spellEnd"/>
-            <w:r>
-              <w:rPr>
-                <w:rFonts w:cs="Times New Roman"/>
-                <w:color w:val="auto"/>
-                <w:sz w:val="24"/>
-                <w:szCs w:val="24"/>
-              </w:rPr>
-              <w:t xml:space="preserve"> </w:t>
-            </w:r>
-            <w:proofErr w:type="spellStart"/>
-            <w:r>
-              <w:rPr>
-                <w:rFonts w:cs="Times New Roman"/>
-                <w:color w:val="auto"/>
-                <w:sz w:val="24"/>
-                <w:szCs w:val="24"/>
-              </w:rPr>
-              <w:t>đổi</w:t>
-            </w:r>
-            <w:proofErr w:type="spellEnd"/>
-            <w:r>
-              <w:rPr>
-                <w:rFonts w:cs="Times New Roman"/>
-                <w:color w:val="auto"/>
-                <w:sz w:val="24"/>
-                <w:szCs w:val="24"/>
-              </w:rPr>
-              <w:t xml:space="preserve"> </w:t>
-            </w:r>
-            <w:proofErr w:type="spellStart"/>
-            <w:r>
-              <w:rPr>
-                <w:rFonts w:cs="Times New Roman"/>
-                <w:color w:val="auto"/>
-                <w:sz w:val="24"/>
-                <w:szCs w:val="24"/>
-              </w:rPr>
-              <w:t>hoàn</w:t>
-            </w:r>
-            <w:proofErr w:type="spellEnd"/>
-            <w:r>
-              <w:rPr>
-                <w:rFonts w:cs="Times New Roman"/>
-                <w:color w:val="auto"/>
-                <w:sz w:val="24"/>
-                <w:szCs w:val="24"/>
-              </w:rPr>
-              <w:t xml:space="preserve"> </w:t>
-            </w:r>
-            <w:proofErr w:type="spellStart"/>
-            <w:r>
-              <w:rPr>
-                <w:rFonts w:cs="Times New Roman"/>
-                <w:color w:val="auto"/>
-                <w:sz w:val="24"/>
-                <w:szCs w:val="24"/>
-              </w:rPr>
-              <w:t>chỉnh</w:t>
-            </w:r>
-            <w:proofErr w:type="spellEnd"/>
-            <w:r>
-              <w:rPr>
-                <w:rFonts w:cs="Times New Roman"/>
-                <w:color w:val="auto"/>
-                <w:sz w:val="24"/>
-                <w:szCs w:val="24"/>
-              </w:rPr>
-              <w:t xml:space="preserve"> (Patched Build).</w:t>
+                <w:lang w:val="vi-VN"/>
+              </w:rPr>
+              <w:t>Mã nguồn đã được sửa đổi hoàn chỉnh (Patched Build).</w:t>
             </w:r>
           </w:p>
         </w:tc>
@@ -5955,79 +4799,19 @@
                 <w:color w:val="auto"/>
                 <w:sz w:val="24"/>
                 <w:szCs w:val="24"/>
+                <w:lang w:val="vi-VN"/>
               </w:rPr>
             </w:pPr>
-            <w:proofErr w:type="spellStart"/>
             <w:r>
               <w:rPr>
                 <w:rFonts w:cs="Times New Roman"/>
                 <w:color w:val="auto"/>
                 <w:sz w:val="24"/>
                 <w:szCs w:val="24"/>
-              </w:rPr>
-              <w:t>Thời</w:t>
-            </w:r>
-            <w:proofErr w:type="spellEnd"/>
-            <w:r>
-              <w:rPr>
-                <w:rFonts w:cs="Times New Roman"/>
-                <w:color w:val="auto"/>
-                <w:sz w:val="24"/>
-                <w:szCs w:val="24"/>
-              </w:rPr>
-              <w:t xml:space="preserve"> </w:t>
-            </w:r>
-            <w:proofErr w:type="spellStart"/>
-            <w:r>
-              <w:rPr>
-                <w:rFonts w:cs="Times New Roman"/>
-                <w:color w:val="auto"/>
-                <w:sz w:val="24"/>
-                <w:szCs w:val="24"/>
-              </w:rPr>
-              <w:t>điểm</w:t>
-            </w:r>
-            <w:proofErr w:type="spellEnd"/>
-            <w:r>
-              <w:rPr>
-                <w:rFonts w:cs="Times New Roman"/>
-                <w:color w:val="auto"/>
-                <w:sz w:val="24"/>
-                <w:szCs w:val="24"/>
-              </w:rPr>
-              <w:t xml:space="preserve"> </w:t>
-            </w:r>
-            <w:proofErr w:type="spellStart"/>
-            <w:r>
-              <w:rPr>
-                <w:rFonts w:cs="Times New Roman"/>
-                <w:color w:val="auto"/>
-                <w:sz w:val="24"/>
-                <w:szCs w:val="24"/>
-              </w:rPr>
-              <w:t>áp</w:t>
-            </w:r>
-            <w:proofErr w:type="spellEnd"/>
-            <w:r>
-              <w:rPr>
-                <w:rFonts w:cs="Times New Roman"/>
-                <w:color w:val="auto"/>
-                <w:sz w:val="24"/>
-                <w:szCs w:val="24"/>
-              </w:rPr>
-              <w:t xml:space="preserve"> </w:t>
-            </w:r>
-            <w:proofErr w:type="spellStart"/>
-            <w:r>
-              <w:rPr>
-                <w:rFonts w:cs="Times New Roman"/>
-                <w:color w:val="auto"/>
-                <w:sz w:val="24"/>
-                <w:szCs w:val="24"/>
-              </w:rPr>
-              <w:t>dụng</w:t>
-            </w:r>
-            <w:proofErr w:type="spellEnd"/>
+                <w:lang w:val="vi-VN"/>
+              </w:rPr>
+              <w:t>Thời điểm áp dụng</w:t>
+            </w:r>
           </w:p>
         </w:tc>
         <w:tc>
@@ -6048,247 +4832,18 @@
                 <w:color w:val="auto"/>
                 <w:sz w:val="24"/>
                 <w:szCs w:val="24"/>
+                <w:lang w:val="vi-VN"/>
               </w:rPr>
             </w:pPr>
-            <w:proofErr w:type="spellStart"/>
             <w:r>
               <w:rPr>
                 <w:rFonts w:cs="Times New Roman"/>
                 <w:color w:val="auto"/>
                 <w:sz w:val="24"/>
                 <w:szCs w:val="24"/>
-              </w:rPr>
-              <w:t>Xuyên</w:t>
-            </w:r>
-            <w:proofErr w:type="spellEnd"/>
-            <w:r>
-              <w:rPr>
-                <w:rFonts w:cs="Times New Roman"/>
-                <w:color w:val="auto"/>
-                <w:sz w:val="24"/>
-                <w:szCs w:val="24"/>
-              </w:rPr>
-              <w:t xml:space="preserve"> </w:t>
-            </w:r>
-            <w:proofErr w:type="spellStart"/>
-            <w:r>
-              <w:rPr>
-                <w:rFonts w:cs="Times New Roman"/>
-                <w:color w:val="auto"/>
-                <w:sz w:val="24"/>
-                <w:szCs w:val="24"/>
-              </w:rPr>
-              <w:t>suốt</w:t>
-            </w:r>
-            <w:proofErr w:type="spellEnd"/>
-            <w:r>
-              <w:rPr>
-                <w:rFonts w:cs="Times New Roman"/>
-                <w:color w:val="auto"/>
-                <w:sz w:val="24"/>
-                <w:szCs w:val="24"/>
-              </w:rPr>
-              <w:t xml:space="preserve"> chu </w:t>
-            </w:r>
-            <w:proofErr w:type="spellStart"/>
-            <w:r>
-              <w:rPr>
-                <w:rFonts w:cs="Times New Roman"/>
-                <w:color w:val="auto"/>
-                <w:sz w:val="24"/>
-                <w:szCs w:val="24"/>
-              </w:rPr>
-              <w:t>kỳ</w:t>
-            </w:r>
-            <w:proofErr w:type="spellEnd"/>
-            <w:r>
-              <w:rPr>
-                <w:rFonts w:cs="Times New Roman"/>
-                <w:color w:val="auto"/>
-                <w:sz w:val="24"/>
-                <w:szCs w:val="24"/>
-              </w:rPr>
-              <w:t xml:space="preserve"> </w:t>
-            </w:r>
-            <w:proofErr w:type="spellStart"/>
-            <w:r>
-              <w:rPr>
-                <w:rFonts w:cs="Times New Roman"/>
-                <w:color w:val="auto"/>
-                <w:sz w:val="24"/>
-                <w:szCs w:val="24"/>
-              </w:rPr>
-              <w:t>phát</w:t>
-            </w:r>
-            <w:proofErr w:type="spellEnd"/>
-            <w:r>
-              <w:rPr>
-                <w:rFonts w:cs="Times New Roman"/>
-                <w:color w:val="auto"/>
-                <w:sz w:val="24"/>
-                <w:szCs w:val="24"/>
-              </w:rPr>
-              <w:t xml:space="preserve"> </w:t>
-            </w:r>
-            <w:proofErr w:type="spellStart"/>
-            <w:r>
-              <w:rPr>
-                <w:rFonts w:cs="Times New Roman"/>
-                <w:color w:val="auto"/>
-                <w:sz w:val="24"/>
-                <w:szCs w:val="24"/>
-              </w:rPr>
-              <w:t>triển</w:t>
-            </w:r>
-            <w:proofErr w:type="spellEnd"/>
-            <w:r>
-              <w:rPr>
-                <w:rFonts w:cs="Times New Roman"/>
-                <w:color w:val="auto"/>
-                <w:sz w:val="24"/>
-                <w:szCs w:val="24"/>
-              </w:rPr>
-              <w:t xml:space="preserve"> </w:t>
-            </w:r>
-            <w:proofErr w:type="spellStart"/>
-            <w:r>
-              <w:rPr>
-                <w:rFonts w:cs="Times New Roman"/>
-                <w:color w:val="auto"/>
-                <w:sz w:val="24"/>
-                <w:szCs w:val="24"/>
-              </w:rPr>
-              <w:t>phần</w:t>
-            </w:r>
-            <w:proofErr w:type="spellEnd"/>
-            <w:r>
-              <w:rPr>
-                <w:rFonts w:cs="Times New Roman"/>
-                <w:color w:val="auto"/>
-                <w:sz w:val="24"/>
-                <w:szCs w:val="24"/>
-              </w:rPr>
-              <w:t xml:space="preserve"> </w:t>
-            </w:r>
-            <w:proofErr w:type="spellStart"/>
-            <w:r>
-              <w:rPr>
-                <w:rFonts w:cs="Times New Roman"/>
-                <w:color w:val="auto"/>
-                <w:sz w:val="24"/>
-                <w:szCs w:val="24"/>
-              </w:rPr>
-              <w:t>mềm</w:t>
-            </w:r>
-            <w:proofErr w:type="spellEnd"/>
-            <w:r>
-              <w:rPr>
-                <w:rFonts w:cs="Times New Roman"/>
-                <w:color w:val="auto"/>
-                <w:sz w:val="24"/>
-                <w:szCs w:val="24"/>
-              </w:rPr>
-              <w:t xml:space="preserve"> </w:t>
-            </w:r>
-            <w:proofErr w:type="spellStart"/>
-            <w:r>
-              <w:rPr>
-                <w:rFonts w:cs="Times New Roman"/>
-                <w:color w:val="auto"/>
-                <w:sz w:val="24"/>
-                <w:szCs w:val="24"/>
-              </w:rPr>
-              <w:t>ngay</w:t>
-            </w:r>
-            <w:proofErr w:type="spellEnd"/>
-            <w:r>
-              <w:rPr>
-                <w:rFonts w:cs="Times New Roman"/>
-                <w:color w:val="auto"/>
-                <w:sz w:val="24"/>
-                <w:szCs w:val="24"/>
-              </w:rPr>
-              <w:t xml:space="preserve"> </w:t>
-            </w:r>
-            <w:proofErr w:type="spellStart"/>
-            <w:r>
-              <w:rPr>
-                <w:rFonts w:cs="Times New Roman"/>
-                <w:color w:val="auto"/>
-                <w:sz w:val="24"/>
-                <w:szCs w:val="24"/>
-              </w:rPr>
-              <w:t>khi</w:t>
-            </w:r>
-            <w:proofErr w:type="spellEnd"/>
-            <w:r>
-              <w:rPr>
-                <w:rFonts w:cs="Times New Roman"/>
-                <w:color w:val="auto"/>
-                <w:sz w:val="24"/>
-                <w:szCs w:val="24"/>
-              </w:rPr>
-              <w:t xml:space="preserve"> </w:t>
-            </w:r>
-            <w:proofErr w:type="spellStart"/>
-            <w:r>
-              <w:rPr>
-                <w:rFonts w:cs="Times New Roman"/>
-                <w:color w:val="auto"/>
-                <w:sz w:val="24"/>
-                <w:szCs w:val="24"/>
-              </w:rPr>
-              <w:t>có</w:t>
-            </w:r>
-            <w:proofErr w:type="spellEnd"/>
-            <w:r>
-              <w:rPr>
-                <w:rFonts w:cs="Times New Roman"/>
-                <w:color w:val="auto"/>
-                <w:sz w:val="24"/>
-                <w:szCs w:val="24"/>
-              </w:rPr>
-              <w:t xml:space="preserve"> </w:t>
-            </w:r>
-            <w:proofErr w:type="spellStart"/>
-            <w:r>
-              <w:rPr>
-                <w:rFonts w:cs="Times New Roman"/>
-                <w:color w:val="auto"/>
-                <w:sz w:val="24"/>
-                <w:szCs w:val="24"/>
-              </w:rPr>
-              <w:t>bản</w:t>
-            </w:r>
-            <w:proofErr w:type="spellEnd"/>
-            <w:r>
-              <w:rPr>
-                <w:rFonts w:cs="Times New Roman"/>
-                <w:color w:val="auto"/>
-                <w:sz w:val="24"/>
-                <w:szCs w:val="24"/>
-              </w:rPr>
-              <w:t xml:space="preserve"> build </w:t>
-            </w:r>
-            <w:proofErr w:type="spellStart"/>
-            <w:r>
-              <w:rPr>
-                <w:rFonts w:cs="Times New Roman"/>
-                <w:color w:val="auto"/>
-                <w:sz w:val="24"/>
-                <w:szCs w:val="24"/>
-              </w:rPr>
-              <w:t>mới</w:t>
-            </w:r>
-            <w:proofErr w:type="spellEnd"/>
-            <w:r>
-              <w:rPr>
-                <w:rFonts w:cs="Times New Roman"/>
-                <w:color w:val="auto"/>
-                <w:sz w:val="24"/>
-                <w:szCs w:val="24"/>
-              </w:rPr>
-              <w:t>.</w:t>
+                <w:lang w:val="vi-VN"/>
+              </w:rPr>
+              <w:t>Xuyên suốt chu kỳ phát triển phần mềm ngay khi có bản build mới.</w:t>
             </w:r>
           </w:p>
         </w:tc>
@@ -6309,227 +4864,18 @@
                 <w:color w:val="auto"/>
                 <w:sz w:val="24"/>
                 <w:szCs w:val="24"/>
+                <w:lang w:val="vi-VN"/>
               </w:rPr>
             </w:pPr>
-            <w:proofErr w:type="spellStart"/>
             <w:r>
               <w:rPr>
                 <w:rFonts w:cs="Times New Roman"/>
                 <w:color w:val="auto"/>
                 <w:sz w:val="24"/>
                 <w:szCs w:val="24"/>
-              </w:rPr>
-              <w:t>Triển</w:t>
-            </w:r>
-            <w:proofErr w:type="spellEnd"/>
-            <w:r>
-              <w:rPr>
-                <w:rFonts w:cs="Times New Roman"/>
-                <w:color w:val="auto"/>
-                <w:sz w:val="24"/>
-                <w:szCs w:val="24"/>
-              </w:rPr>
-              <w:t xml:space="preserve"> </w:t>
-            </w:r>
-            <w:proofErr w:type="spellStart"/>
-            <w:r>
-              <w:rPr>
-                <w:rFonts w:cs="Times New Roman"/>
-                <w:color w:val="auto"/>
-                <w:sz w:val="24"/>
-                <w:szCs w:val="24"/>
-              </w:rPr>
-              <w:t>khai</w:t>
-            </w:r>
-            <w:proofErr w:type="spellEnd"/>
-            <w:r>
-              <w:rPr>
-                <w:rFonts w:cs="Times New Roman"/>
-                <w:color w:val="auto"/>
-                <w:sz w:val="24"/>
-                <w:szCs w:val="24"/>
-              </w:rPr>
-              <w:t xml:space="preserve"> </w:t>
-            </w:r>
-            <w:proofErr w:type="spellStart"/>
-            <w:r>
-              <w:rPr>
-                <w:rFonts w:cs="Times New Roman"/>
-                <w:color w:val="auto"/>
-                <w:sz w:val="24"/>
-                <w:szCs w:val="24"/>
-              </w:rPr>
-              <w:t>ngay</w:t>
-            </w:r>
-            <w:proofErr w:type="spellEnd"/>
-            <w:r>
-              <w:rPr>
-                <w:rFonts w:cs="Times New Roman"/>
-                <w:color w:val="auto"/>
-                <w:sz w:val="24"/>
-                <w:szCs w:val="24"/>
-              </w:rPr>
-              <w:t xml:space="preserve"> </w:t>
-            </w:r>
-            <w:proofErr w:type="spellStart"/>
-            <w:r>
-              <w:rPr>
-                <w:rFonts w:cs="Times New Roman"/>
-                <w:color w:val="auto"/>
-                <w:sz w:val="24"/>
-                <w:szCs w:val="24"/>
-              </w:rPr>
-              <w:t>sau</w:t>
-            </w:r>
-            <w:proofErr w:type="spellEnd"/>
-            <w:r>
-              <w:rPr>
-                <w:rFonts w:cs="Times New Roman"/>
-                <w:color w:val="auto"/>
-                <w:sz w:val="24"/>
-                <w:szCs w:val="24"/>
-              </w:rPr>
-              <w:t xml:space="preserve"> </w:t>
-            </w:r>
-            <w:proofErr w:type="spellStart"/>
-            <w:r>
-              <w:rPr>
-                <w:rFonts w:cs="Times New Roman"/>
-                <w:color w:val="auto"/>
-                <w:sz w:val="24"/>
-                <w:szCs w:val="24"/>
-              </w:rPr>
-              <w:t>khi</w:t>
-            </w:r>
-            <w:proofErr w:type="spellEnd"/>
-            <w:r>
-              <w:rPr>
-                <w:rFonts w:cs="Times New Roman"/>
-                <w:color w:val="auto"/>
-                <w:sz w:val="24"/>
-                <w:szCs w:val="24"/>
-              </w:rPr>
-              <w:t xml:space="preserve"> </w:t>
-            </w:r>
-            <w:proofErr w:type="spellStart"/>
-            <w:r>
-              <w:rPr>
-                <w:rFonts w:cs="Times New Roman"/>
-                <w:color w:val="auto"/>
-                <w:sz w:val="24"/>
-                <w:szCs w:val="24"/>
-              </w:rPr>
-              <w:t>nhận</w:t>
-            </w:r>
-            <w:proofErr w:type="spellEnd"/>
-            <w:r>
-              <w:rPr>
-                <w:rFonts w:cs="Times New Roman"/>
-                <w:color w:val="auto"/>
-                <w:sz w:val="24"/>
-                <w:szCs w:val="24"/>
-              </w:rPr>
-              <w:t xml:space="preserve"> </w:t>
-            </w:r>
-            <w:proofErr w:type="spellStart"/>
-            <w:r>
-              <w:rPr>
-                <w:rFonts w:cs="Times New Roman"/>
-                <w:color w:val="auto"/>
-                <w:sz w:val="24"/>
-                <w:szCs w:val="24"/>
-              </w:rPr>
-              <w:t>được</w:t>
-            </w:r>
-            <w:proofErr w:type="spellEnd"/>
-            <w:r>
-              <w:rPr>
-                <w:rFonts w:cs="Times New Roman"/>
-                <w:color w:val="auto"/>
-                <w:sz w:val="24"/>
-                <w:szCs w:val="24"/>
-              </w:rPr>
-              <w:t xml:space="preserve"> </w:t>
-            </w:r>
-            <w:proofErr w:type="spellStart"/>
-            <w:r>
-              <w:rPr>
-                <w:rFonts w:cs="Times New Roman"/>
-                <w:color w:val="auto"/>
-                <w:sz w:val="24"/>
-                <w:szCs w:val="24"/>
-              </w:rPr>
-              <w:t>thông</w:t>
-            </w:r>
-            <w:proofErr w:type="spellEnd"/>
-            <w:r>
-              <w:rPr>
-                <w:rFonts w:cs="Times New Roman"/>
-                <w:color w:val="auto"/>
-                <w:sz w:val="24"/>
-                <w:szCs w:val="24"/>
-              </w:rPr>
-              <w:t xml:space="preserve"> tin </w:t>
-            </w:r>
-            <w:proofErr w:type="spellStart"/>
-            <w:r>
-              <w:rPr>
-                <w:rFonts w:cs="Times New Roman"/>
-                <w:color w:val="auto"/>
-                <w:sz w:val="24"/>
-                <w:szCs w:val="24"/>
-              </w:rPr>
-              <w:t>báo</w:t>
-            </w:r>
-            <w:proofErr w:type="spellEnd"/>
-            <w:r>
-              <w:rPr>
-                <w:rFonts w:cs="Times New Roman"/>
-                <w:color w:val="auto"/>
-                <w:sz w:val="24"/>
-                <w:szCs w:val="24"/>
-              </w:rPr>
-              <w:t xml:space="preserve"> </w:t>
-            </w:r>
-            <w:proofErr w:type="spellStart"/>
-            <w:r>
-              <w:rPr>
-                <w:rFonts w:cs="Times New Roman"/>
-                <w:color w:val="auto"/>
-                <w:sz w:val="24"/>
-                <w:szCs w:val="24"/>
-              </w:rPr>
-              <w:t>cáo</w:t>
-            </w:r>
-            <w:proofErr w:type="spellEnd"/>
-            <w:r>
-              <w:rPr>
-                <w:rFonts w:cs="Times New Roman"/>
-                <w:color w:val="auto"/>
-                <w:sz w:val="24"/>
-                <w:szCs w:val="24"/>
-              </w:rPr>
-              <w:t xml:space="preserve"> </w:t>
-            </w:r>
-            <w:proofErr w:type="spellStart"/>
-            <w:r>
-              <w:rPr>
-                <w:rFonts w:cs="Times New Roman"/>
-                <w:color w:val="auto"/>
-                <w:sz w:val="24"/>
-                <w:szCs w:val="24"/>
-              </w:rPr>
-              <w:t>lỗi</w:t>
-            </w:r>
-            <w:proofErr w:type="spellEnd"/>
-            <w:r>
-              <w:rPr>
-                <w:rFonts w:cs="Times New Roman"/>
-                <w:color w:val="auto"/>
-                <w:sz w:val="24"/>
-                <w:szCs w:val="24"/>
-              </w:rPr>
-              <w:t>.</w:t>
+                <w:lang w:val="vi-VN"/>
+              </w:rPr>
+              <w:t>Triển khai ngay sau khi nhận được thông tin báo cáo lỗi.</w:t>
             </w:r>
           </w:p>
         </w:tc>
@@ -6552,80 +4898,20 @@
                 <w:color w:val="auto"/>
                 <w:sz w:val="24"/>
                 <w:szCs w:val="24"/>
+                <w:lang w:val="vi-VN"/>
               </w:rPr>
             </w:pPr>
-            <w:proofErr w:type="spellStart"/>
             <w:r>
               <w:rPr>
                 <w:rFonts w:cs="Times New Roman"/>
                 <w:color w:val="auto"/>
                 <w:sz w:val="24"/>
                 <w:szCs w:val="24"/>
+                <w:lang w:val="vi-VN"/>
               </w:rPr>
               <w:lastRenderedPageBreak/>
-              <w:t>Ví</w:t>
-            </w:r>
-            <w:proofErr w:type="spellEnd"/>
-            <w:r>
-              <w:rPr>
-                <w:rFonts w:cs="Times New Roman"/>
-                <w:color w:val="auto"/>
-                <w:sz w:val="24"/>
-                <w:szCs w:val="24"/>
-              </w:rPr>
-              <w:t xml:space="preserve"> </w:t>
-            </w:r>
-            <w:proofErr w:type="spellStart"/>
-            <w:r>
-              <w:rPr>
-                <w:rFonts w:cs="Times New Roman"/>
-                <w:color w:val="auto"/>
-                <w:sz w:val="24"/>
-                <w:szCs w:val="24"/>
-              </w:rPr>
-              <w:t>dụ</w:t>
-            </w:r>
-            <w:proofErr w:type="spellEnd"/>
-            <w:r>
-              <w:rPr>
-                <w:rFonts w:cs="Times New Roman"/>
-                <w:color w:val="auto"/>
-                <w:sz w:val="24"/>
-                <w:szCs w:val="24"/>
-              </w:rPr>
-              <w:t xml:space="preserve"> </w:t>
-            </w:r>
-            <w:proofErr w:type="spellStart"/>
-            <w:r>
-              <w:rPr>
-                <w:rFonts w:cs="Times New Roman"/>
-                <w:color w:val="auto"/>
-                <w:sz w:val="24"/>
-                <w:szCs w:val="24"/>
-              </w:rPr>
-              <w:t>thực</w:t>
-            </w:r>
-            <w:proofErr w:type="spellEnd"/>
-            <w:r>
-              <w:rPr>
-                <w:rFonts w:cs="Times New Roman"/>
-                <w:color w:val="auto"/>
-                <w:sz w:val="24"/>
-                <w:szCs w:val="24"/>
-              </w:rPr>
-              <w:t xml:space="preserve"> </w:t>
-            </w:r>
-            <w:proofErr w:type="spellStart"/>
-            <w:r>
-              <w:rPr>
-                <w:rFonts w:cs="Times New Roman"/>
-                <w:color w:val="auto"/>
-                <w:sz w:val="24"/>
-                <w:szCs w:val="24"/>
-              </w:rPr>
-              <w:t>tế</w:t>
-            </w:r>
-            <w:proofErr w:type="spellEnd"/>
+              <w:t>Ví dụ thực tế</w:t>
+            </w:r>
           </w:p>
         </w:tc>
         <w:tc>
@@ -6646,6 +4932,7 @@
                 <w:color w:val="auto"/>
                 <w:sz w:val="24"/>
                 <w:szCs w:val="24"/>
+                <w:lang w:val="vi-VN"/>
               </w:rPr>
             </w:pPr>
             <w:r>
@@ -6654,240 +4941,10 @@
                 <w:color w:val="auto"/>
                 <w:sz w:val="24"/>
                 <w:szCs w:val="24"/>
-              </w:rPr>
-              <w:t xml:space="preserve">Tester </w:t>
-            </w:r>
-            <w:proofErr w:type="spellStart"/>
-            <w:r>
-              <w:rPr>
-                <w:rFonts w:cs="Times New Roman"/>
-                <w:color w:val="auto"/>
-                <w:sz w:val="24"/>
-                <w:szCs w:val="24"/>
-              </w:rPr>
-              <w:t>chạy</w:t>
-            </w:r>
-            <w:proofErr w:type="spellEnd"/>
-            <w:r>
-              <w:rPr>
-                <w:rFonts w:cs="Times New Roman"/>
-                <w:color w:val="auto"/>
-                <w:sz w:val="24"/>
-                <w:szCs w:val="24"/>
-              </w:rPr>
-              <w:t xml:space="preserve"> </w:t>
-            </w:r>
-            <w:proofErr w:type="spellStart"/>
-            <w:r>
-              <w:rPr>
-                <w:rFonts w:cs="Times New Roman"/>
-                <w:color w:val="auto"/>
-                <w:sz w:val="24"/>
-                <w:szCs w:val="24"/>
-              </w:rPr>
-              <w:t>luồng</w:t>
-            </w:r>
-            <w:proofErr w:type="spellEnd"/>
-            <w:r>
-              <w:rPr>
-                <w:rFonts w:cs="Times New Roman"/>
-                <w:color w:val="auto"/>
-                <w:sz w:val="24"/>
-                <w:szCs w:val="24"/>
-              </w:rPr>
-              <w:t xml:space="preserve"> </w:t>
-            </w:r>
-            <w:proofErr w:type="spellStart"/>
-            <w:r>
-              <w:rPr>
-                <w:rFonts w:cs="Times New Roman"/>
-                <w:color w:val="auto"/>
-                <w:sz w:val="24"/>
-                <w:szCs w:val="24"/>
-              </w:rPr>
-              <w:t>đặt</w:t>
-            </w:r>
-            <w:proofErr w:type="spellEnd"/>
-            <w:r>
-              <w:rPr>
-                <w:rFonts w:cs="Times New Roman"/>
-                <w:color w:val="auto"/>
-                <w:sz w:val="24"/>
-                <w:szCs w:val="24"/>
-              </w:rPr>
-              <w:t xml:space="preserve"> </w:t>
-            </w:r>
-            <w:proofErr w:type="spellStart"/>
-            <w:r>
-              <w:rPr>
-                <w:rFonts w:cs="Times New Roman"/>
-                <w:color w:val="auto"/>
-                <w:sz w:val="24"/>
-                <w:szCs w:val="24"/>
-              </w:rPr>
-              <w:t>vé</w:t>
-            </w:r>
-            <w:proofErr w:type="spellEnd"/>
-            <w:r>
-              <w:rPr>
-                <w:rFonts w:cs="Times New Roman"/>
-                <w:color w:val="auto"/>
-                <w:sz w:val="24"/>
-                <w:szCs w:val="24"/>
-              </w:rPr>
-              <w:t xml:space="preserve">, </w:t>
-            </w:r>
-            <w:proofErr w:type="spellStart"/>
-            <w:r>
-              <w:rPr>
-                <w:rFonts w:cs="Times New Roman"/>
-                <w:color w:val="auto"/>
-                <w:sz w:val="24"/>
-                <w:szCs w:val="24"/>
-              </w:rPr>
-              <w:t>phát</w:t>
-            </w:r>
-            <w:proofErr w:type="spellEnd"/>
-            <w:r>
-              <w:rPr>
-                <w:rFonts w:cs="Times New Roman"/>
-                <w:color w:val="auto"/>
-                <w:sz w:val="24"/>
-                <w:szCs w:val="24"/>
-              </w:rPr>
-              <w:t xml:space="preserve"> </w:t>
-            </w:r>
-            <w:proofErr w:type="spellStart"/>
-            <w:r>
-              <w:rPr>
-                <w:rFonts w:cs="Times New Roman"/>
-                <w:color w:val="auto"/>
-                <w:sz w:val="24"/>
-                <w:szCs w:val="24"/>
-              </w:rPr>
-              <w:t>hiện</w:t>
-            </w:r>
-            <w:proofErr w:type="spellEnd"/>
-            <w:r>
-              <w:rPr>
-                <w:rFonts w:cs="Times New Roman"/>
-                <w:color w:val="auto"/>
-                <w:sz w:val="24"/>
-                <w:szCs w:val="24"/>
-              </w:rPr>
-              <w:t xml:space="preserve"> </w:t>
-            </w:r>
-            <w:proofErr w:type="spellStart"/>
-            <w:r>
-              <w:rPr>
-                <w:rFonts w:cs="Times New Roman"/>
-                <w:color w:val="auto"/>
-                <w:sz w:val="24"/>
-                <w:szCs w:val="24"/>
-              </w:rPr>
-              <w:t>lỗi</w:t>
-            </w:r>
-            <w:proofErr w:type="spellEnd"/>
-            <w:r>
-              <w:rPr>
-                <w:rFonts w:cs="Times New Roman"/>
-                <w:color w:val="auto"/>
-                <w:sz w:val="24"/>
-                <w:szCs w:val="24"/>
-              </w:rPr>
-              <w:t xml:space="preserve"> </w:t>
-            </w:r>
-            <w:proofErr w:type="spellStart"/>
-            <w:r>
-              <w:rPr>
-                <w:rFonts w:cs="Times New Roman"/>
-                <w:color w:val="auto"/>
-                <w:sz w:val="24"/>
-                <w:szCs w:val="24"/>
-              </w:rPr>
-              <w:t>không</w:t>
-            </w:r>
-            <w:proofErr w:type="spellEnd"/>
-            <w:r>
-              <w:rPr>
-                <w:rFonts w:cs="Times New Roman"/>
-                <w:color w:val="auto"/>
-                <w:sz w:val="24"/>
-                <w:szCs w:val="24"/>
-              </w:rPr>
-              <w:t xml:space="preserve"> </w:t>
-            </w:r>
-            <w:proofErr w:type="spellStart"/>
-            <w:r>
-              <w:rPr>
-                <w:rFonts w:cs="Times New Roman"/>
-                <w:color w:val="auto"/>
-                <w:sz w:val="24"/>
-                <w:szCs w:val="24"/>
-              </w:rPr>
-              <w:t>bấm</w:t>
-            </w:r>
-            <w:proofErr w:type="spellEnd"/>
-            <w:r>
-              <w:rPr>
-                <w:rFonts w:cs="Times New Roman"/>
-                <w:color w:val="auto"/>
-                <w:sz w:val="24"/>
-                <w:szCs w:val="24"/>
-              </w:rPr>
-              <w:t xml:space="preserve"> </w:t>
-            </w:r>
-            <w:proofErr w:type="spellStart"/>
-            <w:r>
-              <w:rPr>
-                <w:rFonts w:cs="Times New Roman"/>
-                <w:color w:val="auto"/>
-                <w:sz w:val="24"/>
-                <w:szCs w:val="24"/>
-              </w:rPr>
-              <w:t>chọn</w:t>
-            </w:r>
-            <w:proofErr w:type="spellEnd"/>
-            <w:r>
-              <w:rPr>
-                <w:rFonts w:cs="Times New Roman"/>
-                <w:color w:val="auto"/>
-                <w:sz w:val="24"/>
-                <w:szCs w:val="24"/>
-              </w:rPr>
-              <w:t xml:space="preserve"> </w:t>
-            </w:r>
-            <w:proofErr w:type="spellStart"/>
-            <w:r>
-              <w:rPr>
-                <w:rFonts w:cs="Times New Roman"/>
-                <w:color w:val="auto"/>
-                <w:sz w:val="24"/>
-                <w:szCs w:val="24"/>
-              </w:rPr>
-              <w:t>được</w:t>
-            </w:r>
-            <w:proofErr w:type="spellEnd"/>
-            <w:r>
-              <w:rPr>
-                <w:rFonts w:cs="Times New Roman"/>
-                <w:color w:val="auto"/>
-                <w:sz w:val="24"/>
-                <w:szCs w:val="24"/>
-              </w:rPr>
-              <w:t xml:space="preserve"> </w:t>
-            </w:r>
-            <w:proofErr w:type="spellStart"/>
-            <w:r>
-              <w:rPr>
-                <w:rFonts w:cs="Times New Roman"/>
-                <w:color w:val="auto"/>
-                <w:sz w:val="24"/>
-                <w:szCs w:val="24"/>
-              </w:rPr>
-              <w:t>ghế</w:t>
-            </w:r>
-            <w:proofErr w:type="spellEnd"/>
+                <w:lang w:val="vi-VN"/>
+              </w:rPr>
+              <w:t>Tester chạy luồng đặt vé, phát hiện lỗi không bấm chọn được ghế</w:t>
+            </w:r>
           </w:p>
         </w:tc>
         <w:tc>
@@ -6907,6 +4964,7 @@
                 <w:color w:val="auto"/>
                 <w:sz w:val="24"/>
                 <w:szCs w:val="24"/>
+                <w:lang w:val="vi-VN"/>
               </w:rPr>
             </w:pPr>
             <w:r>
@@ -6915,208 +4973,9 @@
                 <w:color w:val="auto"/>
                 <w:sz w:val="24"/>
                 <w:szCs w:val="24"/>
-              </w:rPr>
-              <w:t xml:space="preserve">Developer </w:t>
-            </w:r>
-            <w:proofErr w:type="spellStart"/>
-            <w:r>
-              <w:rPr>
-                <w:rFonts w:cs="Times New Roman"/>
-                <w:color w:val="auto"/>
-                <w:sz w:val="24"/>
-                <w:szCs w:val="24"/>
-              </w:rPr>
-              <w:t>đặt</w:t>
-            </w:r>
-            <w:proofErr w:type="spellEnd"/>
-            <w:r>
-              <w:rPr>
-                <w:rFonts w:cs="Times New Roman"/>
-                <w:color w:val="auto"/>
-                <w:sz w:val="24"/>
-                <w:szCs w:val="24"/>
-              </w:rPr>
-              <w:t xml:space="preserve"> breakpoint, </w:t>
-            </w:r>
-            <w:proofErr w:type="spellStart"/>
-            <w:r>
-              <w:rPr>
-                <w:rFonts w:cs="Times New Roman"/>
-                <w:color w:val="auto"/>
-                <w:sz w:val="24"/>
-                <w:szCs w:val="24"/>
-              </w:rPr>
-              <w:t>dò</w:t>
-            </w:r>
-            <w:proofErr w:type="spellEnd"/>
-            <w:r>
-              <w:rPr>
-                <w:rFonts w:cs="Times New Roman"/>
-                <w:color w:val="auto"/>
-                <w:sz w:val="24"/>
-                <w:szCs w:val="24"/>
-              </w:rPr>
-              <w:t xml:space="preserve"> </w:t>
-            </w:r>
-            <w:proofErr w:type="spellStart"/>
-            <w:r>
-              <w:rPr>
-                <w:rFonts w:cs="Times New Roman"/>
-                <w:color w:val="auto"/>
-                <w:sz w:val="24"/>
-                <w:szCs w:val="24"/>
-              </w:rPr>
-              <w:t>mã</w:t>
-            </w:r>
-            <w:proofErr w:type="spellEnd"/>
-            <w:r>
-              <w:rPr>
-                <w:rFonts w:cs="Times New Roman"/>
-                <w:color w:val="auto"/>
-                <w:sz w:val="24"/>
-                <w:szCs w:val="24"/>
-              </w:rPr>
-              <w:t xml:space="preserve"> </w:t>
-            </w:r>
-            <w:proofErr w:type="spellStart"/>
-            <w:r>
-              <w:rPr>
-                <w:rFonts w:cs="Times New Roman"/>
-                <w:color w:val="auto"/>
-                <w:sz w:val="24"/>
-                <w:szCs w:val="24"/>
-              </w:rPr>
-              <w:t>và</w:t>
-            </w:r>
-            <w:proofErr w:type="spellEnd"/>
-            <w:r>
-              <w:rPr>
-                <w:rFonts w:cs="Times New Roman"/>
-                <w:color w:val="auto"/>
-                <w:sz w:val="24"/>
-                <w:szCs w:val="24"/>
-              </w:rPr>
-              <w:t xml:space="preserve"> </w:t>
-            </w:r>
-            <w:proofErr w:type="spellStart"/>
-            <w:r>
-              <w:rPr>
-                <w:rFonts w:cs="Times New Roman"/>
-                <w:color w:val="auto"/>
-                <w:sz w:val="24"/>
-                <w:szCs w:val="24"/>
-              </w:rPr>
-              <w:t>sửa</w:t>
-            </w:r>
-            <w:proofErr w:type="spellEnd"/>
-            <w:r>
-              <w:rPr>
-                <w:rFonts w:cs="Times New Roman"/>
-                <w:color w:val="auto"/>
-                <w:sz w:val="24"/>
-                <w:szCs w:val="24"/>
-              </w:rPr>
-              <w:t xml:space="preserve"> </w:t>
-            </w:r>
-            <w:proofErr w:type="spellStart"/>
-            <w:r>
-              <w:rPr>
-                <w:rFonts w:cs="Times New Roman"/>
-                <w:color w:val="auto"/>
-                <w:sz w:val="24"/>
-                <w:szCs w:val="24"/>
-              </w:rPr>
-              <w:t>lại</w:t>
-            </w:r>
-            <w:proofErr w:type="spellEnd"/>
-            <w:r>
-              <w:rPr>
-                <w:rFonts w:cs="Times New Roman"/>
-                <w:color w:val="auto"/>
-                <w:sz w:val="24"/>
-                <w:szCs w:val="24"/>
-              </w:rPr>
-              <w:t xml:space="preserve"> logic </w:t>
-            </w:r>
-            <w:proofErr w:type="spellStart"/>
-            <w:r>
-              <w:rPr>
-                <w:rFonts w:cs="Times New Roman"/>
-                <w:color w:val="auto"/>
-                <w:sz w:val="24"/>
-                <w:szCs w:val="24"/>
-              </w:rPr>
-              <w:t>điều</w:t>
-            </w:r>
-            <w:proofErr w:type="spellEnd"/>
-            <w:r>
-              <w:rPr>
-                <w:rFonts w:cs="Times New Roman"/>
-                <w:color w:val="auto"/>
-                <w:sz w:val="24"/>
-                <w:szCs w:val="24"/>
-              </w:rPr>
-              <w:t xml:space="preserve"> </w:t>
-            </w:r>
-            <w:proofErr w:type="spellStart"/>
-            <w:r>
-              <w:rPr>
-                <w:rFonts w:cs="Times New Roman"/>
-                <w:color w:val="auto"/>
-                <w:sz w:val="24"/>
-                <w:szCs w:val="24"/>
-              </w:rPr>
-              <w:t>kiện</w:t>
-            </w:r>
-            <w:proofErr w:type="spellEnd"/>
-            <w:r>
-              <w:rPr>
-                <w:rFonts w:cs="Times New Roman"/>
-                <w:color w:val="auto"/>
-                <w:sz w:val="24"/>
-                <w:szCs w:val="24"/>
-              </w:rPr>
-              <w:t xml:space="preserve"> </w:t>
-            </w:r>
-            <w:proofErr w:type="spellStart"/>
-            <w:r>
-              <w:rPr>
-                <w:rFonts w:cs="Times New Roman"/>
-                <w:color w:val="auto"/>
-                <w:sz w:val="24"/>
-                <w:szCs w:val="24"/>
-              </w:rPr>
-              <w:t>chọn</w:t>
-            </w:r>
-            <w:proofErr w:type="spellEnd"/>
-            <w:r>
-              <w:rPr>
-                <w:rFonts w:cs="Times New Roman"/>
-                <w:color w:val="auto"/>
-                <w:sz w:val="24"/>
-                <w:szCs w:val="24"/>
-              </w:rPr>
-              <w:t xml:space="preserve"> </w:t>
-            </w:r>
-            <w:proofErr w:type="spellStart"/>
-            <w:r>
-              <w:rPr>
-                <w:rFonts w:cs="Times New Roman"/>
-                <w:color w:val="auto"/>
-                <w:sz w:val="24"/>
-                <w:szCs w:val="24"/>
-              </w:rPr>
-              <w:t>ghế</w:t>
-            </w:r>
-            <w:proofErr w:type="spellEnd"/>
-            <w:r>
-              <w:rPr>
-                <w:rFonts w:cs="Times New Roman"/>
-                <w:color w:val="auto"/>
-                <w:sz w:val="24"/>
-                <w:szCs w:val="24"/>
-              </w:rPr>
-              <w:t>.</w:t>
+                <w:lang w:val="vi-VN"/>
+              </w:rPr>
+              <w:t>Developer đặt breakpoint, dò mã và sửa lại logic điều kiện chọn ghế.</w:t>
             </w:r>
           </w:p>
         </w:tc>
@@ -7130,6 +4989,7 @@
           <w:color w:val="auto"/>
           <w:sz w:val="24"/>
           <w:szCs w:val="21"/>
+          <w:lang w:val="vi-VN"/>
         </w:rPr>
       </w:pPr>
       <w:bookmarkStart w:id="8" w:name="_Toc230348496"/>
@@ -7139,6 +4999,7 @@
           <w:color w:val="auto"/>
           <w:sz w:val="24"/>
           <w:szCs w:val="21"/>
+          <w:lang w:val="vi-VN"/>
         </w:rPr>
         <w:t>2.2.3. Phân biệt Verification và Validation</w:t>
       </w:r>
@@ -7199,6 +5060,7 @@
                 <w:color w:val="auto"/>
                 <w:sz w:val="24"/>
                 <w:szCs w:val="24"/>
+                <w:lang w:val="vi-VN"/>
               </w:rPr>
             </w:pPr>
             <w:r>
@@ -7207,68 +5069,9 @@
                 <w:color w:val="auto"/>
                 <w:sz w:val="24"/>
                 <w:szCs w:val="24"/>
-              </w:rPr>
-              <w:t>Verification (</w:t>
-            </w:r>
-            <w:proofErr w:type="spellStart"/>
-            <w:r>
-              <w:rPr>
-                <w:rFonts w:cs="Times New Roman"/>
-                <w:color w:val="auto"/>
-                <w:sz w:val="24"/>
-                <w:szCs w:val="24"/>
-              </w:rPr>
-              <w:t>Kiểm</w:t>
-            </w:r>
-            <w:proofErr w:type="spellEnd"/>
-            <w:r>
-              <w:rPr>
-                <w:rFonts w:cs="Times New Roman"/>
-                <w:color w:val="auto"/>
-                <w:sz w:val="24"/>
-                <w:szCs w:val="24"/>
-              </w:rPr>
-              <w:t xml:space="preserve"> </w:t>
-            </w:r>
-            <w:proofErr w:type="spellStart"/>
-            <w:r>
-              <w:rPr>
-                <w:rFonts w:cs="Times New Roman"/>
-                <w:color w:val="auto"/>
-                <w:sz w:val="24"/>
-                <w:szCs w:val="24"/>
-              </w:rPr>
-              <w:t>tra</w:t>
-            </w:r>
-            <w:proofErr w:type="spellEnd"/>
-            <w:r>
-              <w:rPr>
-                <w:rFonts w:cs="Times New Roman"/>
-                <w:color w:val="auto"/>
-                <w:sz w:val="24"/>
-                <w:szCs w:val="24"/>
-              </w:rPr>
-              <w:t xml:space="preserve"> </w:t>
-            </w:r>
-            <w:proofErr w:type="spellStart"/>
-            <w:r>
-              <w:rPr>
-                <w:rFonts w:cs="Times New Roman"/>
-                <w:color w:val="auto"/>
-                <w:sz w:val="24"/>
-                <w:szCs w:val="24"/>
-              </w:rPr>
-              <w:t>tĩnh</w:t>
-            </w:r>
-            <w:proofErr w:type="spellEnd"/>
-            <w:r>
-              <w:rPr>
-                <w:rFonts w:cs="Times New Roman"/>
-                <w:color w:val="auto"/>
-                <w:sz w:val="24"/>
-                <w:szCs w:val="24"/>
-              </w:rPr>
-              <w:t>)</w:t>
+                <w:lang w:val="vi-VN"/>
+              </w:rPr>
+              <w:t>Verification (Kiểm tra tĩnh)</w:t>
             </w:r>
           </w:p>
         </w:tc>
@@ -7284,6 +5087,7 @@
                 <w:color w:val="auto"/>
                 <w:sz w:val="24"/>
                 <w:szCs w:val="24"/>
+                <w:lang w:val="vi-VN"/>
               </w:rPr>
             </w:pPr>
             <w:r>
@@ -7292,6 +5096,7 @@
                 <w:color w:val="auto"/>
                 <w:sz w:val="24"/>
                 <w:szCs w:val="24"/>
+                <w:lang w:val="vi-VN"/>
               </w:rPr>
               <w:t>Validation (Xác nhận động)</w:t>
             </w:r>
@@ -7316,79 +5121,19 @@
                 <w:color w:val="auto"/>
                 <w:sz w:val="24"/>
                 <w:szCs w:val="24"/>
+                <w:lang w:val="vi-VN"/>
               </w:rPr>
             </w:pPr>
-            <w:proofErr w:type="spellStart"/>
             <w:r>
               <w:rPr>
                 <w:rFonts w:cs="Times New Roman"/>
                 <w:color w:val="auto"/>
                 <w:sz w:val="24"/>
                 <w:szCs w:val="24"/>
-              </w:rPr>
-              <w:t>Mục</w:t>
-            </w:r>
-            <w:proofErr w:type="spellEnd"/>
-            <w:r>
-              <w:rPr>
-                <w:rFonts w:cs="Times New Roman"/>
-                <w:color w:val="auto"/>
-                <w:sz w:val="24"/>
-                <w:szCs w:val="24"/>
-              </w:rPr>
-              <w:t xml:space="preserve"> </w:t>
-            </w:r>
-            <w:proofErr w:type="spellStart"/>
-            <w:r>
-              <w:rPr>
-                <w:rFonts w:cs="Times New Roman"/>
-                <w:color w:val="auto"/>
-                <w:sz w:val="24"/>
-                <w:szCs w:val="24"/>
-              </w:rPr>
-              <w:t>đích</w:t>
-            </w:r>
-            <w:proofErr w:type="spellEnd"/>
-            <w:r>
-              <w:rPr>
-                <w:rFonts w:cs="Times New Roman"/>
-                <w:color w:val="auto"/>
-                <w:sz w:val="24"/>
-                <w:szCs w:val="24"/>
-              </w:rPr>
-              <w:t xml:space="preserve"> </w:t>
-            </w:r>
-            <w:proofErr w:type="spellStart"/>
-            <w:r>
-              <w:rPr>
-                <w:rFonts w:cs="Times New Roman"/>
-                <w:color w:val="auto"/>
-                <w:sz w:val="24"/>
-                <w:szCs w:val="24"/>
-              </w:rPr>
-              <w:t>cốt</w:t>
-            </w:r>
-            <w:proofErr w:type="spellEnd"/>
-            <w:r>
-              <w:rPr>
-                <w:rFonts w:cs="Times New Roman"/>
-                <w:color w:val="auto"/>
-                <w:sz w:val="24"/>
-                <w:szCs w:val="24"/>
-              </w:rPr>
-              <w:t xml:space="preserve"> </w:t>
-            </w:r>
-            <w:proofErr w:type="spellStart"/>
-            <w:r>
-              <w:rPr>
-                <w:rFonts w:cs="Times New Roman"/>
-                <w:color w:val="auto"/>
-                <w:sz w:val="24"/>
-                <w:szCs w:val="24"/>
-              </w:rPr>
-              <w:t>lõi</w:t>
-            </w:r>
-            <w:proofErr w:type="spellEnd"/>
+                <w:lang w:val="vi-VN"/>
+              </w:rPr>
+              <w:t>Mục đích cốt lõi</w:t>
+            </w:r>
           </w:p>
         </w:tc>
         <w:tc>
@@ -7408,247 +5153,18 @@
                 <w:color w:val="auto"/>
                 <w:sz w:val="24"/>
                 <w:szCs w:val="24"/>
+                <w:lang w:val="vi-VN"/>
               </w:rPr>
             </w:pPr>
-            <w:proofErr w:type="spellStart"/>
             <w:r>
               <w:rPr>
                 <w:rFonts w:cs="Times New Roman"/>
                 <w:color w:val="auto"/>
                 <w:sz w:val="24"/>
                 <w:szCs w:val="24"/>
-              </w:rPr>
-              <w:t>Đảm</w:t>
-            </w:r>
-            <w:proofErr w:type="spellEnd"/>
-            <w:r>
-              <w:rPr>
-                <w:rFonts w:cs="Times New Roman"/>
-                <w:color w:val="auto"/>
-                <w:sz w:val="24"/>
-                <w:szCs w:val="24"/>
-              </w:rPr>
-              <w:t xml:space="preserve"> </w:t>
-            </w:r>
-            <w:proofErr w:type="spellStart"/>
-            <w:r>
-              <w:rPr>
-                <w:rFonts w:cs="Times New Roman"/>
-                <w:color w:val="auto"/>
-                <w:sz w:val="24"/>
-                <w:szCs w:val="24"/>
-              </w:rPr>
-              <w:t>bảo</w:t>
-            </w:r>
-            <w:proofErr w:type="spellEnd"/>
-            <w:r>
-              <w:rPr>
-                <w:rFonts w:cs="Times New Roman"/>
-                <w:color w:val="auto"/>
-                <w:sz w:val="24"/>
-                <w:szCs w:val="24"/>
-              </w:rPr>
-              <w:t xml:space="preserve"> </w:t>
-            </w:r>
-            <w:proofErr w:type="spellStart"/>
-            <w:r>
-              <w:rPr>
-                <w:rFonts w:cs="Times New Roman"/>
-                <w:color w:val="auto"/>
-                <w:sz w:val="24"/>
-                <w:szCs w:val="24"/>
-              </w:rPr>
-              <w:t>hệ</w:t>
-            </w:r>
-            <w:proofErr w:type="spellEnd"/>
-            <w:r>
-              <w:rPr>
-                <w:rFonts w:cs="Times New Roman"/>
-                <w:color w:val="auto"/>
-                <w:sz w:val="24"/>
-                <w:szCs w:val="24"/>
-              </w:rPr>
-              <w:t xml:space="preserve"> </w:t>
-            </w:r>
-            <w:proofErr w:type="spellStart"/>
-            <w:r>
-              <w:rPr>
-                <w:rFonts w:cs="Times New Roman"/>
-                <w:color w:val="auto"/>
-                <w:sz w:val="24"/>
-                <w:szCs w:val="24"/>
-              </w:rPr>
-              <w:t>thống</w:t>
-            </w:r>
-            <w:proofErr w:type="spellEnd"/>
-            <w:r>
-              <w:rPr>
-                <w:rFonts w:cs="Times New Roman"/>
-                <w:color w:val="auto"/>
-                <w:sz w:val="24"/>
-                <w:szCs w:val="24"/>
-              </w:rPr>
-              <w:t xml:space="preserve"> </w:t>
-            </w:r>
-            <w:proofErr w:type="spellStart"/>
-            <w:r>
-              <w:rPr>
-                <w:rFonts w:cs="Times New Roman"/>
-                <w:color w:val="auto"/>
-                <w:sz w:val="24"/>
-                <w:szCs w:val="24"/>
-              </w:rPr>
-              <w:t>được</w:t>
-            </w:r>
-            <w:proofErr w:type="spellEnd"/>
-            <w:r>
-              <w:rPr>
-                <w:rFonts w:cs="Times New Roman"/>
-                <w:color w:val="auto"/>
-                <w:sz w:val="24"/>
-                <w:szCs w:val="24"/>
-              </w:rPr>
-              <w:t xml:space="preserve"> </w:t>
-            </w:r>
-            <w:proofErr w:type="spellStart"/>
-            <w:r>
-              <w:rPr>
-                <w:rFonts w:cs="Times New Roman"/>
-                <w:color w:val="auto"/>
-                <w:sz w:val="24"/>
-                <w:szCs w:val="24"/>
-              </w:rPr>
-              <w:t>xây</w:t>
-            </w:r>
-            <w:proofErr w:type="spellEnd"/>
-            <w:r>
-              <w:rPr>
-                <w:rFonts w:cs="Times New Roman"/>
-                <w:color w:val="auto"/>
-                <w:sz w:val="24"/>
-                <w:szCs w:val="24"/>
-              </w:rPr>
-              <w:t xml:space="preserve"> </w:t>
-            </w:r>
-            <w:proofErr w:type="spellStart"/>
-            <w:r>
-              <w:rPr>
-                <w:rFonts w:cs="Times New Roman"/>
-                <w:color w:val="auto"/>
-                <w:sz w:val="24"/>
-                <w:szCs w:val="24"/>
-              </w:rPr>
-              <w:t>dựng</w:t>
-            </w:r>
-            <w:proofErr w:type="spellEnd"/>
-            <w:r>
-              <w:rPr>
-                <w:rFonts w:cs="Times New Roman"/>
-                <w:color w:val="auto"/>
-                <w:sz w:val="24"/>
-                <w:szCs w:val="24"/>
-              </w:rPr>
-              <w:t xml:space="preserve"> </w:t>
-            </w:r>
-            <w:proofErr w:type="spellStart"/>
-            <w:r>
-              <w:rPr>
-                <w:rFonts w:cs="Times New Roman"/>
-                <w:color w:val="auto"/>
-                <w:sz w:val="24"/>
-                <w:szCs w:val="24"/>
-              </w:rPr>
-              <w:t>đúng</w:t>
-            </w:r>
-            <w:proofErr w:type="spellEnd"/>
-            <w:r>
-              <w:rPr>
-                <w:rFonts w:cs="Times New Roman"/>
-                <w:color w:val="auto"/>
-                <w:sz w:val="24"/>
-                <w:szCs w:val="24"/>
-              </w:rPr>
-              <w:t xml:space="preserve"> </w:t>
-            </w:r>
-            <w:proofErr w:type="spellStart"/>
-            <w:r>
-              <w:rPr>
-                <w:rFonts w:cs="Times New Roman"/>
-                <w:color w:val="auto"/>
-                <w:sz w:val="24"/>
-                <w:szCs w:val="24"/>
-              </w:rPr>
-              <w:t>quy</w:t>
-            </w:r>
-            <w:proofErr w:type="spellEnd"/>
-            <w:r>
-              <w:rPr>
-                <w:rFonts w:cs="Times New Roman"/>
-                <w:color w:val="auto"/>
-                <w:sz w:val="24"/>
-                <w:szCs w:val="24"/>
-              </w:rPr>
-              <w:t xml:space="preserve"> </w:t>
-            </w:r>
-            <w:proofErr w:type="spellStart"/>
-            <w:r>
-              <w:rPr>
-                <w:rFonts w:cs="Times New Roman"/>
-                <w:color w:val="auto"/>
-                <w:sz w:val="24"/>
-                <w:szCs w:val="24"/>
-              </w:rPr>
-              <w:t>cách</w:t>
-            </w:r>
-            <w:proofErr w:type="spellEnd"/>
-            <w:r>
-              <w:rPr>
-                <w:rFonts w:cs="Times New Roman"/>
-                <w:color w:val="auto"/>
-                <w:sz w:val="24"/>
-                <w:szCs w:val="24"/>
-              </w:rPr>
-              <w:t xml:space="preserve"> </w:t>
-            </w:r>
-            <w:proofErr w:type="spellStart"/>
-            <w:r>
-              <w:rPr>
-                <w:rFonts w:cs="Times New Roman"/>
-                <w:color w:val="auto"/>
-                <w:sz w:val="24"/>
-                <w:szCs w:val="24"/>
-              </w:rPr>
-              <w:t>đặc</w:t>
-            </w:r>
-            <w:proofErr w:type="spellEnd"/>
-            <w:r>
-              <w:rPr>
-                <w:rFonts w:cs="Times New Roman"/>
-                <w:color w:val="auto"/>
-                <w:sz w:val="24"/>
-                <w:szCs w:val="24"/>
-              </w:rPr>
-              <w:t xml:space="preserve"> </w:t>
-            </w:r>
-            <w:proofErr w:type="spellStart"/>
-            <w:r>
-              <w:rPr>
-                <w:rFonts w:cs="Times New Roman"/>
-                <w:color w:val="auto"/>
-                <w:sz w:val="24"/>
-                <w:szCs w:val="24"/>
-              </w:rPr>
-              <w:t>tả</w:t>
-            </w:r>
-            <w:proofErr w:type="spellEnd"/>
-            <w:r>
-              <w:rPr>
-                <w:rFonts w:cs="Times New Roman"/>
-                <w:color w:val="auto"/>
-                <w:sz w:val="24"/>
-                <w:szCs w:val="24"/>
-              </w:rPr>
-              <w:t xml:space="preserve"> (Build it right)</w:t>
+                <w:lang w:val="vi-VN"/>
+              </w:rPr>
+              <w:t>Đảm bảo hệ thống được xây dựng đúng quy cách đặc tả (Build it right)</w:t>
             </w:r>
           </w:p>
         </w:tc>
@@ -7669,267 +5185,18 @@
                 <w:color w:val="auto"/>
                 <w:sz w:val="24"/>
                 <w:szCs w:val="24"/>
+                <w:lang w:val="vi-VN"/>
               </w:rPr>
             </w:pPr>
-            <w:proofErr w:type="spellStart"/>
             <w:r>
               <w:rPr>
                 <w:rFonts w:cs="Times New Roman"/>
                 <w:color w:val="auto"/>
                 <w:sz w:val="24"/>
                 <w:szCs w:val="24"/>
-              </w:rPr>
-              <w:t>Đảm</w:t>
-            </w:r>
-            <w:proofErr w:type="spellEnd"/>
-            <w:r>
-              <w:rPr>
-                <w:rFonts w:cs="Times New Roman"/>
-                <w:color w:val="auto"/>
-                <w:sz w:val="24"/>
-                <w:szCs w:val="24"/>
-              </w:rPr>
-              <w:t xml:space="preserve"> </w:t>
-            </w:r>
-            <w:proofErr w:type="spellStart"/>
-            <w:r>
-              <w:rPr>
-                <w:rFonts w:cs="Times New Roman"/>
-                <w:color w:val="auto"/>
-                <w:sz w:val="24"/>
-                <w:szCs w:val="24"/>
-              </w:rPr>
-              <w:t>bảo</w:t>
-            </w:r>
-            <w:proofErr w:type="spellEnd"/>
-            <w:r>
-              <w:rPr>
-                <w:rFonts w:cs="Times New Roman"/>
-                <w:color w:val="auto"/>
-                <w:sz w:val="24"/>
-                <w:szCs w:val="24"/>
-              </w:rPr>
-              <w:t xml:space="preserve"> </w:t>
-            </w:r>
-            <w:proofErr w:type="spellStart"/>
-            <w:r>
-              <w:rPr>
-                <w:rFonts w:cs="Times New Roman"/>
-                <w:color w:val="auto"/>
-                <w:sz w:val="24"/>
-                <w:szCs w:val="24"/>
-              </w:rPr>
-              <w:t>xây</w:t>
-            </w:r>
-            <w:proofErr w:type="spellEnd"/>
-            <w:r>
-              <w:rPr>
-                <w:rFonts w:cs="Times New Roman"/>
-                <w:color w:val="auto"/>
-                <w:sz w:val="24"/>
-                <w:szCs w:val="24"/>
-              </w:rPr>
-              <w:t xml:space="preserve"> </w:t>
-            </w:r>
-            <w:proofErr w:type="spellStart"/>
-            <w:r>
-              <w:rPr>
-                <w:rFonts w:cs="Times New Roman"/>
-                <w:color w:val="auto"/>
-                <w:sz w:val="24"/>
-                <w:szCs w:val="24"/>
-              </w:rPr>
-              <w:t>dựng</w:t>
-            </w:r>
-            <w:proofErr w:type="spellEnd"/>
-            <w:r>
-              <w:rPr>
-                <w:rFonts w:cs="Times New Roman"/>
-                <w:color w:val="auto"/>
-                <w:sz w:val="24"/>
-                <w:szCs w:val="24"/>
-              </w:rPr>
-              <w:t xml:space="preserve"> </w:t>
-            </w:r>
-            <w:proofErr w:type="spellStart"/>
-            <w:r>
-              <w:rPr>
-                <w:rFonts w:cs="Times New Roman"/>
-                <w:color w:val="auto"/>
-                <w:sz w:val="24"/>
-                <w:szCs w:val="24"/>
-              </w:rPr>
-              <w:t>đúng</w:t>
-            </w:r>
-            <w:proofErr w:type="spellEnd"/>
-            <w:r>
-              <w:rPr>
-                <w:rFonts w:cs="Times New Roman"/>
-                <w:color w:val="auto"/>
-                <w:sz w:val="24"/>
-                <w:szCs w:val="24"/>
-              </w:rPr>
-              <w:t xml:space="preserve"> </w:t>
-            </w:r>
-            <w:proofErr w:type="spellStart"/>
-            <w:r>
-              <w:rPr>
-                <w:rFonts w:cs="Times New Roman"/>
-                <w:color w:val="auto"/>
-                <w:sz w:val="24"/>
-                <w:szCs w:val="24"/>
-              </w:rPr>
-              <w:t>sản</w:t>
-            </w:r>
-            <w:proofErr w:type="spellEnd"/>
-            <w:r>
-              <w:rPr>
-                <w:rFonts w:cs="Times New Roman"/>
-                <w:color w:val="auto"/>
-                <w:sz w:val="24"/>
-                <w:szCs w:val="24"/>
-              </w:rPr>
-              <w:t xml:space="preserve"> </w:t>
-            </w:r>
-            <w:proofErr w:type="spellStart"/>
-            <w:r>
-              <w:rPr>
-                <w:rFonts w:cs="Times New Roman"/>
-                <w:color w:val="auto"/>
-                <w:sz w:val="24"/>
-                <w:szCs w:val="24"/>
-              </w:rPr>
-              <w:t>phẩm</w:t>
-            </w:r>
-            <w:proofErr w:type="spellEnd"/>
-            <w:r>
-              <w:rPr>
-                <w:rFonts w:cs="Times New Roman"/>
-                <w:color w:val="auto"/>
-                <w:sz w:val="24"/>
-                <w:szCs w:val="24"/>
-              </w:rPr>
-              <w:t xml:space="preserve"> </w:t>
-            </w:r>
-            <w:proofErr w:type="spellStart"/>
-            <w:r>
-              <w:rPr>
-                <w:rFonts w:cs="Times New Roman"/>
-                <w:color w:val="auto"/>
-                <w:sz w:val="24"/>
-                <w:szCs w:val="24"/>
-              </w:rPr>
-              <w:t>đáp</w:t>
-            </w:r>
-            <w:proofErr w:type="spellEnd"/>
-            <w:r>
-              <w:rPr>
-                <w:rFonts w:cs="Times New Roman"/>
-                <w:color w:val="auto"/>
-                <w:sz w:val="24"/>
-                <w:szCs w:val="24"/>
-              </w:rPr>
-              <w:t xml:space="preserve"> </w:t>
-            </w:r>
-            <w:proofErr w:type="spellStart"/>
-            <w:r>
-              <w:rPr>
-                <w:rFonts w:cs="Times New Roman"/>
-                <w:color w:val="auto"/>
-                <w:sz w:val="24"/>
-                <w:szCs w:val="24"/>
-              </w:rPr>
-              <w:t>ứng</w:t>
-            </w:r>
-            <w:proofErr w:type="spellEnd"/>
-            <w:r>
-              <w:rPr>
-                <w:rFonts w:cs="Times New Roman"/>
-                <w:color w:val="auto"/>
-                <w:sz w:val="24"/>
-                <w:szCs w:val="24"/>
-              </w:rPr>
-              <w:t xml:space="preserve"> </w:t>
-            </w:r>
-            <w:proofErr w:type="spellStart"/>
-            <w:r>
-              <w:rPr>
-                <w:rFonts w:cs="Times New Roman"/>
-                <w:color w:val="auto"/>
-                <w:sz w:val="24"/>
-                <w:szCs w:val="24"/>
-              </w:rPr>
-              <w:t>nhu</w:t>
-            </w:r>
-            <w:proofErr w:type="spellEnd"/>
-            <w:r>
-              <w:rPr>
-                <w:rFonts w:cs="Times New Roman"/>
-                <w:color w:val="auto"/>
-                <w:sz w:val="24"/>
-                <w:szCs w:val="24"/>
-              </w:rPr>
-              <w:t xml:space="preserve"> </w:t>
-            </w:r>
-            <w:proofErr w:type="spellStart"/>
-            <w:r>
-              <w:rPr>
-                <w:rFonts w:cs="Times New Roman"/>
-                <w:color w:val="auto"/>
-                <w:sz w:val="24"/>
-                <w:szCs w:val="24"/>
-              </w:rPr>
-              <w:t>cầu</w:t>
-            </w:r>
-            <w:proofErr w:type="spellEnd"/>
-            <w:r>
-              <w:rPr>
-                <w:rFonts w:cs="Times New Roman"/>
-                <w:color w:val="auto"/>
-                <w:sz w:val="24"/>
-                <w:szCs w:val="24"/>
-              </w:rPr>
-              <w:t xml:space="preserve"> </w:t>
-            </w:r>
-            <w:proofErr w:type="spellStart"/>
-            <w:r>
-              <w:rPr>
-                <w:rFonts w:cs="Times New Roman"/>
-                <w:color w:val="auto"/>
-                <w:sz w:val="24"/>
-                <w:szCs w:val="24"/>
-              </w:rPr>
-              <w:t>người</w:t>
-            </w:r>
-            <w:proofErr w:type="spellEnd"/>
-            <w:r>
-              <w:rPr>
-                <w:rFonts w:cs="Times New Roman"/>
-                <w:color w:val="auto"/>
-                <w:sz w:val="24"/>
-                <w:szCs w:val="24"/>
-              </w:rPr>
-              <w:t xml:space="preserve"> </w:t>
-            </w:r>
-            <w:proofErr w:type="spellStart"/>
-            <w:r>
-              <w:rPr>
-                <w:rFonts w:cs="Times New Roman"/>
-                <w:color w:val="auto"/>
-                <w:sz w:val="24"/>
-                <w:szCs w:val="24"/>
-              </w:rPr>
-              <w:t>dùng</w:t>
-            </w:r>
-            <w:proofErr w:type="spellEnd"/>
-            <w:r>
-              <w:rPr>
-                <w:rFonts w:cs="Times New Roman"/>
-                <w:color w:val="auto"/>
-                <w:sz w:val="24"/>
-                <w:szCs w:val="24"/>
-              </w:rPr>
-              <w:t xml:space="preserve"> (Build right IT).</w:t>
+                <w:lang w:val="vi-VN"/>
+              </w:rPr>
+              <w:t>Đảm bảo xây dựng đúng sản phẩm đáp ứng nhu cầu người dùng (Build right IT).</w:t>
             </w:r>
           </w:p>
         </w:tc>
@@ -7952,59 +5219,19 @@
                 <w:color w:val="auto"/>
                 <w:sz w:val="24"/>
                 <w:szCs w:val="24"/>
+                <w:lang w:val="vi-VN"/>
               </w:rPr>
             </w:pPr>
-            <w:proofErr w:type="spellStart"/>
             <w:r>
               <w:rPr>
                 <w:rFonts w:cs="Times New Roman"/>
                 <w:color w:val="auto"/>
                 <w:sz w:val="24"/>
                 <w:szCs w:val="24"/>
-              </w:rPr>
-              <w:t>Người</w:t>
-            </w:r>
-            <w:proofErr w:type="spellEnd"/>
-            <w:r>
-              <w:rPr>
-                <w:rFonts w:cs="Times New Roman"/>
-                <w:color w:val="auto"/>
-                <w:sz w:val="24"/>
-                <w:szCs w:val="24"/>
-              </w:rPr>
-              <w:t xml:space="preserve"> </w:t>
-            </w:r>
-            <w:proofErr w:type="spellStart"/>
-            <w:r>
-              <w:rPr>
-                <w:rFonts w:cs="Times New Roman"/>
-                <w:color w:val="auto"/>
-                <w:sz w:val="24"/>
-                <w:szCs w:val="24"/>
-              </w:rPr>
-              <w:t>thực</w:t>
-            </w:r>
-            <w:proofErr w:type="spellEnd"/>
-            <w:r>
-              <w:rPr>
-                <w:rFonts w:cs="Times New Roman"/>
-                <w:color w:val="auto"/>
-                <w:sz w:val="24"/>
-                <w:szCs w:val="24"/>
-              </w:rPr>
-              <w:t xml:space="preserve"> </w:t>
-            </w:r>
-            <w:proofErr w:type="spellStart"/>
-            <w:r>
-              <w:rPr>
-                <w:rFonts w:cs="Times New Roman"/>
-                <w:color w:val="auto"/>
-                <w:sz w:val="24"/>
-                <w:szCs w:val="24"/>
-              </w:rPr>
-              <w:t>hiện</w:t>
-            </w:r>
-            <w:proofErr w:type="spellEnd"/>
+                <w:lang w:val="vi-VN"/>
+              </w:rPr>
+              <w:t>Người thực hiện</w:t>
+            </w:r>
           </w:p>
         </w:tc>
         <w:tc>
@@ -8024,147 +5251,18 @@
                 <w:color w:val="auto"/>
                 <w:sz w:val="24"/>
                 <w:szCs w:val="24"/>
+                <w:lang w:val="vi-VN"/>
               </w:rPr>
             </w:pPr>
-            <w:proofErr w:type="spellStart"/>
             <w:r>
               <w:rPr>
                 <w:rFonts w:cs="Times New Roman"/>
                 <w:color w:val="auto"/>
                 <w:sz w:val="24"/>
                 <w:szCs w:val="24"/>
-              </w:rPr>
-              <w:t>Toàn</w:t>
-            </w:r>
-            <w:proofErr w:type="spellEnd"/>
-            <w:r>
-              <w:rPr>
-                <w:rFonts w:cs="Times New Roman"/>
-                <w:color w:val="auto"/>
-                <w:sz w:val="24"/>
-                <w:szCs w:val="24"/>
-              </w:rPr>
-              <w:t xml:space="preserve"> </w:t>
-            </w:r>
-            <w:proofErr w:type="spellStart"/>
-            <w:r>
-              <w:rPr>
-                <w:rFonts w:cs="Times New Roman"/>
-                <w:color w:val="auto"/>
-                <w:sz w:val="24"/>
-                <w:szCs w:val="24"/>
-              </w:rPr>
-              <w:t>bộ</w:t>
-            </w:r>
-            <w:proofErr w:type="spellEnd"/>
-            <w:r>
-              <w:rPr>
-                <w:rFonts w:cs="Times New Roman"/>
-                <w:color w:val="auto"/>
-                <w:sz w:val="24"/>
-                <w:szCs w:val="24"/>
-              </w:rPr>
-              <w:t xml:space="preserve"> </w:t>
-            </w:r>
-            <w:proofErr w:type="spellStart"/>
-            <w:r>
-              <w:rPr>
-                <w:rFonts w:cs="Times New Roman"/>
-                <w:color w:val="auto"/>
-                <w:sz w:val="24"/>
-                <w:szCs w:val="24"/>
-              </w:rPr>
-              <w:t>đội</w:t>
-            </w:r>
-            <w:proofErr w:type="spellEnd"/>
-            <w:r>
-              <w:rPr>
-                <w:rFonts w:cs="Times New Roman"/>
-                <w:color w:val="auto"/>
-                <w:sz w:val="24"/>
-                <w:szCs w:val="24"/>
-              </w:rPr>
-              <w:t xml:space="preserve"> </w:t>
-            </w:r>
-            <w:proofErr w:type="spellStart"/>
-            <w:r>
-              <w:rPr>
-                <w:rFonts w:cs="Times New Roman"/>
-                <w:color w:val="auto"/>
-                <w:sz w:val="24"/>
-                <w:szCs w:val="24"/>
-              </w:rPr>
-              <w:t>ngũ</w:t>
-            </w:r>
-            <w:proofErr w:type="spellEnd"/>
-            <w:r>
-              <w:rPr>
-                <w:rFonts w:cs="Times New Roman"/>
-                <w:color w:val="auto"/>
-                <w:sz w:val="24"/>
-                <w:szCs w:val="24"/>
-              </w:rPr>
-              <w:t xml:space="preserve"> (BA, Dev, Tester) qua </w:t>
-            </w:r>
-            <w:proofErr w:type="spellStart"/>
-            <w:r>
-              <w:rPr>
-                <w:rFonts w:cs="Times New Roman"/>
-                <w:color w:val="auto"/>
-                <w:sz w:val="24"/>
-                <w:szCs w:val="24"/>
-              </w:rPr>
-              <w:t>rà</w:t>
-            </w:r>
-            <w:proofErr w:type="spellEnd"/>
-            <w:r>
-              <w:rPr>
-                <w:rFonts w:cs="Times New Roman"/>
-                <w:color w:val="auto"/>
-                <w:sz w:val="24"/>
-                <w:szCs w:val="24"/>
-              </w:rPr>
-              <w:t xml:space="preserve"> </w:t>
-            </w:r>
-            <w:proofErr w:type="spellStart"/>
-            <w:r>
-              <w:rPr>
-                <w:rFonts w:cs="Times New Roman"/>
-                <w:color w:val="auto"/>
-                <w:sz w:val="24"/>
-                <w:szCs w:val="24"/>
-              </w:rPr>
-              <w:t>soát</w:t>
-            </w:r>
-            <w:proofErr w:type="spellEnd"/>
-            <w:r>
-              <w:rPr>
-                <w:rFonts w:cs="Times New Roman"/>
-                <w:color w:val="auto"/>
-                <w:sz w:val="24"/>
-                <w:szCs w:val="24"/>
-              </w:rPr>
-              <w:t xml:space="preserve"> </w:t>
-            </w:r>
-            <w:proofErr w:type="spellStart"/>
-            <w:r>
-              <w:rPr>
-                <w:rFonts w:cs="Times New Roman"/>
-                <w:color w:val="auto"/>
-                <w:sz w:val="24"/>
-                <w:szCs w:val="24"/>
-              </w:rPr>
-              <w:t>tĩnh</w:t>
-            </w:r>
-            <w:proofErr w:type="spellEnd"/>
-            <w:r>
-              <w:rPr>
-                <w:rFonts w:cs="Times New Roman"/>
-                <w:color w:val="auto"/>
-                <w:sz w:val="24"/>
-                <w:szCs w:val="24"/>
-              </w:rPr>
-              <w:t>.</w:t>
+                <w:lang w:val="vi-VN"/>
+              </w:rPr>
+              <w:t>Toàn bộ đội ngũ (BA, Dev, Tester) qua rà soát tĩnh.</w:t>
             </w:r>
           </w:p>
         </w:tc>
@@ -8185,6 +5283,7 @@
                 <w:color w:val="auto"/>
                 <w:sz w:val="24"/>
                 <w:szCs w:val="24"/>
+                <w:lang w:val="vi-VN"/>
               </w:rPr>
             </w:pPr>
             <w:r>
@@ -8193,208 +5292,9 @@
                 <w:color w:val="auto"/>
                 <w:sz w:val="24"/>
                 <w:szCs w:val="24"/>
-              </w:rPr>
-              <w:t xml:space="preserve">Tester, </w:t>
-            </w:r>
-            <w:proofErr w:type="spellStart"/>
-            <w:r>
-              <w:rPr>
-                <w:rFonts w:cs="Times New Roman"/>
-                <w:color w:val="auto"/>
-                <w:sz w:val="24"/>
-                <w:szCs w:val="24"/>
-              </w:rPr>
-              <w:t>Khách</w:t>
-            </w:r>
-            <w:proofErr w:type="spellEnd"/>
-            <w:r>
-              <w:rPr>
-                <w:rFonts w:cs="Times New Roman"/>
-                <w:color w:val="auto"/>
-                <w:sz w:val="24"/>
-                <w:szCs w:val="24"/>
-              </w:rPr>
-              <w:t xml:space="preserve"> </w:t>
-            </w:r>
-            <w:proofErr w:type="spellStart"/>
-            <w:r>
-              <w:rPr>
-                <w:rFonts w:cs="Times New Roman"/>
-                <w:color w:val="auto"/>
-                <w:sz w:val="24"/>
-                <w:szCs w:val="24"/>
-              </w:rPr>
-              <w:t>hàng</w:t>
-            </w:r>
-            <w:proofErr w:type="spellEnd"/>
-            <w:r>
-              <w:rPr>
-                <w:rFonts w:cs="Times New Roman"/>
-                <w:color w:val="auto"/>
-                <w:sz w:val="24"/>
-                <w:szCs w:val="24"/>
-              </w:rPr>
-              <w:t xml:space="preserve"> </w:t>
-            </w:r>
-            <w:proofErr w:type="spellStart"/>
-            <w:r>
-              <w:rPr>
-                <w:rFonts w:cs="Times New Roman"/>
-                <w:color w:val="auto"/>
-                <w:sz w:val="24"/>
-                <w:szCs w:val="24"/>
-              </w:rPr>
-              <w:t>thực</w:t>
-            </w:r>
-            <w:proofErr w:type="spellEnd"/>
-            <w:r>
-              <w:rPr>
-                <w:rFonts w:cs="Times New Roman"/>
-                <w:color w:val="auto"/>
-                <w:sz w:val="24"/>
-                <w:szCs w:val="24"/>
-              </w:rPr>
-              <w:t xml:space="preserve"> </w:t>
-            </w:r>
-            <w:proofErr w:type="spellStart"/>
-            <w:r>
-              <w:rPr>
-                <w:rFonts w:cs="Times New Roman"/>
-                <w:color w:val="auto"/>
-                <w:sz w:val="24"/>
-                <w:szCs w:val="24"/>
-              </w:rPr>
-              <w:t>thi</w:t>
-            </w:r>
-            <w:proofErr w:type="spellEnd"/>
-            <w:r>
-              <w:rPr>
-                <w:rFonts w:cs="Times New Roman"/>
-                <w:color w:val="auto"/>
-                <w:sz w:val="24"/>
-                <w:szCs w:val="24"/>
-              </w:rPr>
-              <w:t xml:space="preserve"> </w:t>
-            </w:r>
-            <w:proofErr w:type="spellStart"/>
-            <w:r>
-              <w:rPr>
-                <w:rFonts w:cs="Times New Roman"/>
-                <w:color w:val="auto"/>
-                <w:sz w:val="24"/>
-                <w:szCs w:val="24"/>
-              </w:rPr>
-              <w:t>kiểm</w:t>
-            </w:r>
-            <w:proofErr w:type="spellEnd"/>
-            <w:r>
-              <w:rPr>
-                <w:rFonts w:cs="Times New Roman"/>
-                <w:color w:val="auto"/>
-                <w:sz w:val="24"/>
-                <w:szCs w:val="24"/>
-              </w:rPr>
-              <w:t xml:space="preserve"> </w:t>
-            </w:r>
-            <w:proofErr w:type="spellStart"/>
-            <w:r>
-              <w:rPr>
-                <w:rFonts w:cs="Times New Roman"/>
-                <w:color w:val="auto"/>
-                <w:sz w:val="24"/>
-                <w:szCs w:val="24"/>
-              </w:rPr>
-              <w:t>thử</w:t>
-            </w:r>
-            <w:proofErr w:type="spellEnd"/>
-            <w:r>
-              <w:rPr>
-                <w:rFonts w:cs="Times New Roman"/>
-                <w:color w:val="auto"/>
-                <w:sz w:val="24"/>
-                <w:szCs w:val="24"/>
-              </w:rPr>
-              <w:t xml:space="preserve"> </w:t>
-            </w:r>
-            <w:proofErr w:type="spellStart"/>
-            <w:r>
-              <w:rPr>
-                <w:rFonts w:cs="Times New Roman"/>
-                <w:color w:val="auto"/>
-                <w:sz w:val="24"/>
-                <w:szCs w:val="24"/>
-              </w:rPr>
-              <w:t>động</w:t>
-            </w:r>
-            <w:proofErr w:type="spellEnd"/>
-            <w:r>
-              <w:rPr>
-                <w:rFonts w:cs="Times New Roman"/>
-                <w:color w:val="auto"/>
-                <w:sz w:val="24"/>
-                <w:szCs w:val="24"/>
-              </w:rPr>
-              <w:t xml:space="preserve"> </w:t>
-            </w:r>
-            <w:proofErr w:type="spellStart"/>
-            <w:r>
-              <w:rPr>
-                <w:rFonts w:cs="Times New Roman"/>
-                <w:color w:val="auto"/>
-                <w:sz w:val="24"/>
-                <w:szCs w:val="24"/>
-              </w:rPr>
-              <w:t>trên</w:t>
-            </w:r>
-            <w:proofErr w:type="spellEnd"/>
-            <w:r>
-              <w:rPr>
-                <w:rFonts w:cs="Times New Roman"/>
-                <w:color w:val="auto"/>
-                <w:sz w:val="24"/>
-                <w:szCs w:val="24"/>
-              </w:rPr>
-              <w:t xml:space="preserve"> </w:t>
-            </w:r>
-            <w:proofErr w:type="spellStart"/>
-            <w:r>
-              <w:rPr>
-                <w:rFonts w:cs="Times New Roman"/>
-                <w:color w:val="auto"/>
-                <w:sz w:val="24"/>
-                <w:szCs w:val="24"/>
-              </w:rPr>
-              <w:t>hệ</w:t>
-            </w:r>
-            <w:proofErr w:type="spellEnd"/>
-            <w:r>
-              <w:rPr>
-                <w:rFonts w:cs="Times New Roman"/>
-                <w:color w:val="auto"/>
-                <w:sz w:val="24"/>
-                <w:szCs w:val="24"/>
-              </w:rPr>
-              <w:t xml:space="preserve"> </w:t>
-            </w:r>
-            <w:proofErr w:type="spellStart"/>
-            <w:r>
-              <w:rPr>
-                <w:rFonts w:cs="Times New Roman"/>
-                <w:color w:val="auto"/>
-                <w:sz w:val="24"/>
-                <w:szCs w:val="24"/>
-              </w:rPr>
-              <w:t>thống</w:t>
-            </w:r>
-            <w:proofErr w:type="spellEnd"/>
-            <w:r>
-              <w:rPr>
-                <w:rFonts w:cs="Times New Roman"/>
-                <w:color w:val="auto"/>
-                <w:sz w:val="24"/>
-                <w:szCs w:val="24"/>
-              </w:rPr>
-              <w:t>.</w:t>
+                <w:lang w:val="vi-VN"/>
+              </w:rPr>
+              <w:t>Tester, Khách hàng thực thi kiểm thử động trên hệ thống.</w:t>
             </w:r>
           </w:p>
         </w:tc>
@@ -8418,79 +5318,19 @@
                 <w:color w:val="auto"/>
                 <w:sz w:val="24"/>
                 <w:szCs w:val="24"/>
+                <w:lang w:val="vi-VN"/>
               </w:rPr>
             </w:pPr>
-            <w:proofErr w:type="spellStart"/>
             <w:r>
               <w:rPr>
                 <w:rFonts w:cs="Times New Roman"/>
                 <w:color w:val="auto"/>
                 <w:sz w:val="24"/>
                 <w:szCs w:val="24"/>
-              </w:rPr>
-              <w:t>Sản</w:t>
-            </w:r>
-            <w:proofErr w:type="spellEnd"/>
-            <w:r>
-              <w:rPr>
-                <w:rFonts w:cs="Times New Roman"/>
-                <w:color w:val="auto"/>
-                <w:sz w:val="24"/>
-                <w:szCs w:val="24"/>
-              </w:rPr>
-              <w:t xml:space="preserve"> </w:t>
-            </w:r>
-            <w:proofErr w:type="spellStart"/>
-            <w:r>
-              <w:rPr>
-                <w:rFonts w:cs="Times New Roman"/>
-                <w:color w:val="auto"/>
-                <w:sz w:val="24"/>
-                <w:szCs w:val="24"/>
-              </w:rPr>
-              <w:t>phẩm</w:t>
-            </w:r>
-            <w:proofErr w:type="spellEnd"/>
-            <w:r>
-              <w:rPr>
-                <w:rFonts w:cs="Times New Roman"/>
-                <w:color w:val="auto"/>
-                <w:sz w:val="24"/>
-                <w:szCs w:val="24"/>
-              </w:rPr>
-              <w:t xml:space="preserve"> </w:t>
-            </w:r>
-            <w:proofErr w:type="spellStart"/>
-            <w:r>
-              <w:rPr>
-                <w:rFonts w:cs="Times New Roman"/>
-                <w:color w:val="auto"/>
-                <w:sz w:val="24"/>
-                <w:szCs w:val="24"/>
-              </w:rPr>
-              <w:t>đầu</w:t>
-            </w:r>
-            <w:proofErr w:type="spellEnd"/>
-            <w:r>
-              <w:rPr>
-                <w:rFonts w:cs="Times New Roman"/>
-                <w:color w:val="auto"/>
-                <w:sz w:val="24"/>
-                <w:szCs w:val="24"/>
-              </w:rPr>
-              <w:t xml:space="preserve"> </w:t>
-            </w:r>
-            <w:proofErr w:type="spellStart"/>
-            <w:r>
-              <w:rPr>
-                <w:rFonts w:cs="Times New Roman"/>
-                <w:color w:val="auto"/>
-                <w:sz w:val="24"/>
-                <w:szCs w:val="24"/>
-              </w:rPr>
-              <w:t>ra</w:t>
-            </w:r>
-            <w:proofErr w:type="spellEnd"/>
+                <w:lang w:val="vi-VN"/>
+              </w:rPr>
+              <w:t>Sản phẩm đầu ra</w:t>
+            </w:r>
           </w:p>
         </w:tc>
         <w:tc>
@@ -8511,6 +5351,7 @@
                 <w:color w:val="auto"/>
                 <w:sz w:val="24"/>
                 <w:szCs w:val="24"/>
+                <w:lang w:val="vi-VN"/>
               </w:rPr>
             </w:pPr>
             <w:r>
@@ -8519,168 +5360,9 @@
                 <w:color w:val="auto"/>
                 <w:sz w:val="24"/>
                 <w:szCs w:val="24"/>
-              </w:rPr>
-              <w:t xml:space="preserve">Tài </w:t>
-            </w:r>
-            <w:proofErr w:type="spellStart"/>
-            <w:r>
-              <w:rPr>
-                <w:rFonts w:cs="Times New Roman"/>
-                <w:color w:val="auto"/>
-                <w:sz w:val="24"/>
-                <w:szCs w:val="24"/>
-              </w:rPr>
-              <w:t>liệu</w:t>
-            </w:r>
-            <w:proofErr w:type="spellEnd"/>
-            <w:r>
-              <w:rPr>
-                <w:rFonts w:cs="Times New Roman"/>
-                <w:color w:val="auto"/>
-                <w:sz w:val="24"/>
-                <w:szCs w:val="24"/>
-              </w:rPr>
-              <w:t xml:space="preserve"> </w:t>
-            </w:r>
-            <w:proofErr w:type="spellStart"/>
-            <w:r>
-              <w:rPr>
-                <w:rFonts w:cs="Times New Roman"/>
-                <w:color w:val="auto"/>
-                <w:sz w:val="24"/>
-                <w:szCs w:val="24"/>
-              </w:rPr>
-              <w:t>được</w:t>
-            </w:r>
-            <w:proofErr w:type="spellEnd"/>
-            <w:r>
-              <w:rPr>
-                <w:rFonts w:cs="Times New Roman"/>
-                <w:color w:val="auto"/>
-                <w:sz w:val="24"/>
-                <w:szCs w:val="24"/>
-              </w:rPr>
-              <w:t xml:space="preserve"> </w:t>
-            </w:r>
-            <w:proofErr w:type="spellStart"/>
-            <w:r>
-              <w:rPr>
-                <w:rFonts w:cs="Times New Roman"/>
-                <w:color w:val="auto"/>
-                <w:sz w:val="24"/>
-                <w:szCs w:val="24"/>
-              </w:rPr>
-              <w:t>phê</w:t>
-            </w:r>
-            <w:proofErr w:type="spellEnd"/>
-            <w:r>
-              <w:rPr>
-                <w:rFonts w:cs="Times New Roman"/>
-                <w:color w:val="auto"/>
-                <w:sz w:val="24"/>
-                <w:szCs w:val="24"/>
-              </w:rPr>
-              <w:t xml:space="preserve"> </w:t>
-            </w:r>
-            <w:proofErr w:type="spellStart"/>
-            <w:r>
-              <w:rPr>
-                <w:rFonts w:cs="Times New Roman"/>
-                <w:color w:val="auto"/>
-                <w:sz w:val="24"/>
-                <w:szCs w:val="24"/>
-              </w:rPr>
-              <w:t>duyệt</w:t>
-            </w:r>
-            <w:proofErr w:type="spellEnd"/>
-            <w:r>
-              <w:rPr>
-                <w:rFonts w:cs="Times New Roman"/>
-                <w:color w:val="auto"/>
-                <w:sz w:val="24"/>
-                <w:szCs w:val="24"/>
-              </w:rPr>
-              <w:t xml:space="preserve">, </w:t>
-            </w:r>
-            <w:proofErr w:type="spellStart"/>
-            <w:r>
-              <w:rPr>
-                <w:rFonts w:cs="Times New Roman"/>
-                <w:color w:val="auto"/>
-                <w:sz w:val="24"/>
-                <w:szCs w:val="24"/>
-              </w:rPr>
-              <w:t>Biên</w:t>
-            </w:r>
-            <w:proofErr w:type="spellEnd"/>
-            <w:r>
-              <w:rPr>
-                <w:rFonts w:cs="Times New Roman"/>
-                <w:color w:val="auto"/>
-                <w:sz w:val="24"/>
-                <w:szCs w:val="24"/>
-              </w:rPr>
-              <w:t xml:space="preserve"> </w:t>
-            </w:r>
-            <w:proofErr w:type="spellStart"/>
-            <w:r>
-              <w:rPr>
-                <w:rFonts w:cs="Times New Roman"/>
-                <w:color w:val="auto"/>
-                <w:sz w:val="24"/>
-                <w:szCs w:val="24"/>
-              </w:rPr>
-              <w:t>bản</w:t>
-            </w:r>
-            <w:proofErr w:type="spellEnd"/>
-            <w:r>
-              <w:rPr>
-                <w:rFonts w:cs="Times New Roman"/>
-                <w:color w:val="auto"/>
-                <w:sz w:val="24"/>
-                <w:szCs w:val="24"/>
-              </w:rPr>
-              <w:t xml:space="preserve"> </w:t>
-            </w:r>
-            <w:proofErr w:type="spellStart"/>
-            <w:r>
-              <w:rPr>
-                <w:rFonts w:cs="Times New Roman"/>
-                <w:color w:val="auto"/>
-                <w:sz w:val="24"/>
-                <w:szCs w:val="24"/>
-              </w:rPr>
-              <w:t>rà</w:t>
-            </w:r>
-            <w:proofErr w:type="spellEnd"/>
-            <w:r>
-              <w:rPr>
-                <w:rFonts w:cs="Times New Roman"/>
-                <w:color w:val="auto"/>
-                <w:sz w:val="24"/>
-                <w:szCs w:val="24"/>
-              </w:rPr>
-              <w:t xml:space="preserve"> </w:t>
-            </w:r>
-            <w:proofErr w:type="spellStart"/>
-            <w:r>
-              <w:rPr>
-                <w:rFonts w:cs="Times New Roman"/>
-                <w:color w:val="auto"/>
-                <w:sz w:val="24"/>
-                <w:szCs w:val="24"/>
-              </w:rPr>
-              <w:t>soát</w:t>
-            </w:r>
-            <w:proofErr w:type="spellEnd"/>
-            <w:r>
-              <w:rPr>
-                <w:rFonts w:cs="Times New Roman"/>
-                <w:color w:val="auto"/>
-                <w:sz w:val="24"/>
-                <w:szCs w:val="24"/>
-              </w:rPr>
-              <w:t xml:space="preserve"> (Review Minutes).</w:t>
+                <w:lang w:val="vi-VN"/>
+              </w:rPr>
+              <w:t>Tài liệu được phê duyệt, Biên bản rà soát (Review Minutes).</w:t>
             </w:r>
           </w:p>
         </w:tc>
@@ -8701,187 +5383,18 @@
                 <w:color w:val="auto"/>
                 <w:sz w:val="24"/>
                 <w:szCs w:val="24"/>
+                <w:lang w:val="vi-VN"/>
               </w:rPr>
             </w:pPr>
-            <w:proofErr w:type="spellStart"/>
             <w:r>
               <w:rPr>
                 <w:rFonts w:cs="Times New Roman"/>
                 <w:color w:val="auto"/>
                 <w:sz w:val="24"/>
                 <w:szCs w:val="24"/>
-              </w:rPr>
-              <w:t>Phần</w:t>
-            </w:r>
-            <w:proofErr w:type="spellEnd"/>
-            <w:r>
-              <w:rPr>
-                <w:rFonts w:cs="Times New Roman"/>
-                <w:color w:val="auto"/>
-                <w:sz w:val="24"/>
-                <w:szCs w:val="24"/>
-              </w:rPr>
-              <w:t xml:space="preserve"> </w:t>
-            </w:r>
-            <w:proofErr w:type="spellStart"/>
-            <w:r>
-              <w:rPr>
-                <w:rFonts w:cs="Times New Roman"/>
-                <w:color w:val="auto"/>
-                <w:sz w:val="24"/>
-                <w:szCs w:val="24"/>
-              </w:rPr>
-              <w:t>mềm</w:t>
-            </w:r>
-            <w:proofErr w:type="spellEnd"/>
-            <w:r>
-              <w:rPr>
-                <w:rFonts w:cs="Times New Roman"/>
-                <w:color w:val="auto"/>
-                <w:sz w:val="24"/>
-                <w:szCs w:val="24"/>
-              </w:rPr>
-              <w:t xml:space="preserve"> </w:t>
-            </w:r>
-            <w:proofErr w:type="spellStart"/>
-            <w:r>
-              <w:rPr>
-                <w:rFonts w:cs="Times New Roman"/>
-                <w:color w:val="auto"/>
-                <w:sz w:val="24"/>
-                <w:szCs w:val="24"/>
-              </w:rPr>
-              <w:t>chạy</w:t>
-            </w:r>
-            <w:proofErr w:type="spellEnd"/>
-            <w:r>
-              <w:rPr>
-                <w:rFonts w:cs="Times New Roman"/>
-                <w:color w:val="auto"/>
-                <w:sz w:val="24"/>
-                <w:szCs w:val="24"/>
-              </w:rPr>
-              <w:t xml:space="preserve"> </w:t>
-            </w:r>
-            <w:proofErr w:type="spellStart"/>
-            <w:r>
-              <w:rPr>
-                <w:rFonts w:cs="Times New Roman"/>
-                <w:color w:val="auto"/>
-                <w:sz w:val="24"/>
-                <w:szCs w:val="24"/>
-              </w:rPr>
-              <w:t>ổn</w:t>
-            </w:r>
-            <w:proofErr w:type="spellEnd"/>
-            <w:r>
-              <w:rPr>
-                <w:rFonts w:cs="Times New Roman"/>
-                <w:color w:val="auto"/>
-                <w:sz w:val="24"/>
-                <w:szCs w:val="24"/>
-              </w:rPr>
-              <w:t xml:space="preserve"> </w:t>
-            </w:r>
-            <w:proofErr w:type="spellStart"/>
-            <w:r>
-              <w:rPr>
-                <w:rFonts w:cs="Times New Roman"/>
-                <w:color w:val="auto"/>
-                <w:sz w:val="24"/>
-                <w:szCs w:val="24"/>
-              </w:rPr>
-              <w:t>định</w:t>
-            </w:r>
-            <w:proofErr w:type="spellEnd"/>
-            <w:r>
-              <w:rPr>
-                <w:rFonts w:cs="Times New Roman"/>
-                <w:color w:val="auto"/>
-                <w:sz w:val="24"/>
-                <w:szCs w:val="24"/>
-              </w:rPr>
-              <w:t xml:space="preserve">, </w:t>
-            </w:r>
-            <w:proofErr w:type="spellStart"/>
-            <w:r>
-              <w:rPr>
-                <w:rFonts w:cs="Times New Roman"/>
-                <w:color w:val="auto"/>
-                <w:sz w:val="24"/>
-                <w:szCs w:val="24"/>
-              </w:rPr>
-              <w:t>Biên</w:t>
-            </w:r>
-            <w:proofErr w:type="spellEnd"/>
-            <w:r>
-              <w:rPr>
-                <w:rFonts w:cs="Times New Roman"/>
-                <w:color w:val="auto"/>
-                <w:sz w:val="24"/>
-                <w:szCs w:val="24"/>
-              </w:rPr>
-              <w:t xml:space="preserve"> </w:t>
-            </w:r>
-            <w:proofErr w:type="spellStart"/>
-            <w:r>
-              <w:rPr>
-                <w:rFonts w:cs="Times New Roman"/>
-                <w:color w:val="auto"/>
-                <w:sz w:val="24"/>
-                <w:szCs w:val="24"/>
-              </w:rPr>
-              <w:t>bản</w:t>
-            </w:r>
-            <w:proofErr w:type="spellEnd"/>
-            <w:r>
-              <w:rPr>
-                <w:rFonts w:cs="Times New Roman"/>
-                <w:color w:val="auto"/>
-                <w:sz w:val="24"/>
-                <w:szCs w:val="24"/>
-              </w:rPr>
-              <w:t xml:space="preserve"> </w:t>
-            </w:r>
-            <w:proofErr w:type="spellStart"/>
-            <w:r>
-              <w:rPr>
-                <w:rFonts w:cs="Times New Roman"/>
-                <w:color w:val="auto"/>
-                <w:sz w:val="24"/>
-                <w:szCs w:val="24"/>
-              </w:rPr>
-              <w:t>nghiệm</w:t>
-            </w:r>
-            <w:proofErr w:type="spellEnd"/>
-            <w:r>
-              <w:rPr>
-                <w:rFonts w:cs="Times New Roman"/>
-                <w:color w:val="auto"/>
-                <w:sz w:val="24"/>
-                <w:szCs w:val="24"/>
-              </w:rPr>
-              <w:t xml:space="preserve"> </w:t>
-            </w:r>
-            <w:proofErr w:type="spellStart"/>
-            <w:r>
-              <w:rPr>
-                <w:rFonts w:cs="Times New Roman"/>
-                <w:color w:val="auto"/>
-                <w:sz w:val="24"/>
-                <w:szCs w:val="24"/>
-              </w:rPr>
-              <w:t>thu</w:t>
-            </w:r>
-            <w:proofErr w:type="spellEnd"/>
-            <w:r>
-              <w:rPr>
-                <w:rFonts w:cs="Times New Roman"/>
-                <w:color w:val="auto"/>
-                <w:sz w:val="24"/>
-                <w:szCs w:val="24"/>
-              </w:rPr>
-              <w:t xml:space="preserve"> (UAT Report).</w:t>
+                <w:lang w:val="vi-VN"/>
+              </w:rPr>
+              <w:t>Phần mềm chạy ổn định, Biên bản nghiệm thu (UAT Report).</w:t>
             </w:r>
           </w:p>
         </w:tc>
@@ -8905,79 +5418,19 @@
                 <w:color w:val="auto"/>
                 <w:sz w:val="24"/>
                 <w:szCs w:val="24"/>
+                <w:lang w:val="vi-VN"/>
               </w:rPr>
             </w:pPr>
-            <w:proofErr w:type="spellStart"/>
             <w:r>
               <w:rPr>
                 <w:rFonts w:cs="Times New Roman"/>
                 <w:color w:val="auto"/>
                 <w:sz w:val="24"/>
                 <w:szCs w:val="24"/>
-              </w:rPr>
-              <w:t>Thời</w:t>
-            </w:r>
-            <w:proofErr w:type="spellEnd"/>
-            <w:r>
-              <w:rPr>
-                <w:rFonts w:cs="Times New Roman"/>
-                <w:color w:val="auto"/>
-                <w:sz w:val="24"/>
-                <w:szCs w:val="24"/>
-              </w:rPr>
-              <w:t xml:space="preserve"> </w:t>
-            </w:r>
-            <w:proofErr w:type="spellStart"/>
-            <w:r>
-              <w:rPr>
-                <w:rFonts w:cs="Times New Roman"/>
-                <w:color w:val="auto"/>
-                <w:sz w:val="24"/>
-                <w:szCs w:val="24"/>
-              </w:rPr>
-              <w:t>điểm</w:t>
-            </w:r>
-            <w:proofErr w:type="spellEnd"/>
-            <w:r>
-              <w:rPr>
-                <w:rFonts w:cs="Times New Roman"/>
-                <w:color w:val="auto"/>
-                <w:sz w:val="24"/>
-                <w:szCs w:val="24"/>
-              </w:rPr>
-              <w:t xml:space="preserve"> </w:t>
-            </w:r>
-            <w:proofErr w:type="spellStart"/>
-            <w:r>
-              <w:rPr>
-                <w:rFonts w:cs="Times New Roman"/>
-                <w:color w:val="auto"/>
-                <w:sz w:val="24"/>
-                <w:szCs w:val="24"/>
-              </w:rPr>
-              <w:t>áp</w:t>
-            </w:r>
-            <w:proofErr w:type="spellEnd"/>
-            <w:r>
-              <w:rPr>
-                <w:rFonts w:cs="Times New Roman"/>
-                <w:color w:val="auto"/>
-                <w:sz w:val="24"/>
-                <w:szCs w:val="24"/>
-              </w:rPr>
-              <w:t xml:space="preserve"> </w:t>
-            </w:r>
-            <w:proofErr w:type="spellStart"/>
-            <w:r>
-              <w:rPr>
-                <w:rFonts w:cs="Times New Roman"/>
-                <w:color w:val="auto"/>
-                <w:sz w:val="24"/>
-                <w:szCs w:val="24"/>
-              </w:rPr>
-              <w:t>dụng</w:t>
-            </w:r>
-            <w:proofErr w:type="spellEnd"/>
+                <w:lang w:val="vi-VN"/>
+              </w:rPr>
+              <w:t>Thời điểm áp dụng</w:t>
+            </w:r>
           </w:p>
         </w:tc>
         <w:tc>
@@ -8997,127 +5450,18 @@
                 <w:color w:val="auto"/>
                 <w:sz w:val="24"/>
                 <w:szCs w:val="24"/>
+                <w:lang w:val="vi-VN"/>
               </w:rPr>
             </w:pPr>
-            <w:proofErr w:type="spellStart"/>
             <w:r>
               <w:rPr>
                 <w:rFonts w:cs="Times New Roman"/>
                 <w:color w:val="auto"/>
                 <w:sz w:val="24"/>
                 <w:szCs w:val="24"/>
-              </w:rPr>
-              <w:t>Áp</w:t>
-            </w:r>
-            <w:proofErr w:type="spellEnd"/>
-            <w:r>
-              <w:rPr>
-                <w:rFonts w:cs="Times New Roman"/>
-                <w:color w:val="auto"/>
-                <w:sz w:val="24"/>
-                <w:szCs w:val="24"/>
-              </w:rPr>
-              <w:t xml:space="preserve"> </w:t>
-            </w:r>
-            <w:proofErr w:type="spellStart"/>
-            <w:r>
-              <w:rPr>
-                <w:rFonts w:cs="Times New Roman"/>
-                <w:color w:val="auto"/>
-                <w:sz w:val="24"/>
-                <w:szCs w:val="24"/>
-              </w:rPr>
-              <w:t>dụng</w:t>
-            </w:r>
-            <w:proofErr w:type="spellEnd"/>
-            <w:r>
-              <w:rPr>
-                <w:rFonts w:cs="Times New Roman"/>
-                <w:color w:val="auto"/>
-                <w:sz w:val="24"/>
-                <w:szCs w:val="24"/>
-              </w:rPr>
-              <w:t xml:space="preserve"> ở </w:t>
-            </w:r>
-            <w:proofErr w:type="spellStart"/>
-            <w:r>
-              <w:rPr>
-                <w:rFonts w:cs="Times New Roman"/>
-                <w:color w:val="auto"/>
-                <w:sz w:val="24"/>
-                <w:szCs w:val="24"/>
-              </w:rPr>
-              <w:t>các</w:t>
-            </w:r>
-            <w:proofErr w:type="spellEnd"/>
-            <w:r>
-              <w:rPr>
-                <w:rFonts w:cs="Times New Roman"/>
-                <w:color w:val="auto"/>
-                <w:sz w:val="24"/>
-                <w:szCs w:val="24"/>
-              </w:rPr>
-              <w:t xml:space="preserve"> </w:t>
-            </w:r>
-            <w:proofErr w:type="spellStart"/>
-            <w:r>
-              <w:rPr>
-                <w:rFonts w:cs="Times New Roman"/>
-                <w:color w:val="auto"/>
-                <w:sz w:val="24"/>
-                <w:szCs w:val="24"/>
-              </w:rPr>
-              <w:t>giai</w:t>
-            </w:r>
-            <w:proofErr w:type="spellEnd"/>
-            <w:r>
-              <w:rPr>
-                <w:rFonts w:cs="Times New Roman"/>
-                <w:color w:val="auto"/>
-                <w:sz w:val="24"/>
-                <w:szCs w:val="24"/>
-              </w:rPr>
-              <w:t xml:space="preserve"> </w:t>
-            </w:r>
-            <w:proofErr w:type="spellStart"/>
-            <w:r>
-              <w:rPr>
-                <w:rFonts w:cs="Times New Roman"/>
-                <w:color w:val="auto"/>
-                <w:sz w:val="24"/>
-                <w:szCs w:val="24"/>
-              </w:rPr>
-              <w:t>đoạn</w:t>
-            </w:r>
-            <w:proofErr w:type="spellEnd"/>
-            <w:r>
-              <w:rPr>
-                <w:rFonts w:cs="Times New Roman"/>
-                <w:color w:val="auto"/>
-                <w:sz w:val="24"/>
-                <w:szCs w:val="24"/>
-              </w:rPr>
-              <w:t xml:space="preserve"> </w:t>
-            </w:r>
-            <w:proofErr w:type="spellStart"/>
-            <w:r>
-              <w:rPr>
-                <w:rFonts w:cs="Times New Roman"/>
-                <w:color w:val="auto"/>
-                <w:sz w:val="24"/>
-                <w:szCs w:val="24"/>
-              </w:rPr>
-              <w:t>đầu</w:t>
-            </w:r>
-            <w:proofErr w:type="spellEnd"/>
-            <w:r>
-              <w:rPr>
-                <w:rFonts w:cs="Times New Roman"/>
-                <w:color w:val="auto"/>
-                <w:sz w:val="24"/>
-                <w:szCs w:val="24"/>
-              </w:rPr>
-              <w:t xml:space="preserve"> (Requirements, Design Phase).</w:t>
+                <w:lang w:val="vi-VN"/>
+              </w:rPr>
+              <w:t>Áp dụng ở các giai đoạn đầu (Requirements, Design Phase).</w:t>
             </w:r>
           </w:p>
         </w:tc>
@@ -9138,6 +5482,7 @@
                 <w:color w:val="auto"/>
                 <w:sz w:val="24"/>
                 <w:szCs w:val="24"/>
+                <w:lang w:val="vi-VN"/>
               </w:rPr>
             </w:pPr>
             <w:r>
@@ -9146,239 +5491,9 @@
                 <w:color w:val="auto"/>
                 <w:sz w:val="24"/>
                 <w:szCs w:val="24"/>
-              </w:rPr>
-              <w:t>(Requirements, Design Phase</w:t>
-            </w:r>
-            <w:proofErr w:type="gramStart"/>
-            <w:r>
-              <w:rPr>
-                <w:rFonts w:cs="Times New Roman"/>
-                <w:color w:val="auto"/>
-                <w:sz w:val="24"/>
-                <w:szCs w:val="24"/>
-              </w:rPr>
-              <w:t>).</w:t>
-            </w:r>
-            <w:proofErr w:type="spellStart"/>
-            <w:r>
-              <w:rPr>
-                <w:rFonts w:cs="Times New Roman"/>
-                <w:color w:val="auto"/>
-                <w:sz w:val="24"/>
-                <w:szCs w:val="24"/>
-              </w:rPr>
-              <w:t>Áp</w:t>
-            </w:r>
-            <w:proofErr w:type="spellEnd"/>
-            <w:proofErr w:type="gramEnd"/>
-            <w:r>
-              <w:rPr>
-                <w:rFonts w:cs="Times New Roman"/>
-                <w:color w:val="auto"/>
-                <w:sz w:val="24"/>
-                <w:szCs w:val="24"/>
-              </w:rPr>
-              <w:t xml:space="preserve"> </w:t>
-            </w:r>
-            <w:proofErr w:type="spellStart"/>
-            <w:r>
-              <w:rPr>
-                <w:rFonts w:cs="Times New Roman"/>
-                <w:color w:val="auto"/>
-                <w:sz w:val="24"/>
-                <w:szCs w:val="24"/>
-              </w:rPr>
-              <w:t>dụng</w:t>
-            </w:r>
-            <w:proofErr w:type="spellEnd"/>
-            <w:r>
-              <w:rPr>
-                <w:rFonts w:cs="Times New Roman"/>
-                <w:color w:val="auto"/>
-                <w:sz w:val="24"/>
-                <w:szCs w:val="24"/>
-              </w:rPr>
-              <w:t xml:space="preserve"> </w:t>
-            </w:r>
-            <w:proofErr w:type="spellStart"/>
-            <w:r>
-              <w:rPr>
-                <w:rFonts w:cs="Times New Roman"/>
-                <w:color w:val="auto"/>
-                <w:sz w:val="24"/>
-                <w:szCs w:val="24"/>
-              </w:rPr>
-              <w:t>khi</w:t>
-            </w:r>
-            <w:proofErr w:type="spellEnd"/>
-            <w:r>
-              <w:rPr>
-                <w:rFonts w:cs="Times New Roman"/>
-                <w:color w:val="auto"/>
-                <w:sz w:val="24"/>
-                <w:szCs w:val="24"/>
-              </w:rPr>
-              <w:t xml:space="preserve"> </w:t>
-            </w:r>
-            <w:proofErr w:type="spellStart"/>
-            <w:r>
-              <w:rPr>
-                <w:rFonts w:cs="Times New Roman"/>
-                <w:color w:val="auto"/>
-                <w:sz w:val="24"/>
-                <w:szCs w:val="24"/>
-              </w:rPr>
-              <w:t>hệ</w:t>
-            </w:r>
-            <w:proofErr w:type="spellEnd"/>
-            <w:r>
-              <w:rPr>
-                <w:rFonts w:cs="Times New Roman"/>
-                <w:color w:val="auto"/>
-                <w:sz w:val="24"/>
-                <w:szCs w:val="24"/>
-              </w:rPr>
-              <w:t xml:space="preserve"> </w:t>
-            </w:r>
-            <w:proofErr w:type="spellStart"/>
-            <w:r>
-              <w:rPr>
-                <w:rFonts w:cs="Times New Roman"/>
-                <w:color w:val="auto"/>
-                <w:sz w:val="24"/>
-                <w:szCs w:val="24"/>
-              </w:rPr>
-              <w:t>thống</w:t>
-            </w:r>
-            <w:proofErr w:type="spellEnd"/>
-            <w:r>
-              <w:rPr>
-                <w:rFonts w:cs="Times New Roman"/>
-                <w:color w:val="auto"/>
-                <w:sz w:val="24"/>
-                <w:szCs w:val="24"/>
-              </w:rPr>
-              <w:t xml:space="preserve"> </w:t>
-            </w:r>
-            <w:proofErr w:type="spellStart"/>
-            <w:r>
-              <w:rPr>
-                <w:rFonts w:cs="Times New Roman"/>
-                <w:color w:val="auto"/>
-                <w:sz w:val="24"/>
-                <w:szCs w:val="24"/>
-              </w:rPr>
-              <w:t>đã</w:t>
-            </w:r>
-            <w:proofErr w:type="spellEnd"/>
-            <w:r>
-              <w:rPr>
-                <w:rFonts w:cs="Times New Roman"/>
-                <w:color w:val="auto"/>
-                <w:sz w:val="24"/>
-                <w:szCs w:val="24"/>
-              </w:rPr>
-              <w:t xml:space="preserve"> </w:t>
-            </w:r>
-            <w:proofErr w:type="spellStart"/>
-            <w:r>
-              <w:rPr>
-                <w:rFonts w:cs="Times New Roman"/>
-                <w:color w:val="auto"/>
-                <w:sz w:val="24"/>
-                <w:szCs w:val="24"/>
-              </w:rPr>
-              <w:t>có</w:t>
-            </w:r>
-            <w:proofErr w:type="spellEnd"/>
-            <w:r>
-              <w:rPr>
-                <w:rFonts w:cs="Times New Roman"/>
-                <w:color w:val="auto"/>
-                <w:sz w:val="24"/>
-                <w:szCs w:val="24"/>
-              </w:rPr>
-              <w:t xml:space="preserve"> </w:t>
-            </w:r>
-            <w:proofErr w:type="spellStart"/>
-            <w:r>
-              <w:rPr>
-                <w:rFonts w:cs="Times New Roman"/>
-                <w:color w:val="auto"/>
-                <w:sz w:val="24"/>
-                <w:szCs w:val="24"/>
-              </w:rPr>
-              <w:t>mã</w:t>
-            </w:r>
-            <w:proofErr w:type="spellEnd"/>
-            <w:r>
-              <w:rPr>
-                <w:rFonts w:cs="Times New Roman"/>
-                <w:color w:val="auto"/>
-                <w:sz w:val="24"/>
-                <w:szCs w:val="24"/>
-              </w:rPr>
-              <w:t xml:space="preserve"> </w:t>
-            </w:r>
-            <w:proofErr w:type="spellStart"/>
-            <w:r>
-              <w:rPr>
-                <w:rFonts w:cs="Times New Roman"/>
-                <w:color w:val="auto"/>
-                <w:sz w:val="24"/>
-                <w:szCs w:val="24"/>
-              </w:rPr>
-              <w:t>nguồn</w:t>
-            </w:r>
-            <w:proofErr w:type="spellEnd"/>
-            <w:r>
-              <w:rPr>
-                <w:rFonts w:cs="Times New Roman"/>
-                <w:color w:val="auto"/>
-                <w:sz w:val="24"/>
-                <w:szCs w:val="24"/>
-              </w:rPr>
-              <w:t xml:space="preserve"> </w:t>
-            </w:r>
-            <w:proofErr w:type="spellStart"/>
-            <w:r>
-              <w:rPr>
-                <w:rFonts w:cs="Times New Roman"/>
-                <w:color w:val="auto"/>
-                <w:sz w:val="24"/>
-                <w:szCs w:val="24"/>
-              </w:rPr>
-              <w:t>chạy</w:t>
-            </w:r>
-            <w:proofErr w:type="spellEnd"/>
-            <w:r>
-              <w:rPr>
-                <w:rFonts w:cs="Times New Roman"/>
-                <w:color w:val="auto"/>
-                <w:sz w:val="24"/>
-                <w:szCs w:val="24"/>
-              </w:rPr>
-              <w:t xml:space="preserve"> </w:t>
-            </w:r>
-            <w:proofErr w:type="spellStart"/>
-            <w:r>
-              <w:rPr>
-                <w:rFonts w:cs="Times New Roman"/>
-                <w:color w:val="auto"/>
-                <w:sz w:val="24"/>
-                <w:szCs w:val="24"/>
-              </w:rPr>
-              <w:t>được</w:t>
-            </w:r>
-            <w:proofErr w:type="spellEnd"/>
-            <w:r>
-              <w:rPr>
-                <w:rFonts w:cs="Times New Roman"/>
-                <w:color w:val="auto"/>
-                <w:sz w:val="24"/>
-                <w:szCs w:val="24"/>
-              </w:rPr>
-              <w:t xml:space="preserve"> (System, UAT).</w:t>
+                <w:lang w:val="vi-VN"/>
+              </w:rPr>
+              <w:t>(Requirements, Design Phase).Áp dụng khi hệ thống đã có mã nguồn chạy được (System, UAT).</w:t>
             </w:r>
           </w:p>
         </w:tc>
@@ -9402,79 +5517,19 @@
                 <w:color w:val="auto"/>
                 <w:sz w:val="24"/>
                 <w:szCs w:val="24"/>
+                <w:lang w:val="vi-VN"/>
               </w:rPr>
             </w:pPr>
-            <w:proofErr w:type="spellStart"/>
             <w:r>
               <w:rPr>
                 <w:rFonts w:cs="Times New Roman"/>
                 <w:color w:val="auto"/>
                 <w:sz w:val="24"/>
                 <w:szCs w:val="24"/>
-              </w:rPr>
-              <w:t>Ví</w:t>
-            </w:r>
-            <w:proofErr w:type="spellEnd"/>
-            <w:r>
-              <w:rPr>
-                <w:rFonts w:cs="Times New Roman"/>
-                <w:color w:val="auto"/>
-                <w:sz w:val="24"/>
-                <w:szCs w:val="24"/>
-              </w:rPr>
-              <w:t xml:space="preserve"> </w:t>
-            </w:r>
-            <w:proofErr w:type="spellStart"/>
-            <w:r>
-              <w:rPr>
-                <w:rFonts w:cs="Times New Roman"/>
-                <w:color w:val="auto"/>
-                <w:sz w:val="24"/>
-                <w:szCs w:val="24"/>
-              </w:rPr>
-              <w:t>dụ</w:t>
-            </w:r>
-            <w:proofErr w:type="spellEnd"/>
-            <w:r>
-              <w:rPr>
-                <w:rFonts w:cs="Times New Roman"/>
-                <w:color w:val="auto"/>
-                <w:sz w:val="24"/>
-                <w:szCs w:val="24"/>
-              </w:rPr>
-              <w:t xml:space="preserve"> </w:t>
-            </w:r>
-            <w:proofErr w:type="spellStart"/>
-            <w:r>
-              <w:rPr>
-                <w:rFonts w:cs="Times New Roman"/>
-                <w:color w:val="auto"/>
-                <w:sz w:val="24"/>
-                <w:szCs w:val="24"/>
-              </w:rPr>
-              <w:t>thực</w:t>
-            </w:r>
-            <w:proofErr w:type="spellEnd"/>
-            <w:r>
-              <w:rPr>
-                <w:rFonts w:cs="Times New Roman"/>
-                <w:color w:val="auto"/>
-                <w:sz w:val="24"/>
-                <w:szCs w:val="24"/>
-              </w:rPr>
-              <w:t xml:space="preserve"> </w:t>
-            </w:r>
-            <w:proofErr w:type="spellStart"/>
-            <w:r>
-              <w:rPr>
-                <w:rFonts w:cs="Times New Roman"/>
-                <w:color w:val="auto"/>
-                <w:sz w:val="24"/>
-                <w:szCs w:val="24"/>
-              </w:rPr>
-              <w:t>tế</w:t>
-            </w:r>
-            <w:proofErr w:type="spellEnd"/>
+                <w:lang w:val="vi-VN"/>
+              </w:rPr>
+              <w:t>Ví dụ thực tế</w:t>
+            </w:r>
           </w:p>
         </w:tc>
         <w:tc>
@@ -9495,227 +5550,18 @@
                 <w:color w:val="auto"/>
                 <w:sz w:val="24"/>
                 <w:szCs w:val="24"/>
+                <w:lang w:val="vi-VN"/>
               </w:rPr>
             </w:pPr>
-            <w:proofErr w:type="spellStart"/>
             <w:r>
               <w:rPr>
                 <w:rFonts w:cs="Times New Roman"/>
                 <w:color w:val="auto"/>
                 <w:sz w:val="24"/>
                 <w:szCs w:val="24"/>
-              </w:rPr>
-              <w:t>Rà</w:t>
-            </w:r>
-            <w:proofErr w:type="spellEnd"/>
-            <w:r>
-              <w:rPr>
-                <w:rFonts w:cs="Times New Roman"/>
-                <w:color w:val="auto"/>
-                <w:sz w:val="24"/>
-                <w:szCs w:val="24"/>
-              </w:rPr>
-              <w:t xml:space="preserve"> </w:t>
-            </w:r>
-            <w:proofErr w:type="spellStart"/>
-            <w:r>
-              <w:rPr>
-                <w:rFonts w:cs="Times New Roman"/>
-                <w:color w:val="auto"/>
-                <w:sz w:val="24"/>
-                <w:szCs w:val="24"/>
-              </w:rPr>
-              <w:t>soát</w:t>
-            </w:r>
-            <w:proofErr w:type="spellEnd"/>
-            <w:r>
-              <w:rPr>
-                <w:rFonts w:cs="Times New Roman"/>
-                <w:color w:val="auto"/>
-                <w:sz w:val="24"/>
-                <w:szCs w:val="24"/>
-              </w:rPr>
-              <w:t xml:space="preserve"> </w:t>
-            </w:r>
-            <w:proofErr w:type="spellStart"/>
-            <w:r>
-              <w:rPr>
-                <w:rFonts w:cs="Times New Roman"/>
-                <w:color w:val="auto"/>
-                <w:sz w:val="24"/>
-                <w:szCs w:val="24"/>
-              </w:rPr>
-              <w:t>tài</w:t>
-            </w:r>
-            <w:proofErr w:type="spellEnd"/>
-            <w:r>
-              <w:rPr>
-                <w:rFonts w:cs="Times New Roman"/>
-                <w:color w:val="auto"/>
-                <w:sz w:val="24"/>
-                <w:szCs w:val="24"/>
-              </w:rPr>
-              <w:t xml:space="preserve"> </w:t>
-            </w:r>
-            <w:proofErr w:type="spellStart"/>
-            <w:r>
-              <w:rPr>
-                <w:rFonts w:cs="Times New Roman"/>
-                <w:color w:val="auto"/>
-                <w:sz w:val="24"/>
-                <w:szCs w:val="24"/>
-              </w:rPr>
-              <w:t>liệu</w:t>
-            </w:r>
-            <w:proofErr w:type="spellEnd"/>
-            <w:r>
-              <w:rPr>
-                <w:rFonts w:cs="Times New Roman"/>
-                <w:color w:val="auto"/>
-                <w:sz w:val="24"/>
-                <w:szCs w:val="24"/>
-              </w:rPr>
-              <w:t xml:space="preserve"> </w:t>
-            </w:r>
-            <w:proofErr w:type="spellStart"/>
-            <w:r>
-              <w:rPr>
-                <w:rFonts w:cs="Times New Roman"/>
-                <w:color w:val="auto"/>
-                <w:sz w:val="24"/>
-                <w:szCs w:val="24"/>
-              </w:rPr>
-              <w:t>thiết</w:t>
-            </w:r>
-            <w:proofErr w:type="spellEnd"/>
-            <w:r>
-              <w:rPr>
-                <w:rFonts w:cs="Times New Roman"/>
-                <w:color w:val="auto"/>
-                <w:sz w:val="24"/>
-                <w:szCs w:val="24"/>
-              </w:rPr>
-              <w:t xml:space="preserve"> </w:t>
-            </w:r>
-            <w:proofErr w:type="spellStart"/>
-            <w:r>
-              <w:rPr>
-                <w:rFonts w:cs="Times New Roman"/>
-                <w:color w:val="auto"/>
-                <w:sz w:val="24"/>
-                <w:szCs w:val="24"/>
-              </w:rPr>
-              <w:t>kế</w:t>
-            </w:r>
-            <w:proofErr w:type="spellEnd"/>
-            <w:r>
-              <w:rPr>
-                <w:rFonts w:cs="Times New Roman"/>
-                <w:color w:val="auto"/>
-                <w:sz w:val="24"/>
-                <w:szCs w:val="24"/>
-              </w:rPr>
-              <w:t xml:space="preserve"> database </w:t>
-            </w:r>
-            <w:proofErr w:type="spellStart"/>
-            <w:r>
-              <w:rPr>
-                <w:rFonts w:cs="Times New Roman"/>
-                <w:color w:val="auto"/>
-                <w:sz w:val="24"/>
-                <w:szCs w:val="24"/>
-              </w:rPr>
-              <w:t>luồng</w:t>
-            </w:r>
-            <w:proofErr w:type="spellEnd"/>
-            <w:r>
-              <w:rPr>
-                <w:rFonts w:cs="Times New Roman"/>
-                <w:color w:val="auto"/>
-                <w:sz w:val="24"/>
-                <w:szCs w:val="24"/>
-              </w:rPr>
-              <w:t xml:space="preserve"> </w:t>
-            </w:r>
-            <w:proofErr w:type="spellStart"/>
-            <w:r>
-              <w:rPr>
-                <w:rFonts w:cs="Times New Roman"/>
-                <w:color w:val="auto"/>
-                <w:sz w:val="24"/>
-                <w:szCs w:val="24"/>
-              </w:rPr>
-              <w:t>đặt</w:t>
-            </w:r>
-            <w:proofErr w:type="spellEnd"/>
-            <w:r>
-              <w:rPr>
-                <w:rFonts w:cs="Times New Roman"/>
-                <w:color w:val="auto"/>
-                <w:sz w:val="24"/>
-                <w:szCs w:val="24"/>
-              </w:rPr>
-              <w:t xml:space="preserve"> </w:t>
-            </w:r>
-            <w:proofErr w:type="spellStart"/>
-            <w:r>
-              <w:rPr>
-                <w:rFonts w:cs="Times New Roman"/>
-                <w:color w:val="auto"/>
-                <w:sz w:val="24"/>
-                <w:szCs w:val="24"/>
-              </w:rPr>
-              <w:t>ghế</w:t>
-            </w:r>
-            <w:proofErr w:type="spellEnd"/>
-            <w:r>
-              <w:rPr>
-                <w:rFonts w:cs="Times New Roman"/>
-                <w:color w:val="auto"/>
-                <w:sz w:val="24"/>
-                <w:szCs w:val="24"/>
-              </w:rPr>
-              <w:t xml:space="preserve">, check </w:t>
-            </w:r>
-            <w:proofErr w:type="spellStart"/>
-            <w:r>
-              <w:rPr>
-                <w:rFonts w:cs="Times New Roman"/>
-                <w:color w:val="auto"/>
-                <w:sz w:val="24"/>
-                <w:szCs w:val="24"/>
-              </w:rPr>
-              <w:t>khóa</w:t>
-            </w:r>
-            <w:proofErr w:type="spellEnd"/>
-            <w:r>
-              <w:rPr>
-                <w:rFonts w:cs="Times New Roman"/>
-                <w:color w:val="auto"/>
-                <w:sz w:val="24"/>
-                <w:szCs w:val="24"/>
-              </w:rPr>
-              <w:t xml:space="preserve"> </w:t>
-            </w:r>
-            <w:proofErr w:type="spellStart"/>
-            <w:r>
-              <w:rPr>
-                <w:rFonts w:cs="Times New Roman"/>
-                <w:color w:val="auto"/>
-                <w:sz w:val="24"/>
-                <w:szCs w:val="24"/>
-              </w:rPr>
-              <w:t>ngoại</w:t>
-            </w:r>
-            <w:proofErr w:type="spellEnd"/>
-            <w:r>
-              <w:rPr>
-                <w:rFonts w:cs="Times New Roman"/>
-                <w:color w:val="auto"/>
-                <w:sz w:val="24"/>
-                <w:szCs w:val="24"/>
-              </w:rPr>
-              <w:t>.</w:t>
+                <w:lang w:val="vi-VN"/>
+              </w:rPr>
+              <w:t>Rà soát tài liệu thiết kế database luồng đặt ghế, check khóa ngoại.</w:t>
             </w:r>
           </w:p>
         </w:tc>
@@ -9738,227 +5584,18 @@
                 <w:color w:val="auto"/>
                 <w:sz w:val="24"/>
                 <w:szCs w:val="24"/>
+                <w:lang w:val="vi-VN"/>
               </w:rPr>
             </w:pPr>
-            <w:proofErr w:type="spellStart"/>
             <w:r>
               <w:rPr>
                 <w:rFonts w:cs="Times New Roman"/>
                 <w:color w:val="auto"/>
                 <w:sz w:val="24"/>
                 <w:szCs w:val="24"/>
-              </w:rPr>
-              <w:t>Khởi</w:t>
-            </w:r>
-            <w:proofErr w:type="spellEnd"/>
-            <w:r>
-              <w:rPr>
-                <w:rFonts w:cs="Times New Roman"/>
-                <w:color w:val="auto"/>
-                <w:sz w:val="24"/>
-                <w:szCs w:val="24"/>
-              </w:rPr>
-              <w:t xml:space="preserve"> </w:t>
-            </w:r>
-            <w:proofErr w:type="spellStart"/>
-            <w:r>
-              <w:rPr>
-                <w:rFonts w:cs="Times New Roman"/>
-                <w:color w:val="auto"/>
-                <w:sz w:val="24"/>
-                <w:szCs w:val="24"/>
-              </w:rPr>
-              <w:t>chạy</w:t>
-            </w:r>
-            <w:proofErr w:type="spellEnd"/>
-            <w:r>
-              <w:rPr>
-                <w:rFonts w:cs="Times New Roman"/>
-                <w:color w:val="auto"/>
-                <w:sz w:val="24"/>
-                <w:szCs w:val="24"/>
-              </w:rPr>
-              <w:t xml:space="preserve"> app </w:t>
-            </w:r>
-            <w:proofErr w:type="spellStart"/>
-            <w:r>
-              <w:rPr>
-                <w:rFonts w:cs="Times New Roman"/>
-                <w:color w:val="auto"/>
-                <w:sz w:val="24"/>
-                <w:szCs w:val="24"/>
-              </w:rPr>
-              <w:t>trên</w:t>
-            </w:r>
-            <w:proofErr w:type="spellEnd"/>
-            <w:r>
-              <w:rPr>
-                <w:rFonts w:cs="Times New Roman"/>
-                <w:color w:val="auto"/>
-                <w:sz w:val="24"/>
-                <w:szCs w:val="24"/>
-              </w:rPr>
-              <w:t xml:space="preserve"> </w:t>
-            </w:r>
-            <w:proofErr w:type="spellStart"/>
-            <w:r>
-              <w:rPr>
-                <w:rFonts w:cs="Times New Roman"/>
-                <w:color w:val="auto"/>
-                <w:sz w:val="24"/>
-                <w:szCs w:val="24"/>
-              </w:rPr>
-              <w:t>điện</w:t>
-            </w:r>
-            <w:proofErr w:type="spellEnd"/>
-            <w:r>
-              <w:rPr>
-                <w:rFonts w:cs="Times New Roman"/>
-                <w:color w:val="auto"/>
-                <w:sz w:val="24"/>
-                <w:szCs w:val="24"/>
-              </w:rPr>
-              <w:t xml:space="preserve"> </w:t>
-            </w:r>
-            <w:proofErr w:type="spellStart"/>
-            <w:r>
-              <w:rPr>
-                <w:rFonts w:cs="Times New Roman"/>
-                <w:color w:val="auto"/>
-                <w:sz w:val="24"/>
-                <w:szCs w:val="24"/>
-              </w:rPr>
-              <w:t>thoại</w:t>
-            </w:r>
-            <w:proofErr w:type="spellEnd"/>
-            <w:r>
-              <w:rPr>
-                <w:rFonts w:cs="Times New Roman"/>
-                <w:color w:val="auto"/>
-                <w:sz w:val="24"/>
-                <w:szCs w:val="24"/>
-              </w:rPr>
-              <w:t xml:space="preserve">, </w:t>
-            </w:r>
-            <w:proofErr w:type="spellStart"/>
-            <w:r>
-              <w:rPr>
-                <w:rFonts w:cs="Times New Roman"/>
-                <w:color w:val="auto"/>
-                <w:sz w:val="24"/>
-                <w:szCs w:val="24"/>
-              </w:rPr>
-              <w:t>đặt</w:t>
-            </w:r>
-            <w:proofErr w:type="spellEnd"/>
-            <w:r>
-              <w:rPr>
-                <w:rFonts w:cs="Times New Roman"/>
-                <w:color w:val="auto"/>
-                <w:sz w:val="24"/>
-                <w:szCs w:val="24"/>
-              </w:rPr>
-              <w:t xml:space="preserve"> </w:t>
-            </w:r>
-            <w:proofErr w:type="spellStart"/>
-            <w:r>
-              <w:rPr>
-                <w:rFonts w:cs="Times New Roman"/>
-                <w:color w:val="auto"/>
-                <w:sz w:val="24"/>
-                <w:szCs w:val="24"/>
-              </w:rPr>
-              <w:t>thử</w:t>
-            </w:r>
-            <w:proofErr w:type="spellEnd"/>
-            <w:r>
-              <w:rPr>
-                <w:rFonts w:cs="Times New Roman"/>
-                <w:color w:val="auto"/>
-                <w:sz w:val="24"/>
-                <w:szCs w:val="24"/>
-              </w:rPr>
-              <w:t xml:space="preserve"> 1 </w:t>
-            </w:r>
-            <w:proofErr w:type="spellStart"/>
-            <w:r>
-              <w:rPr>
-                <w:rFonts w:cs="Times New Roman"/>
-                <w:color w:val="auto"/>
-                <w:sz w:val="24"/>
-                <w:szCs w:val="24"/>
-              </w:rPr>
-              <w:t>ghế</w:t>
-            </w:r>
-            <w:proofErr w:type="spellEnd"/>
-            <w:r>
-              <w:rPr>
-                <w:rFonts w:cs="Times New Roman"/>
-                <w:color w:val="auto"/>
-                <w:sz w:val="24"/>
-                <w:szCs w:val="24"/>
-              </w:rPr>
-              <w:t xml:space="preserve"> VIP </w:t>
-            </w:r>
-            <w:proofErr w:type="spellStart"/>
-            <w:r>
-              <w:rPr>
-                <w:rFonts w:cs="Times New Roman"/>
-                <w:color w:val="auto"/>
-                <w:sz w:val="24"/>
-                <w:szCs w:val="24"/>
-              </w:rPr>
-              <w:t>và</w:t>
-            </w:r>
-            <w:proofErr w:type="spellEnd"/>
-            <w:r>
-              <w:rPr>
-                <w:rFonts w:cs="Times New Roman"/>
-                <w:color w:val="auto"/>
-                <w:sz w:val="24"/>
-                <w:szCs w:val="24"/>
-              </w:rPr>
-              <w:t xml:space="preserve"> </w:t>
-            </w:r>
-            <w:proofErr w:type="spellStart"/>
-            <w:r>
-              <w:rPr>
-                <w:rFonts w:cs="Times New Roman"/>
-                <w:color w:val="auto"/>
-                <w:sz w:val="24"/>
-                <w:szCs w:val="24"/>
-              </w:rPr>
-              <w:t>nhận</w:t>
-            </w:r>
-            <w:proofErr w:type="spellEnd"/>
-            <w:r>
-              <w:rPr>
-                <w:rFonts w:cs="Times New Roman"/>
-                <w:color w:val="auto"/>
-                <w:sz w:val="24"/>
-                <w:szCs w:val="24"/>
-              </w:rPr>
-              <w:t xml:space="preserve"> QR code </w:t>
-            </w:r>
-            <w:proofErr w:type="spellStart"/>
-            <w:r>
-              <w:rPr>
-                <w:rFonts w:cs="Times New Roman"/>
-                <w:color w:val="auto"/>
-                <w:sz w:val="24"/>
-                <w:szCs w:val="24"/>
-              </w:rPr>
-              <w:t>vé</w:t>
-            </w:r>
-            <w:proofErr w:type="spellEnd"/>
-            <w:r>
-              <w:rPr>
-                <w:rFonts w:cs="Times New Roman"/>
-                <w:color w:val="auto"/>
-                <w:sz w:val="24"/>
-                <w:szCs w:val="24"/>
-              </w:rPr>
-              <w:t>.</w:t>
+                <w:lang w:val="vi-VN"/>
+              </w:rPr>
+              <w:t>Khởi chạy app trên điện thoại, đặt thử 1 ghế VIP và nhận QR code vé.</w:t>
             </w:r>
           </w:p>
           <w:p>
@@ -9969,6 +5606,7 @@
                 <w:color w:val="auto"/>
                 <w:sz w:val="24"/>
                 <w:szCs w:val="24"/>
+                <w:lang w:val="vi-VN"/>
               </w:rPr>
             </w:pPr>
           </w:p>
@@ -10011,9 +5649,9 @@
                 <w:color w:val="auto"/>
                 <w:sz w:val="24"/>
                 <w:szCs w:val="24"/>
+                <w:lang w:val="vi-VN"/>
               </w:rPr>
             </w:pPr>
-            <w:proofErr w:type="spellStart"/>
             <w:r>
               <w:rPr>
                 <w:rFonts w:cs="Times New Roman"/>
@@ -10021,10 +5659,10 @@
                 <w:color w:val="auto"/>
                 <w:sz w:val="24"/>
                 <w:szCs w:val="24"/>
-              </w:rPr>
-              <w:t>Nhận</w:t>
-            </w:r>
-            <w:proofErr w:type="spellEnd"/>
+                <w:lang w:val="vi-VN"/>
+              </w:rPr>
+              <w:t>Nhận xét kết quả trả lời của AI:</w:t>
+            </w:r>
             <w:r>
               <w:rPr>
                 <w:rFonts w:cs="Times New Roman"/>
@@ -10032,124 +5670,53 @@
                 <w:color w:val="auto"/>
                 <w:sz w:val="24"/>
                 <w:szCs w:val="24"/>
-              </w:rPr>
-              <w:t xml:space="preserve"> </w:t>
-            </w:r>
-            <w:proofErr w:type="spellStart"/>
+                <w:lang w:val="vi-VN"/>
+              </w:rPr>
+              <w:br/>
+            </w:r>
             <w:r>
               <w:rPr>
                 <w:rFonts w:cs="Times New Roman"/>
-                <w:b/>
+                <w:i/>
                 <w:color w:val="auto"/>
                 <w:sz w:val="24"/>
                 <w:szCs w:val="24"/>
-              </w:rPr>
-              <w:t>xét</w:t>
-            </w:r>
-            <w:proofErr w:type="spellEnd"/>
+                <w:lang w:val="vi-VN"/>
+              </w:rPr>
+              <w:t>Sửa lỗi và kiểm chứng chất lượng báo cáo:</w:t>
+            </w:r>
             <w:r>
               <w:rPr>
                 <w:rFonts w:cs="Times New Roman"/>
-                <w:b/>
+                <w:i/>
                 <w:color w:val="auto"/>
                 <w:sz w:val="24"/>
                 <w:szCs w:val="24"/>
-              </w:rPr>
-              <w:t xml:space="preserve"> </w:t>
-            </w:r>
-            <w:proofErr w:type="spellStart"/>
+                <w:lang w:val="vi-VN"/>
+              </w:rPr>
+              <w:br/>
+              <w:t xml:space="preserve">• Sửa đổi dứt điểm lỗi thiếu thông tin: Bảng dữ liệu 2.2.2 đã được nâng cấp toàn diện, bổ sung cột 'Sản phẩm đầu ra (Artifact/Testware)' tương ứng cho từng vai trò theo đúng phom </w:t>
+            </w:r>
             <w:r>
               <w:rPr>
                 <w:rFonts w:cs="Times New Roman"/>
-                <w:b/>
+                <w:i/>
                 <w:color w:val="auto"/>
                 <w:sz w:val="24"/>
                 <w:szCs w:val="24"/>
-              </w:rPr>
-              <w:t>kết</w:t>
-            </w:r>
-            <w:proofErr w:type="spellEnd"/>
+                <w:lang w:val="vi-VN"/>
+              </w:rPr>
+              <w:lastRenderedPageBreak/>
+              <w:t>mẫu hướng dẫn cấu trúc nâng cao.</w:t>
+            </w:r>
             <w:r>
               <w:rPr>
                 <w:rFonts w:cs="Times New Roman"/>
-                <w:b/>
+                <w:i/>
                 <w:color w:val="auto"/>
                 <w:sz w:val="24"/>
                 <w:szCs w:val="24"/>
-              </w:rPr>
-              <w:t xml:space="preserve"> </w:t>
-            </w:r>
-            <w:proofErr w:type="spellStart"/>
-            <w:r>
-              <w:rPr>
-                <w:rFonts w:cs="Times New Roman"/>
-                <w:b/>
-                <w:color w:val="auto"/>
-                <w:sz w:val="24"/>
-                <w:szCs w:val="24"/>
-              </w:rPr>
-              <w:t>quả</w:t>
-            </w:r>
-            <w:proofErr w:type="spellEnd"/>
-            <w:r>
-              <w:rPr>
-                <w:rFonts w:cs="Times New Roman"/>
-                <w:b/>
-                <w:color w:val="auto"/>
-                <w:sz w:val="24"/>
-                <w:szCs w:val="24"/>
-              </w:rPr>
-              <w:t xml:space="preserve"> trả lời của AI:</w:t>
-            </w:r>
-            <w:r>
-              <w:rPr>
-                <w:rFonts w:cs="Times New Roman"/>
-                <w:b/>
-                <w:color w:val="auto"/>
-                <w:sz w:val="24"/>
-                <w:szCs w:val="24"/>
-              </w:rPr>
-              <w:br/>
-            </w:r>
-            <w:r>
-              <w:rPr>
-                <w:rFonts w:cs="Times New Roman"/>
-                <w:i/>
-                <w:color w:val="auto"/>
-                <w:sz w:val="24"/>
-                <w:szCs w:val="24"/>
-              </w:rPr>
-              <w:t>Sửa lỗi và kiểm chứng chất lượng báo cáo:</w:t>
-            </w:r>
-            <w:r>
-              <w:rPr>
-                <w:rFonts w:cs="Times New Roman"/>
-                <w:i/>
-                <w:color w:val="auto"/>
-                <w:sz w:val="24"/>
-                <w:szCs w:val="24"/>
-              </w:rPr>
-              <w:br/>
-              <w:t xml:space="preserve">• Sửa đổi dứt điểm lỗi thiếu thông tin: Bảng dữ liệu 2.2.2 đã được nâng cấp toàn diện, bổ sung cột 'Sản phẩm đầu ra (Artifact/Testware)' tương ứng cho từng vai trò theo đúng phom </w:t>
-            </w:r>
-            <w:r>
-              <w:rPr>
-                <w:rFonts w:cs="Times New Roman"/>
-                <w:i/>
-                <w:color w:val="auto"/>
-                <w:sz w:val="24"/>
-                <w:szCs w:val="24"/>
-              </w:rPr>
-              <w:lastRenderedPageBreak/>
-              <w:t>mẫu hướng dẫn cấu trúc nâng cao.</w:t>
-            </w:r>
-            <w:r>
-              <w:rPr>
-                <w:rFonts w:cs="Times New Roman"/>
-                <w:i/>
-                <w:color w:val="auto"/>
-                <w:sz w:val="24"/>
-                <w:szCs w:val="24"/>
+                <w:lang w:val="vi-VN"/>
               </w:rPr>
               <w:br/>
               <w:t>• Phản tư kỹ thuật câu lệnh: Kỹ thuật Few-shot Prompting chứng minh hiệu quả vượt trội so với Zero-shot thông thường, ép AI phải tổ chức thông tin dưới dạng mô hình đối xứng nghiêm ngặt, bám sát các tiêu chí thuộc tính và giới hạn dung lượng chữ chặt chẽ.</w:t>
@@ -10165,6 +5732,7 @@
           <w:color w:val="auto"/>
           <w:sz w:val="24"/>
           <w:szCs w:val="24"/>
+          <w:lang w:val="vi-VN"/>
         </w:rPr>
       </w:pPr>
     </w:p>
@@ -10173,6 +5741,7 @@
         <w:pStyle w:val="Heading1"/>
         <w:rPr>
           <w:color w:val="auto"/>
+          <w:lang w:val="vi-VN"/>
         </w:rPr>
       </w:pPr>
       <w:bookmarkStart w:id="9" w:name="_Toc230348497"/>
@@ -10180,6 +5749,7 @@
         <w:rPr>
           <w:sz w:val="32"/>
           <w:szCs w:val="32"/>
+          <w:lang w:val="vi-VN"/>
         </w:rPr>
         <w:t>3. Nhiệm vụ 3: 7 principles of software testing</w:t>
       </w:r>
@@ -10199,6 +5769,7 @@
         <w:rPr>
           <w:rFonts w:ascii="Times New Roman" w:hAnsi="Times New Roman" w:cs="Times New Roman"/>
           <w:color w:val="auto"/>
+          <w:lang w:val="vi-VN"/>
         </w:rPr>
         <w:t>3.1. Prompt</w:t>
       </w:r>
@@ -10211,6 +5782,7 @@
           <w:color w:val="auto"/>
           <w:sz w:val="24"/>
           <w:szCs w:val="24"/>
+          <w:lang w:val="vi-VN"/>
         </w:rPr>
       </w:pPr>
       <w:r>
@@ -10222,106 +5794,7 @@
           <w:szCs w:val="24"/>
           <w:lang w:val="vi-VN"/>
         </w:rPr>
-        <w:t xml:space="preserve">[Prompt 3.1 mới]: Bạn là chuyên gia kiểm định phần mềm. </w:t>
-      </w:r>
-      <w:r>
-        <w:rPr>
-          <w:rFonts w:cs="Times New Roman"/>
-          <w:i/>
-          <w:color w:val="auto"/>
-          <w:sz w:val="24"/>
-          <w:szCs w:val="24"/>
-          <w:lang w:val="vi-VN"/>
-        </w:rPr>
-        <w:t xml:space="preserve">Bối cảnh: tôi đang thực hiện phân tích chất lượng cho hệ thống đặt vé xem phim online tên là 'BookMyMovie'. </w:t>
-      </w:r>
-      <w:proofErr w:type="spellStart"/>
-      <w:r>
-        <w:rPr>
-          <w:rFonts w:cs="Times New Roman"/>
-          <w:i/>
-          <w:color w:val="auto"/>
-          <w:sz w:val="24"/>
-          <w:szCs w:val="24"/>
-        </w:rPr>
-        <w:t>Yêu</w:t>
-      </w:r>
-      <w:proofErr w:type="spellEnd"/>
-      <w:r>
-        <w:rPr>
-          <w:rFonts w:cs="Times New Roman"/>
-          <w:i/>
-          <w:color w:val="auto"/>
-          <w:sz w:val="24"/>
-          <w:szCs w:val="24"/>
-        </w:rPr>
-        <w:t xml:space="preserve"> </w:t>
-      </w:r>
-      <w:proofErr w:type="spellStart"/>
-      <w:r>
-        <w:rPr>
-          <w:rFonts w:cs="Times New Roman"/>
-          <w:i/>
-          <w:color w:val="auto"/>
-          <w:sz w:val="24"/>
-          <w:szCs w:val="24"/>
-        </w:rPr>
-        <w:t>cầu</w:t>
-      </w:r>
-      <w:proofErr w:type="spellEnd"/>
-      <w:r>
-        <w:rPr>
-          <w:rFonts w:cs="Times New Roman"/>
-          <w:i/>
-          <w:color w:val="auto"/>
-          <w:sz w:val="24"/>
-          <w:szCs w:val="24"/>
-        </w:rPr>
-        <w:t xml:space="preserve">: </w:t>
-      </w:r>
-      <w:proofErr w:type="spellStart"/>
-      <w:r>
-        <w:rPr>
-          <w:rFonts w:cs="Times New Roman"/>
-          <w:i/>
-          <w:color w:val="auto"/>
-          <w:sz w:val="24"/>
-          <w:szCs w:val="24"/>
-        </w:rPr>
-        <w:t>Giải</w:t>
-      </w:r>
-      <w:proofErr w:type="spellEnd"/>
-      <w:r>
-        <w:rPr>
-          <w:rFonts w:cs="Times New Roman"/>
-          <w:i/>
-          <w:color w:val="auto"/>
-          <w:sz w:val="24"/>
-          <w:szCs w:val="24"/>
-        </w:rPr>
-        <w:t xml:space="preserve"> </w:t>
-      </w:r>
-      <w:proofErr w:type="spellStart"/>
-      <w:r>
-        <w:rPr>
-          <w:rFonts w:cs="Times New Roman"/>
-          <w:i/>
-          <w:color w:val="auto"/>
-          <w:sz w:val="24"/>
-          <w:szCs w:val="24"/>
-        </w:rPr>
-        <w:t>thích</w:t>
-      </w:r>
-      <w:proofErr w:type="spellEnd"/>
-      <w:r>
-        <w:rPr>
-          <w:rFonts w:cs="Times New Roman"/>
-          <w:i/>
-          <w:color w:val="auto"/>
-          <w:sz w:val="24"/>
-          <w:szCs w:val="24"/>
-        </w:rPr>
-        <w:t xml:space="preserve"> cụ thể 3 nguyên tắc kiểm thử đầu tiên: (1) Exhaustive testing is impossible, (2) Early testing saves time and money, và (3) Defects cluster together. Mỗi nguyên tắc bắt buộc phải có định nghĩa học thuật (giới hạn dưới 30 chữ) kèm theo 1 hệ quả thực tiễn tác động lên hệ thống BookMyMovie. Định dạng: Danh sách đánh số, không lạm dụng emoji.</w:t>
+        <w:t>[Prompt 3.1 mới]: Bạn là chuyên gia kiểm định phần mềm. Bối cảnh: tôi đang thực hiện phân tích chất lượng cho hệ thống đặt vé xem phim online tên là 'BookMyMovie'. Yêu cầu: Giải thích cụ thể 3 nguyên tắc kiểm thử đầu tiên: (1) Exhaustive testing is impossible, (2) Early testing saves time and money, và (3) Defects cluster together. Mỗi nguyên tắc bắt buộc phải có định nghĩa học thuật (giới hạn dưới 30 chữ) kèm theo 1 hệ quả thực tiễn tác động lên hệ thống BookMyMovie. Định dạng: Danh sách đánh số, không lạm dụng emoji.</w:t>
       </w:r>
     </w:p>
     <w:p>
@@ -10331,6 +5804,7 @@
           <w:color w:val="auto"/>
           <w:sz w:val="24"/>
           <w:szCs w:val="24"/>
+          <w:lang w:val="vi-VN"/>
         </w:rPr>
       </w:pPr>
       <w:r>
@@ -10340,6 +5814,7 @@
           <w:color w:val="auto"/>
           <w:sz w:val="24"/>
           <w:szCs w:val="24"/>
+          <w:lang w:val="vi-VN"/>
         </w:rPr>
         <w:t>[Prompt 3.2 mới]: Bạn là một kỹ sư QA cố vấn. Bối cảnh: Tôi đang làm dự án hệ thống đặt vé 'BookMyMovie'. Yêu cầu: Hãy phân tích làm rõ 2 nguyên tắc tiếp theo: (4) Testing shows the presence of defects, not their absence, và (5) Pesticide paradox. Đưa ra định nghĩa chung (≤30 từ) kết hợp với các tình huống ví dụ mô tả mang tính chất tổng quát chung chung. Định dạng: hai mục đánh số, không dùng emoji.</w:t>
       </w:r>
@@ -10351,6 +5826,7 @@
           <w:color w:val="auto"/>
           <w:sz w:val="24"/>
           <w:szCs w:val="24"/>
+          <w:lang w:val="vi-VN"/>
         </w:rPr>
       </w:pPr>
       <w:r>
@@ -10360,6 +5836,7 @@
           <w:color w:val="auto"/>
           <w:sz w:val="24"/>
           <w:szCs w:val="24"/>
+          <w:lang w:val="vi-VN"/>
         </w:rPr>
         <w:t>[Prompt 3.3 mới]: Bạn là một chuyên gia QA tư vấn. Ngữ cảnh: Tôi đang triển khai hệ thống 'BookMyMovie'. Yêu cầu: Làm rõ bản chất học thuật của 2 nguyên tắc cuối cùng: (6) Testing is context dependent, và (7) Absence-of-errors fallacy. Nêu định nghĩa ngắn (≤30 từ) và bắt buộc phải đưa ra ví dụ minh họa thực tế áp trực tiếp vào dự án đặt vé phim mang tên CinePlex. Định dạng đánh số mục 6 và 7, không dùng emoji.</w:t>
       </w:r>
@@ -10370,6 +5847,7 @@
         <w:rPr>
           <w:rFonts w:ascii="Times New Roman" w:hAnsi="Times New Roman" w:cs="Times New Roman"/>
           <w:color w:val="auto"/>
+          <w:lang w:val="vi-VN"/>
         </w:rPr>
       </w:pPr>
       <w:bookmarkStart w:id="11" w:name="_Toc230348499"/>
@@ -10377,6 +5855,7 @@
         <w:rPr>
           <w:rFonts w:ascii="Times New Roman" w:hAnsi="Times New Roman" w:cs="Times New Roman"/>
           <w:color w:val="auto"/>
+          <w:lang w:val="vi-VN"/>
         </w:rPr>
         <w:t>3.2. Câu trả lời của AI</w:t>
       </w:r>
@@ -10390,6 +5869,7 @@
           <w:color w:val="auto"/>
           <w:sz w:val="24"/>
           <w:szCs w:val="21"/>
+          <w:lang w:val="vi-VN"/>
         </w:rPr>
       </w:pPr>
       <w:bookmarkStart w:id="12" w:name="_Toc230348500"/>
@@ -10399,6 +5879,7 @@
           <w:color w:val="auto"/>
           <w:sz w:val="24"/>
           <w:szCs w:val="21"/>
+          <w:lang w:val="vi-VN"/>
         </w:rPr>
         <w:t>3.2.1. Nguyên tắc 1: Exhaustive testing is impossible</w:t>
       </w:r>
@@ -10412,6 +5893,7 @@
           <w:color w:val="auto"/>
           <w:sz w:val="24"/>
           <w:szCs w:val="24"/>
+          <w:lang w:val="vi-VN"/>
         </w:rPr>
       </w:pPr>
       <w:r>
@@ -10420,6 +5902,7 @@
           <w:color w:val="auto"/>
           <w:sz w:val="24"/>
           <w:szCs w:val="24"/>
+          <w:lang w:val="vi-VN"/>
         </w:rPr>
         <w:t>Kiểm thử toàn bộ tất cả các tổ hợp dữ liệu đầu vào và điều kiện tiên quyết là điều bất khả thi trừ các trường hợp tầm thường. Hệ quả cho BookMyMovie: Không thể kiểm thử mọi sự kết hợp giữa hàng vạn bộ phim, khung giờ, vị trí ghế ngồi và thiết bị; bắt buộc phải áp dụng kỹ thuật phân vùng tương đương.</w:t>
       </w:r>
@@ -10432,6 +5915,7 @@
           <w:color w:val="auto"/>
           <w:sz w:val="24"/>
           <w:szCs w:val="21"/>
+          <w:lang w:val="vi-VN"/>
         </w:rPr>
       </w:pPr>
       <w:bookmarkStart w:id="13" w:name="_Toc230348501"/>
@@ -10441,6 +5925,7 @@
           <w:color w:val="auto"/>
           <w:sz w:val="24"/>
           <w:szCs w:val="21"/>
+          <w:lang w:val="vi-VN"/>
         </w:rPr>
         <w:lastRenderedPageBreak/>
         <w:t>3.2.2. Nguyên tắc 2: Early testing saves time and money</w:t>
@@ -10455,6 +5940,7 @@
           <w:color w:val="auto"/>
           <w:sz w:val="24"/>
           <w:szCs w:val="24"/>
+          <w:lang w:val="vi-VN"/>
         </w:rPr>
       </w:pPr>
       <w:r>
@@ -10463,6 +5949,7 @@
           <w:color w:val="auto"/>
           <w:sz w:val="24"/>
           <w:szCs w:val="24"/>
+          <w:lang w:val="vi-VN"/>
         </w:rPr>
         <w:t>Các hoạt động kiểm thử phần mềm nên được bắt đầu càng sớm càng tốt trong vòng đời phát triển phần mềm để phát hiện lỗi sớm. Hệ quả cho BookMyMovie: Kỹ sư QA tham gia rà soát tài liệu đặc tả thiết kế luồng chọn phim giúp triệt tiêu các lỗi logic cấu trúc ngay từ đầu.</w:t>
       </w:r>
@@ -10475,6 +5962,7 @@
           <w:color w:val="auto"/>
           <w:sz w:val="24"/>
           <w:szCs w:val="21"/>
+          <w:lang w:val="vi-VN"/>
         </w:rPr>
       </w:pPr>
       <w:bookmarkStart w:id="14" w:name="_Toc230348502"/>
@@ -10484,6 +5972,7 @@
           <w:color w:val="auto"/>
           <w:sz w:val="24"/>
           <w:szCs w:val="21"/>
+          <w:lang w:val="vi-VN"/>
         </w:rPr>
         <w:t>3.2.3. Nguyên tắc 3: Defects cluster together</w:t>
       </w:r>
@@ -10497,6 +5986,7 @@
           <w:color w:val="auto"/>
           <w:sz w:val="24"/>
           <w:szCs w:val="24"/>
+          <w:lang w:val="vi-VN"/>
         </w:rPr>
       </w:pPr>
       <w:r>
@@ -10505,6 +5995,7 @@
           <w:color w:val="auto"/>
           <w:sz w:val="24"/>
           <w:szCs w:val="24"/>
+          <w:lang w:val="vi-VN"/>
         </w:rPr>
         <w:t>Một số lượng nhỏ các phân hệ hoặc module cốt lõi thường chứa phần lớn các khuyết tật được phát hiện trong quá trình kiểm thử hệ thống. Hệ quả cho BookMyMovie: Toàn đội tập trung kiểm thử chuyên sâu vào phân hệ xử lý cổng thanh toán và áp voucher khuyến mãi vì đây là vùng rủi ro tập trung lỗi.</w:t>
       </w:r>
@@ -10517,6 +6008,7 @@
           <w:color w:val="auto"/>
           <w:sz w:val="24"/>
           <w:szCs w:val="21"/>
+          <w:lang w:val="vi-VN"/>
         </w:rPr>
       </w:pPr>
       <w:bookmarkStart w:id="15" w:name="_Toc230348503"/>
@@ -10526,6 +6018,7 @@
           <w:color w:val="auto"/>
           <w:sz w:val="24"/>
           <w:szCs w:val="21"/>
+          <w:lang w:val="vi-VN"/>
         </w:rPr>
         <w:t>3.2.4. Nguyên tắc 4: Testing shows the presence of defects, not their absence</w:t>
       </w:r>
@@ -10539,6 +6032,7 @@
           <w:color w:val="auto"/>
           <w:sz w:val="24"/>
           <w:szCs w:val="24"/>
+          <w:lang w:val="vi-VN"/>
         </w:rPr>
       </w:pPr>
       <w:r>
@@ -10547,6 +6041,7 @@
           <w:color w:val="auto"/>
           <w:sz w:val="24"/>
           <w:szCs w:val="24"/>
+          <w:lang w:val="vi-VN"/>
         </w:rPr>
         <w:t>Kiểm thử chỉ có thể chứng minh sự tồn tại của lỗi chứ không thể khẳng định phần mềm hoàn toàn sạch lỗi. Ví dụ tổng quát chung chung: Một ứng dụng vượt qua chuỗi 100 ca kiểm thử thành công vẫn hoàn toàn có khả năng chứa khuyết tật ẩn tàng ở ca kiểm thử số 101.</w:t>
       </w:r>
@@ -10559,6 +6054,7 @@
           <w:color w:val="auto"/>
           <w:sz w:val="24"/>
           <w:szCs w:val="21"/>
+          <w:lang w:val="vi-VN"/>
         </w:rPr>
       </w:pPr>
       <w:bookmarkStart w:id="16" w:name="_Toc230348504"/>
@@ -10568,6 +6064,7 @@
           <w:color w:val="auto"/>
           <w:sz w:val="24"/>
           <w:szCs w:val="21"/>
+          <w:lang w:val="vi-VN"/>
         </w:rPr>
         <w:t>3.2.5. Nguyên tắc 5: Pesticide paradox</w:t>
       </w:r>
@@ -10581,6 +6078,7 @@
           <w:color w:val="auto"/>
           <w:sz w:val="24"/>
           <w:szCs w:val="24"/>
+          <w:lang w:val="vi-VN"/>
         </w:rPr>
       </w:pPr>
       <w:r>
@@ -10589,6 +6087,7 @@
           <w:color w:val="auto"/>
           <w:sz w:val="24"/>
           <w:szCs w:val="24"/>
+          <w:lang w:val="vi-VN"/>
         </w:rPr>
         <w:t>Nếu các bài kiểm thử giống nhau được thực thi lặp đi lặp lại nhiều lần, bộ kịch bản đó sẽ không thể phát hiện thêm lỗi mới. Ví dụ tổng quát chung chung: Sử dụng một kịch bản kiểm thử luồng đăng ký tài khoản cũ từ nhiều tháng trước sẽ không giúp phát hiện ra lỗi mới phát sinh ở các tính năng cập nhật.</w:t>
       </w:r>
@@ -10601,6 +6100,7 @@
           <w:color w:val="auto"/>
           <w:sz w:val="24"/>
           <w:szCs w:val="21"/>
+          <w:lang w:val="vi-VN"/>
         </w:rPr>
       </w:pPr>
       <w:bookmarkStart w:id="17" w:name="_Toc230348505"/>
@@ -10610,6 +6110,7 @@
           <w:color w:val="auto"/>
           <w:sz w:val="24"/>
           <w:szCs w:val="21"/>
+          <w:lang w:val="vi-VN"/>
         </w:rPr>
         <w:t>3.2.6. Nguyên tắc 6: Testing is context dependent</w:t>
       </w:r>
@@ -10623,6 +6124,7 @@
           <w:color w:val="auto"/>
           <w:sz w:val="24"/>
           <w:szCs w:val="24"/>
+          <w:lang w:val="vi-VN"/>
         </w:rPr>
       </w:pPr>
       <w:r>
@@ -10631,6 +6133,7 @@
           <w:color w:val="auto"/>
           <w:sz w:val="24"/>
           <w:szCs w:val="24"/>
+          <w:lang w:val="vi-VN"/>
         </w:rPr>
         <w:t>Hành động kiểm thử phần mềm bắt buộc phải được triển khai khác nhau tùy thuộc chặt chẽ vào từng ngữ cảnh cụ thể của sản phẩm. Ví dụ tại CinePlex: Kiểm thử luồng chọn ghế trên Mobile App chú trọng vào độ trễ kết nối mạng di động và pin, khác biệt hoàn toàn với hệ thống Web Admin quản trị dữ liệu.</w:t>
       </w:r>
@@ -10643,6 +6146,7 @@
           <w:color w:val="auto"/>
           <w:sz w:val="24"/>
           <w:szCs w:val="21"/>
+          <w:lang w:val="vi-VN"/>
         </w:rPr>
       </w:pPr>
       <w:bookmarkStart w:id="18" w:name="_Toc230348506"/>
@@ -10652,6 +6156,7 @@
           <w:color w:val="auto"/>
           <w:sz w:val="24"/>
           <w:szCs w:val="21"/>
+          <w:lang w:val="vi-VN"/>
         </w:rPr>
         <w:t>3.2.7. Nguyên tắc 7: Absence-of-errors fallacy</w:t>
       </w:r>
@@ -10665,6 +6170,7 @@
           <w:color w:val="auto"/>
           <w:sz w:val="24"/>
           <w:szCs w:val="24"/>
+          <w:lang w:val="vi-VN"/>
         </w:rPr>
       </w:pPr>
       <w:r>
@@ -10673,6 +6179,7 @@
           <w:color w:val="auto"/>
           <w:sz w:val="24"/>
           <w:szCs w:val="24"/>
+          <w:lang w:val="vi-VN"/>
         </w:rPr>
         <w:t>Việc tìm kiếm và khắc phục hết toàn bộ lỗi vẫn không đảm bảo thành công nếu hệ thống không đáp ứng đúng kỳ vọng thực tế của khách hàng. Ví dụ tại CinePlex: Ứng dụng mua vé vận hành mượt mà không có lỗi crash, nhưng luồng thiết kế giao diện quá phức tạp khiến khách hàng không thể tìm thấy nút mua vé.</w:t>
       </w:r>
@@ -10713,6 +6220,7 @@
                 <w:color w:val="auto"/>
                 <w:sz w:val="24"/>
                 <w:szCs w:val="24"/>
+                <w:lang w:val="vi-VN"/>
               </w:rPr>
             </w:pPr>
             <w:r>
@@ -10722,6 +6230,7 @@
                 <w:color w:val="auto"/>
                 <w:sz w:val="24"/>
                 <w:szCs w:val="24"/>
+                <w:lang w:val="vi-VN"/>
               </w:rPr>
               <w:t>Nhận xét kết quả trả lời của AI:</w:t>
             </w:r>
@@ -10732,6 +6241,7 @@
                 <w:color w:val="auto"/>
                 <w:sz w:val="24"/>
                 <w:szCs w:val="24"/>
+                <w:lang w:val="vi-VN"/>
               </w:rPr>
               <w:br/>
             </w:r>
@@ -10742,6 +6252,7 @@
                 <w:color w:val="auto"/>
                 <w:sz w:val="24"/>
                 <w:szCs w:val="24"/>
+                <w:lang w:val="vi-VN"/>
               </w:rPr>
               <w:t>Nhận xét kết quả trả về của AI dựa trên 3 câu hỏi hướng dẫn phản biện:</w:t>
             </w:r>
@@ -10752,6 +6263,7 @@
                 <w:color w:val="auto"/>
                 <w:sz w:val="24"/>
                 <w:szCs w:val="24"/>
+                <w:lang w:val="vi-VN"/>
               </w:rPr>
               <w:br/>
               <w:t xml:space="preserve">• Prompt nào cho câu trả lời rõ ràng hơn? Tại sao? Prompt 3.1 và Prompt 3.3 cho kết quả sắc nét, sâu sắc và có giá trị ứng dụng cao hơn hẳn vì áp đặt ràng buộc ngữ cảnh thực tế </w:t>
@@ -10763,6 +6275,7 @@
                 <w:color w:val="auto"/>
                 <w:sz w:val="24"/>
                 <w:szCs w:val="24"/>
+                <w:lang w:val="vi-VN"/>
               </w:rPr>
               <w:lastRenderedPageBreak/>
               <w:t>(BookMyMovie/CinePlex), cắt đứt hiện tượng đưa ra lý thuyết sáo rỗng của AI.</w:t>
@@ -10774,6 +6287,7 @@
                 <w:color w:val="auto"/>
                 <w:sz w:val="24"/>
                 <w:szCs w:val="24"/>
+                <w:lang w:val="vi-VN"/>
               </w:rPr>
               <w:br/>
               <w:t>• Khi yêu cầu 'ví dụ trong dự án bán vé xem phim CinePlex' thì kết quả thay đổi thế nào so với 'ví dụ chung chung'? Kết quả thay đổi vô cùng trực quan: Từ mô tả chung chung mang tính chất biểu tượng lý thuyết chuyển dịch hoàn toàn sang kịch bản thực tế của rạp phim (luồng kết nối mạng yếu trên mobile app, giao diện admin quản trị rạp, nút mua vé), giúp báo cáo đạt độ sâu cần thiết.</w:t>
@@ -10785,6 +6299,7 @@
                 <w:color w:val="auto"/>
                 <w:sz w:val="24"/>
                 <w:szCs w:val="24"/>
+                <w:lang w:val="vi-VN"/>
               </w:rPr>
               <w:br/>
               <w:t>• Có câu trả lời nào gây hiểu nhầm không? Em đã đối chiếu với ISTQB như thế nào? Phản hồi của AI bám sát định nghĩa thuật ngữ của ISTQB Syllabus v4.0. Tuy nhiên, ở nguyên tắc Nghịch lý thuốc trừ sâu, cần lưu ý việc lặp lại các bộ test case tự động cố định (Automation Regression Suite) chính là biểu hiện rõ nét nhất của bẫy Pesticide Paradox nếu Tester không chủ động cập nhật code test kịch bản định kỳ.</w:t>
@@ -10800,6 +6315,7 @@
           <w:color w:val="auto"/>
           <w:sz w:val="24"/>
           <w:szCs w:val="24"/>
+          <w:lang w:val="vi-VN"/>
         </w:rPr>
       </w:pPr>
     </w:p>
@@ -10808,6 +6324,7 @@
         <w:pStyle w:val="Heading1"/>
         <w:rPr>
           <w:color w:val="auto"/>
+          <w:lang w:val="vi-VN"/>
         </w:rPr>
       </w:pPr>
       <w:bookmarkStart w:id="19" w:name="_Toc230348507"/>
@@ -10815,6 +6332,7 @@
         <w:rPr>
           <w:sz w:val="32"/>
           <w:szCs w:val="32"/>
+          <w:lang w:val="vi-VN"/>
         </w:rPr>
         <w:t>4. Nhiệm vụ 4: Test activities &amp; roles</w:t>
       </w:r>
@@ -10834,6 +6352,7 @@
         <w:rPr>
           <w:rFonts w:ascii="Times New Roman" w:hAnsi="Times New Roman" w:cs="Times New Roman"/>
           <w:color w:val="auto"/>
+          <w:lang w:val="vi-VN"/>
         </w:rPr>
         <w:t>4.1. Prompt</w:t>
       </w:r>
@@ -10870,16 +6389,6 @@
           <w:lang w:val="vi-VN"/>
         </w:rPr>
         <w:br/>
-      </w:r>
-      <w:r>
-        <w:rPr>
-          <w:rFonts w:cs="Times New Roman"/>
-          <w:i/>
-          <w:color w:val="auto"/>
-          <w:sz w:val="24"/>
-          <w:szCs w:val="24"/>
-          <w:lang w:val="vi-VN"/>
-        </w:rPr>
         <w:t>Hãy sử dụng văn phong kể chuyện theo ngôi thứ nhất để mô tả và lồng ghép đầy đủ 7 hoạt động chính thuộc quy trình kiểm thử test process của ISTQB: planning, monitoring &amp; control, analysis, design, implementation, execution, và completion.</w:t>
       </w:r>
       <w:r>
@@ -10901,6 +6410,7 @@
         <w:rPr>
           <w:rFonts w:ascii="Times New Roman" w:hAnsi="Times New Roman" w:cs="Times New Roman"/>
           <w:color w:val="auto"/>
+          <w:lang w:val="vi-VN"/>
         </w:rPr>
       </w:pPr>
       <w:bookmarkStart w:id="21" w:name="_Toc230348509"/>
@@ -10908,6 +6418,7 @@
         <w:rPr>
           <w:rFonts w:ascii="Times New Roman" w:hAnsi="Times New Roman" w:cs="Times New Roman"/>
           <w:color w:val="auto"/>
+          <w:lang w:val="vi-VN"/>
         </w:rPr>
         <w:t>4.2. Câu trả lời AI</w:t>
       </w:r>
@@ -10921,6 +6432,7 @@
           <w:color w:val="auto"/>
           <w:sz w:val="24"/>
           <w:szCs w:val="24"/>
+          <w:lang w:val="vi-VN"/>
         </w:rPr>
       </w:pPr>
       <w:r>
@@ -10930,6 +6442,7 @@
           <w:color w:val="auto"/>
           <w:sz w:val="24"/>
           <w:szCs w:val="24"/>
+          <w:lang w:val="vi-VN"/>
         </w:rPr>
         <w:t>1. Test Planning</w:t>
       </w:r>
@@ -10942,6 +6455,7 @@
           <w:color w:val="auto"/>
           <w:sz w:val="24"/>
           <w:szCs w:val="24"/>
+          <w:lang w:val="vi-VN"/>
         </w:rPr>
       </w:pPr>
       <w:r>
@@ -10950,6 +6464,7 @@
           <w:color w:val="auto"/>
           <w:sz w:val="24"/>
           <w:szCs w:val="24"/>
+          <w:lang w:val="vi-VN"/>
         </w:rPr>
         <w:t>Tôi thực hiện phân tích mục tiêu chất lượng hệ thống, xác định phạm vi và phân bổ nguồn lực nhân sự phù hợp cho dự án. Sản phẩm đầu ra bàn giao kỹ thuật ở giai đoạn này là tài liệu Kế hoạch kiểm thử tổng thể (Master Test Plan).</w:t>
       </w:r>
@@ -10962,6 +6477,7 @@
           <w:color w:val="auto"/>
           <w:sz w:val="24"/>
           <w:szCs w:val="24"/>
+          <w:lang w:val="vi-VN"/>
         </w:rPr>
       </w:pPr>
       <w:r>
@@ -10971,6 +6487,7 @@
           <w:color w:val="auto"/>
           <w:sz w:val="24"/>
           <w:szCs w:val="24"/>
+          <w:lang w:val="vi-VN"/>
         </w:rPr>
         <w:t>2. Test Monitoring and Control</w:t>
       </w:r>
@@ -10983,6 +6500,7 @@
           <w:color w:val="auto"/>
           <w:sz w:val="24"/>
           <w:szCs w:val="24"/>
+          <w:lang w:val="vi-VN"/>
         </w:rPr>
       </w:pPr>
       <w:r>
@@ -10991,6 +6509,7 @@
           <w:color w:val="auto"/>
           <w:sz w:val="24"/>
           <w:szCs w:val="24"/>
+          <w:lang w:val="vi-VN"/>
         </w:rPr>
         <w:t>Tôi tiến hành rà soát các chỉ số thực tế so với kế hoạch đề ra hằng ngày để kịp thời đưa ra các giải pháp điều chỉnh khi tiến độ bị chậm. Sản phẩm đầu ra kỹ thuật tương ứng là các Báo cáo tiến độ kiểm thử (Test Progress Reports).</w:t>
       </w:r>
@@ -11003,6 +6522,7 @@
           <w:color w:val="auto"/>
           <w:sz w:val="24"/>
           <w:szCs w:val="24"/>
+          <w:lang w:val="vi-VN"/>
         </w:rPr>
       </w:pPr>
       <w:r>
@@ -11012,6 +6532,7 @@
           <w:color w:val="auto"/>
           <w:sz w:val="24"/>
           <w:szCs w:val="24"/>
+          <w:lang w:val="vi-VN"/>
         </w:rPr>
         <w:lastRenderedPageBreak/>
         <w:t>3. Test Analysis</w:t>
@@ -11025,6 +6546,7 @@
           <w:color w:val="auto"/>
           <w:sz w:val="24"/>
           <w:szCs w:val="24"/>
+          <w:lang w:val="vi-VN"/>
         </w:rPr>
       </w:pPr>
       <w:r>
@@ -11033,6 +6555,7 @@
           <w:color w:val="auto"/>
           <w:sz w:val="24"/>
           <w:szCs w:val="24"/>
+          <w:lang w:val="vi-VN"/>
         </w:rPr>
         <w:t>Tôi hướng dẫn đội ngũ nghiên cứu kỹ đặc tả yêu cầu nghiệp vụ nhằm bóc tách và xác định chính xác các điều kiện, tính năng có thể kiểm thử. Sản phẩm đầu ra ở bước này là Đặc tả điều kiện kiểm thử (Test Conditions Specification).</w:t>
       </w:r>
@@ -11045,6 +6568,7 @@
           <w:color w:val="auto"/>
           <w:sz w:val="24"/>
           <w:szCs w:val="24"/>
+          <w:lang w:val="vi-VN"/>
         </w:rPr>
       </w:pPr>
       <w:r>
@@ -11054,6 +6578,7 @@
           <w:color w:val="auto"/>
           <w:sz w:val="24"/>
           <w:szCs w:val="24"/>
+          <w:lang w:val="vi-VN"/>
         </w:rPr>
         <w:t>4. Test Design</w:t>
       </w:r>
@@ -11066,6 +6591,7 @@
           <w:color w:val="auto"/>
           <w:sz w:val="24"/>
           <w:szCs w:val="24"/>
+          <w:lang w:val="vi-VN"/>
         </w:rPr>
       </w:pPr>
       <w:r>
@@ -11074,6 +6600,7 @@
           <w:color w:val="auto"/>
           <w:sz w:val="24"/>
           <w:szCs w:val="24"/>
+          <w:lang w:val="vi-VN"/>
         </w:rPr>
         <w:t>Từ các điều kiện kiểm thử đã xác định, chúng tôi áp dụng kỹ thuật thiết kế hộp đen để xây dựng các kịch bản kiểm thừ chi tiết và chuẩn bị tập dữ liệu giả lập. Sản phẩm đầu ra bàn giao là Bộ ca kiểm thử hoàn chỉnh (Test Cases Specification).</w:t>
       </w:r>
@@ -11086,6 +6613,7 @@
           <w:color w:val="auto"/>
           <w:sz w:val="24"/>
           <w:szCs w:val="24"/>
+          <w:lang w:val="vi-VN"/>
         </w:rPr>
       </w:pPr>
       <w:r>
@@ -11095,6 +6623,7 @@
           <w:color w:val="auto"/>
           <w:sz w:val="24"/>
           <w:szCs w:val="24"/>
+          <w:lang w:val="vi-VN"/>
         </w:rPr>
         <w:t>5. Test Implementation</w:t>
       </w:r>
@@ -11107,6 +6636,7 @@
           <w:color w:val="auto"/>
           <w:sz w:val="24"/>
           <w:szCs w:val="24"/>
+          <w:lang w:val="vi-VN"/>
         </w:rPr>
       </w:pPr>
       <w:r>
@@ -11115,6 +6645,7 @@
           <w:color w:val="auto"/>
           <w:sz w:val="24"/>
           <w:szCs w:val="24"/>
+          <w:lang w:val="vi-VN"/>
         </w:rPr>
         <w:t>Đội ngũ của tôi tiến hành sắp xếp các ca kiểm thử thành chuỗi chạy, chuẩn bị môi trường Staging và kiểm tra mức độ sẵn sàng thực thi. Sản phẩm đầu ra bàn giao là Chuỗi kịch bản thực thi kịch bản (Test Procedures / Test Suites).</w:t>
       </w:r>
@@ -11127,6 +6658,7 @@
           <w:color w:val="auto"/>
           <w:sz w:val="24"/>
           <w:szCs w:val="24"/>
+          <w:lang w:val="vi-VN"/>
         </w:rPr>
       </w:pPr>
       <w:r>
@@ -11136,6 +6668,7 @@
           <w:color w:val="auto"/>
           <w:sz w:val="24"/>
           <w:szCs w:val="24"/>
+          <w:lang w:val="vi-VN"/>
         </w:rPr>
         <w:t>6. Test Execution</w:t>
       </w:r>
@@ -11148,6 +6681,7 @@
           <w:color w:val="auto"/>
           <w:sz w:val="24"/>
           <w:szCs w:val="24"/>
+          <w:lang w:val="vi-VN"/>
         </w:rPr>
       </w:pPr>
       <w:r>
@@ -11156,6 +6690,7 @@
           <w:color w:val="auto"/>
           <w:sz w:val="24"/>
           <w:szCs w:val="24"/>
+          <w:lang w:val="vi-VN"/>
         </w:rPr>
         <w:t>Các kỹ sư tester thực hiện chạy các kịch bản kiểm thử trên hệ thống, ghi nhận kết quả và lập biên bản nếu phát hiện hành vi sai lệch logic. Sản phẩm đầu ra bao gồm Nhật ký kiểm thử và Báo cáo lỗi (Test Logs &amp; Defect Reports).</w:t>
       </w:r>
@@ -11168,6 +6703,7 @@
           <w:color w:val="auto"/>
           <w:sz w:val="24"/>
           <w:szCs w:val="24"/>
+          <w:lang w:val="vi-VN"/>
         </w:rPr>
       </w:pPr>
       <w:r>
@@ -11177,6 +6713,7 @@
           <w:color w:val="auto"/>
           <w:sz w:val="24"/>
           <w:szCs w:val="24"/>
+          <w:lang w:val="vi-VN"/>
         </w:rPr>
         <w:t>7. Test Completion</w:t>
       </w:r>
@@ -11189,6 +6726,7 @@
           <w:color w:val="auto"/>
           <w:sz w:val="24"/>
           <w:szCs w:val="24"/>
+          <w:lang w:val="vi-VN"/>
         </w:rPr>
       </w:pPr>
       <w:r>
@@ -11197,6 +6735,7 @@
           <w:color w:val="auto"/>
           <w:sz w:val="24"/>
           <w:szCs w:val="24"/>
+          <w:lang w:val="vi-VN"/>
         </w:rPr>
         <w:t>Khi các tiêu chí kết thúc được thỏa mãn hoàn toàn, tôi chủ trì buổi họp đúc kết kinh nghiệm, đóng các tác vụ và lưu trữ tài nguyên kiểm thử vào kho dữ liệu chung. Sản phẩm đầu ra là Báo cáo tổng kết kiểm thử (Test Summary Report).</w:t>
       </w:r>
@@ -11237,6 +6776,7 @@
                 <w:color w:val="auto"/>
                 <w:sz w:val="24"/>
                 <w:szCs w:val="24"/>
+                <w:lang w:val="vi-VN"/>
               </w:rPr>
             </w:pPr>
             <w:r>
@@ -11246,6 +6786,7 @@
                 <w:color w:val="auto"/>
                 <w:sz w:val="24"/>
                 <w:szCs w:val="24"/>
+                <w:lang w:val="vi-VN"/>
               </w:rPr>
               <w:t>Nhận xét kết quả trả lời của AI:</w:t>
             </w:r>
@@ -11256,6 +6797,7 @@
                 <w:color w:val="auto"/>
                 <w:sz w:val="24"/>
                 <w:szCs w:val="24"/>
+                <w:lang w:val="vi-VN"/>
               </w:rPr>
               <w:br/>
             </w:r>
@@ -11266,6 +6808,7 @@
                 <w:color w:val="auto"/>
                 <w:sz w:val="24"/>
                 <w:szCs w:val="24"/>
+                <w:lang w:val="vi-VN"/>
               </w:rPr>
               <w:t>Nhận xét kết quả trả về của AI:</w:t>
             </w:r>
@@ -11276,6 +6819,7 @@
                 <w:color w:val="auto"/>
                 <w:sz w:val="24"/>
                 <w:szCs w:val="24"/>
+                <w:lang w:val="vi-VN"/>
               </w:rPr>
               <w:br/>
               <w:t>Hành vi Role-play đóng vai kể chuyện theo ngôi thứ nhất biến các định nghĩa quy trình giáo trình trở nên vô cùng sống động, thực tế. Mô hình đã bóc tách thành công đầy đủ 7 hoạt động chính và gọi tên chuẩn xác các sản phẩm bàn giao Artifact/Testware tương ứng cho từng bước theo yêu cầu đề ra. Góc nhìn chỉnh lý học thuật: Theo đúng bản chất lý thuyết ISTQB CTFL v4.0, hoạt động số 2 (Monitoring &amp; Control) diễn ra liên tục, song hành và bao trùm xuyên suốt các giai đoạn còn lại chứ không nằm tuần tự độc lập.</w:t>
@@ -11291,6 +6835,7 @@
           <w:color w:val="auto"/>
           <w:sz w:val="24"/>
           <w:szCs w:val="24"/>
+          <w:lang w:val="vi-VN"/>
         </w:rPr>
       </w:pPr>
     </w:p>
@@ -11301,6 +6846,7 @@
           <w:color w:val="auto"/>
           <w:sz w:val="24"/>
           <w:szCs w:val="24"/>
+          <w:lang w:val="vi-VN"/>
         </w:rPr>
       </w:pPr>
       <w:r>
@@ -11309,6 +6855,7 @@
           <w:color w:val="auto"/>
           <w:sz w:val="24"/>
           <w:szCs w:val="24"/>
+          <w:lang w:val="vi-VN"/>
         </w:rPr>
         <w:br w:type="page"/>
       </w:r>
@@ -11327,31 +6874,17 @@
         <w:rPr>
           <w:sz w:val="32"/>
           <w:szCs w:val="32"/>
+          <w:lang w:val="vi-VN"/>
         </w:rPr>
         <w:lastRenderedPageBreak/>
-        <w:t xml:space="preserve">5. Nhiệm vụ 5: Essential skills </w:t>
-      </w:r>
-      <w:proofErr w:type="spellStart"/>
-      <w:r>
-        <w:rPr>
-          <w:sz w:val="32"/>
-          <w:szCs w:val="32"/>
-        </w:rPr>
-        <w:t>của</w:t>
-      </w:r>
-      <w:proofErr w:type="spellEnd"/>
-      <w:r>
-        <w:rPr>
-          <w:sz w:val="32"/>
-          <w:szCs w:val="32"/>
-        </w:rPr>
-        <w:t xml:space="preserve"> tester</w:t>
+        <w:t>5. Nhiệm vụ 5: Essential skills của tester</w:t>
       </w:r>
       <w:bookmarkEnd w:id="22"/>
       <w:r>
         <w:rPr>
           <w:sz w:val="32"/>
           <w:szCs w:val="32"/>
+          <w:lang w:val="vi-VN"/>
         </w:rPr>
         <w:t xml:space="preserve"> </w:t>
       </w:r>
@@ -11494,56 +7027,9 @@
         <w:rPr>
           <w:rFonts w:ascii="Times New Roman" w:hAnsi="Times New Roman" w:cs="Times New Roman"/>
           <w:color w:val="auto"/>
+          <w:lang w:val="vi-VN"/>
         </w:rPr>
-        <w:t xml:space="preserve">5.2. </w:t>
-      </w:r>
-      <w:proofErr w:type="spellStart"/>
-      <w:r>
-        <w:rPr>
-          <w:rFonts w:ascii="Times New Roman" w:hAnsi="Times New Roman" w:cs="Times New Roman"/>
-          <w:color w:val="auto"/>
-        </w:rPr>
-        <w:t>Câu</w:t>
-      </w:r>
-      <w:proofErr w:type="spellEnd"/>
-      <w:r>
-        <w:rPr>
-          <w:rFonts w:ascii="Times New Roman" w:hAnsi="Times New Roman" w:cs="Times New Roman"/>
-          <w:color w:val="auto"/>
-        </w:rPr>
-        <w:t xml:space="preserve"> </w:t>
-      </w:r>
-      <w:proofErr w:type="spellStart"/>
-      <w:r>
-        <w:rPr>
-          <w:rFonts w:ascii="Times New Roman" w:hAnsi="Times New Roman" w:cs="Times New Roman"/>
-          <w:color w:val="auto"/>
-        </w:rPr>
-        <w:t>trả</w:t>
-      </w:r>
-      <w:proofErr w:type="spellEnd"/>
-      <w:r>
-        <w:rPr>
-          <w:rFonts w:ascii="Times New Roman" w:hAnsi="Times New Roman" w:cs="Times New Roman"/>
-          <w:color w:val="auto"/>
-        </w:rPr>
-        <w:t xml:space="preserve"> </w:t>
-      </w:r>
-      <w:proofErr w:type="spellStart"/>
-      <w:r>
-        <w:rPr>
-          <w:rFonts w:ascii="Times New Roman" w:hAnsi="Times New Roman" w:cs="Times New Roman"/>
-          <w:color w:val="auto"/>
-        </w:rPr>
-        <w:t>lời</w:t>
-      </w:r>
-      <w:proofErr w:type="spellEnd"/>
-      <w:r>
-        <w:rPr>
-          <w:rFonts w:ascii="Times New Roman" w:hAnsi="Times New Roman" w:cs="Times New Roman"/>
-          <w:color w:val="auto"/>
-        </w:rPr>
-        <w:t xml:space="preserve"> AI</w:t>
+        <w:t>5.2. Câu trả lời AI</w:t>
       </w:r>
       <w:bookmarkEnd w:id="24"/>
     </w:p>
@@ -11720,6 +7206,7 @@
           <w:rFonts w:ascii="Times New Roman" w:hAnsi="Times New Roman" w:cs="Times New Roman"/>
           <w:sz w:val="32"/>
           <w:szCs w:val="32"/>
+          <w:lang w:val="vi-VN"/>
         </w:rPr>
       </w:pPr>
       <w:bookmarkStart w:id="27" w:name="_Toc230348515"/>
@@ -11728,6 +7215,7 @@
           <w:rFonts w:ascii="Times New Roman" w:hAnsi="Times New Roman" w:cs="Times New Roman"/>
           <w:sz w:val="32"/>
           <w:szCs w:val="32"/>
+          <w:lang w:val="vi-VN"/>
         </w:rPr>
         <w:t>7. Tài liệu tham khảo (References)</w:t>
       </w:r>
@@ -11743,6 +7231,7 @@
           <w:color w:val="auto"/>
           <w:sz w:val="24"/>
           <w:szCs w:val="24"/>
+          <w:lang w:val="vi-VN"/>
         </w:rPr>
       </w:pPr>
       <w:r>
@@ -11751,6 +7240,7 @@
           <w:color w:val="auto"/>
           <w:sz w:val="24"/>
           <w:szCs w:val="24"/>
+          <w:lang w:val="vi-VN"/>
         </w:rPr>
         <w:t>International Software Testing Qualifications Board (ISTQB). (2023). Certified Tester Foundation Level (CTFL) Syllabus v4.0.</w:t>
       </w:r>
@@ -11765,6 +7255,7 @@
           <w:color w:val="auto"/>
           <w:sz w:val="24"/>
           <w:szCs w:val="24"/>
+          <w:lang w:val="vi-VN"/>
         </w:rPr>
       </w:pPr>
       <w:r>
@@ -11773,6 +7264,7 @@
           <w:color w:val="auto"/>
           <w:sz w:val="24"/>
           <w:szCs w:val="24"/>
+          <w:lang w:val="vi-VN"/>
         </w:rPr>
         <w:t>Graham, D., Black, R., &amp; Veenendaal, E. V. (2019). Foundations of Software Testing: ISTQB Certification (4th ed.). Cengage Learning.</w:t>
       </w:r>
@@ -11787,6 +7279,7 @@
           <w:color w:val="auto"/>
           <w:sz w:val="24"/>
           <w:szCs w:val="24"/>
+          <w:lang w:val="vi-VN"/>
         </w:rPr>
       </w:pPr>
       <w:r>
@@ -11795,6 +7288,7 @@
           <w:color w:val="auto"/>
           <w:sz w:val="24"/>
           <w:szCs w:val="24"/>
+          <w:lang w:val="vi-VN"/>
         </w:rPr>
         <w:t>DAIR.AI. (2024). Prompt Engineering Guide: Advanced Prompting Techniques and R-C-T-F-E Framework. Retrieved from https://www.promptingguide.ai/</w:t>
       </w:r>
@@ -11809,6 +7303,7 @@
           <w:color w:val="auto"/>
           <w:sz w:val="24"/>
           <w:szCs w:val="24"/>
+          <w:lang w:val="vi-VN"/>
         </w:rPr>
       </w:pPr>
       <w:r>
@@ -11817,6 +7312,7 @@
           <w:color w:val="auto"/>
           <w:sz w:val="24"/>
           <w:szCs w:val="24"/>
+          <w:lang w:val="vi-VN"/>
         </w:rPr>
         <w:t>Bộ môn Kỹ thuật Phần mềm. (2026). Tài liệu hướng dẫn thực hành môn Kiểm thử phần mềm (SWT301). Trường Đại học FPT Đà Nẵng.</w:t>
       </w:r>
